--- a/submission/IT0049 - TFA2 - Completed Database Integration.docx
+++ b/submission/IT0049 - TFA2 - Completed Database Integration.docx
@@ -202,12 +202,6 @@
         <w:gridCol w:w="6113"/>
       </w:tblGrid>
       <w:tr>
-        <w:tblPrEx>
-          <w:tblCellMar>
-            <w:top w:w="0" w:type="dxa"/>
-            <w:bottom w:w="0" w:type="dxa"/>
-          </w:tblCellMar>
-        </w:tblPrEx>
         <w:trPr>
           <w:jc w:val="center"/>
         </w:trPr>
@@ -270,16 +264,18 @@
               </w:rPr>
               <w:t xml:space="preserve"> </w:t>
             </w:r>
+            <w:r>
+              <w:rPr>
+                <w:rFonts w:ascii="Arial" w:eastAsia="Calibri" w:hAnsi="Arial" w:cs="Arial"/>
+                <w:sz w:val="24"/>
+                <w:szCs w:val="24"/>
+              </w:rPr>
+              <w:t>Angelo Kacey N. Pineda</w:t>
+            </w:r>
           </w:p>
         </w:tc>
       </w:tr>
       <w:tr>
-        <w:tblPrEx>
-          <w:tblCellMar>
-            <w:top w:w="0" w:type="dxa"/>
-            <w:bottom w:w="0" w:type="dxa"/>
-          </w:tblCellMar>
-        </w:tblPrEx>
         <w:trPr>
           <w:jc w:val="center"/>
         </w:trPr>
@@ -348,12 +344,6 @@
               <w:gridCol w:w="2369"/>
             </w:tblGrid>
             <w:tr>
-              <w:tblPrEx>
-                <w:tblCellMar>
-                  <w:top w:w="0" w:type="dxa"/>
-                  <w:bottom w:w="0" w:type="dxa"/>
-                </w:tblCellMar>
-              </w:tblPrEx>
               <w:tc>
                 <w:tcPr>
                   <w:tcW w:w="3000" w:type="pct"/>
@@ -418,12 +408,6 @@
               </w:tc>
             </w:tr>
             <w:tr>
-              <w:tblPrEx>
-                <w:tblCellMar>
-                  <w:top w:w="0" w:type="dxa"/>
-                  <w:bottom w:w="0" w:type="dxa"/>
-                </w:tblCellMar>
-              </w:tblPrEx>
               <w:tc>
                 <w:tcPr>
                   <w:tcW w:w="100" w:type="dxa"/>
@@ -484,12 +468,6 @@
               </w:tc>
             </w:tr>
             <w:tr>
-              <w:tblPrEx>
-                <w:tblCellMar>
-                  <w:top w:w="0" w:type="dxa"/>
-                  <w:bottom w:w="0" w:type="dxa"/>
-                </w:tblCellMar>
-              </w:tblPrEx>
               <w:tc>
                 <w:tcPr>
                   <w:tcW w:w="100" w:type="dxa"/>
@@ -550,12 +528,6 @@
               </w:tc>
             </w:tr>
             <w:tr>
-              <w:tblPrEx>
-                <w:tblCellMar>
-                  <w:top w:w="0" w:type="dxa"/>
-                  <w:bottom w:w="0" w:type="dxa"/>
-                </w:tblCellMar>
-              </w:tblPrEx>
               <w:tc>
                 <w:tcPr>
                   <w:tcW w:w="100" w:type="dxa"/>
@@ -616,12 +588,6 @@
               </w:tc>
             </w:tr>
             <w:tr>
-              <w:tblPrEx>
-                <w:tblCellMar>
-                  <w:top w:w="0" w:type="dxa"/>
-                  <w:bottom w:w="0" w:type="dxa"/>
-                </w:tblCellMar>
-              </w:tblPrEx>
               <w:tc>
                 <w:tcPr>
                   <w:tcW w:w="100" w:type="dxa"/>
@@ -694,12 +660,6 @@
         </w:tc>
       </w:tr>
       <w:tr>
-        <w:tblPrEx>
-          <w:tblCellMar>
-            <w:top w:w="0" w:type="dxa"/>
-            <w:bottom w:w="0" w:type="dxa"/>
-          </w:tblCellMar>
-        </w:tblPrEx>
         <w:trPr>
           <w:jc w:val="center"/>
         </w:trPr>
@@ -762,16 +722,18 @@
               </w:rPr>
               <w:t xml:space="preserve"> </w:t>
             </w:r>
+            <w:r>
+              <w:rPr>
+                <w:rFonts w:ascii="Arial" w:eastAsia="Calibri" w:hAnsi="Arial" w:cs="Arial"/>
+                <w:sz w:val="24"/>
+                <w:szCs w:val="24"/>
+              </w:rPr>
+              <w:t>TW33</w:t>
+            </w:r>
           </w:p>
         </w:tc>
       </w:tr>
       <w:tr>
-        <w:tblPrEx>
-          <w:tblCellMar>
-            <w:top w:w="0" w:type="dxa"/>
-            <w:bottom w:w="0" w:type="dxa"/>
-          </w:tblCellMar>
-        </w:tblPrEx>
         <w:trPr>
           <w:jc w:val="center"/>
         </w:trPr>
@@ -833,6 +795,14 @@
                 <w:szCs w:val="24"/>
               </w:rPr>
               <w:t xml:space="preserve"> </w:t>
+            </w:r>
+            <w:r>
+              <w:rPr>
+                <w:rFonts w:ascii="Arial" w:eastAsia="Calibri" w:hAnsi="Arial" w:cs="Arial"/>
+                <w:sz w:val="24"/>
+                <w:szCs w:val="24"/>
+              </w:rPr>
+              <w:t>Sir Von</w:t>
             </w:r>
           </w:p>
         </w:tc>
@@ -1241,12 +1211,6 @@
         <w:gridCol w:w="6185"/>
       </w:tblGrid>
       <w:tr>
-        <w:tblPrEx>
-          <w:tblCellMar>
-            <w:top w:w="0" w:type="dxa"/>
-            <w:bottom w:w="0" w:type="dxa"/>
-          </w:tblCellMar>
-        </w:tblPrEx>
         <w:trPr>
           <w:tblHeader/>
           <w:jc w:val="center"/>
@@ -1317,12 +1281,6 @@
         </w:tc>
       </w:tr>
       <w:tr>
-        <w:tblPrEx>
-          <w:tblCellMar>
-            <w:top w:w="0" w:type="dxa"/>
-            <w:bottom w:w="0" w:type="dxa"/>
-          </w:tblCellMar>
-        </w:tblPrEx>
         <w:trPr>
           <w:jc w:val="center"/>
         </w:trPr>
@@ -1388,12 +1346,6 @@
         </w:tc>
       </w:tr>
       <w:tr>
-        <w:tblPrEx>
-          <w:tblCellMar>
-            <w:top w:w="0" w:type="dxa"/>
-            <w:bottom w:w="0" w:type="dxa"/>
-          </w:tblCellMar>
-        </w:tblPrEx>
         <w:trPr>
           <w:jc w:val="center"/>
         </w:trPr>
@@ -1459,12 +1411,6 @@
         </w:tc>
       </w:tr>
       <w:tr>
-        <w:tblPrEx>
-          <w:tblCellMar>
-            <w:top w:w="0" w:type="dxa"/>
-            <w:bottom w:w="0" w:type="dxa"/>
-          </w:tblCellMar>
-        </w:tblPrEx>
         <w:trPr>
           <w:jc w:val="center"/>
         </w:trPr>
@@ -1539,12 +1485,6 @@
         </w:tc>
       </w:tr>
       <w:tr>
-        <w:tblPrEx>
-          <w:tblCellMar>
-            <w:top w:w="0" w:type="dxa"/>
-            <w:bottom w:w="0" w:type="dxa"/>
-          </w:tblCellMar>
-        </w:tblPrEx>
         <w:trPr>
           <w:jc w:val="center"/>
         </w:trPr>
@@ -2557,7 +2497,6 @@
       <w:pPr>
         <w:pStyle w:val="Title"/>
         <w:spacing w:after="160"/>
-        <w:jc w:val="left"/>
       </w:pPr>
       <w:r>
         <w:rPr>
@@ -2566,6 +2505,7 @@
           <w:color w:val="000000"/>
           <w:sz w:val="44"/>
         </w:rPr>
+        <w:lastRenderedPageBreak/>
         <w:t>Database Integration Implementation</w:t>
       </w:r>
     </w:p>
@@ -2590,7 +2530,6 @@
       <w:r>
         <w:rPr>
           <w:rFonts w:ascii="Arial" w:hAnsi="Arial"/>
-          <w:b w:val="0"/>
           <w:color w:val="000000"/>
           <w:sz w:val="21"/>
         </w:rPr>
@@ -2613,7 +2552,6 @@
       <w:r>
         <w:rPr>
           <w:rFonts w:ascii="Arial" w:hAnsi="Arial"/>
-          <w:b w:val="0"/>
           <w:color w:val="000000"/>
           <w:sz w:val="21"/>
         </w:rPr>
@@ -2643,7 +2581,6 @@
       <w:r>
         <w:rPr>
           <w:rFonts w:ascii="Arial" w:hAnsi="Arial"/>
-          <w:b w:val="0"/>
           <w:color w:val="000000"/>
           <w:sz w:val="21"/>
         </w:rPr>
@@ -2668,10 +2605,8 @@
     </w:p>
     <w:tbl>
       <w:tblPr>
-        <w:tblW w:type="auto" w:w="0"/>
+        <w:tblW w:w="0" w:type="auto"/>
         <w:jc w:val="center"/>
-        <w:tblLayout w:type="fixed"/>
-        <w:tblLook w:firstColumn="1" w:firstRow="1" w:lastColumn="0" w:lastRow="0" w:noHBand="0" w:noVBand="1" w:val="04A0"/>
         <w:tblBorders>
           <w:top w:val="single" w:sz="6" w:space="0" w:color="D9D9D9"/>
           <w:left w:val="single" w:sz="6" w:space="0" w:color="D9D9D9"/>
@@ -2680,31 +2615,33 @@
           <w:insideH w:val="single" w:sz="6" w:space="0" w:color="D9D9D9"/>
           <w:insideV w:val="single" w:sz="6" w:space="0" w:color="D9D9D9"/>
         </w:tblBorders>
+        <w:tblLayout w:type="fixed"/>
+        <w:tblLook w:val="04A0" w:firstRow="1" w:lastRow="0" w:firstColumn="1" w:lastColumn="0" w:noHBand="0" w:noVBand="1"/>
       </w:tblPr>
       <w:tblGrid>
-        <w:gridCol w:w="3120"/>
-        <w:gridCol w:w="3120"/>
-        <w:gridCol w:w="3120"/>
+        <w:gridCol w:w="2088"/>
+        <w:gridCol w:w="2088"/>
+        <w:gridCol w:w="5544"/>
       </w:tblGrid>
       <w:tr>
         <w:trPr>
-          <w:tblHeader w:val="true"/>
+          <w:tblHeader/>
+          <w:jc w:val="center"/>
         </w:trPr>
         <w:tc>
           <w:tcPr>
-            <w:tcW w:type="dxa" w:w="2088"/>
-            <w:shd w:fill="19324D"/>
-            <w:tcMar>
-              <w:top w:w="60" w:type="dxa"/>
-              <w:start w:w="110" w:type="dxa"/>
-              <w:bottom w:w="60" w:type="dxa"/>
-              <w:end w:w="110" w:type="dxa"/>
+            <w:tcW w:w="2088" w:type="dxa"/>
+            <w:shd w:val="clear" w:color="auto" w:fill="19324D"/>
+            <w:tcMar>
+              <w:top w:w="60" w:type="dxa"/>
+              <w:left w:w="110" w:type="dxa"/>
+              <w:bottom w:w="60" w:type="dxa"/>
+              <w:right w:w="110" w:type="dxa"/>
             </w:tcMar>
             <w:vAlign w:val="center"/>
           </w:tcPr>
           <w:p>
             <w:pPr>
-              <w:spacing w:after="0"/>
               <w:jc w:val="center"/>
             </w:pPr>
             <w:r>
@@ -2720,19 +2657,18 @@
         </w:tc>
         <w:tc>
           <w:tcPr>
-            <w:tcW w:type="dxa" w:w="2088"/>
-            <w:shd w:fill="19324D"/>
-            <w:tcMar>
-              <w:top w:w="60" w:type="dxa"/>
-              <w:start w:w="110" w:type="dxa"/>
-              <w:bottom w:w="60" w:type="dxa"/>
-              <w:end w:w="110" w:type="dxa"/>
+            <w:tcW w:w="2088" w:type="dxa"/>
+            <w:shd w:val="clear" w:color="auto" w:fill="19324D"/>
+            <w:tcMar>
+              <w:top w:w="60" w:type="dxa"/>
+              <w:left w:w="110" w:type="dxa"/>
+              <w:bottom w:w="60" w:type="dxa"/>
+              <w:right w:w="110" w:type="dxa"/>
             </w:tcMar>
             <w:vAlign w:val="center"/>
           </w:tcPr>
           <w:p>
             <w:pPr>
-              <w:spacing w:after="0"/>
               <w:jc w:val="center"/>
             </w:pPr>
             <w:r>
@@ -2748,19 +2684,18 @@
         </w:tc>
         <w:tc>
           <w:tcPr>
-            <w:tcW w:type="dxa" w:w="5544"/>
-            <w:shd w:fill="19324D"/>
-            <w:tcMar>
-              <w:top w:w="60" w:type="dxa"/>
-              <w:start w:w="110" w:type="dxa"/>
-              <w:bottom w:w="60" w:type="dxa"/>
-              <w:end w:w="110" w:type="dxa"/>
+            <w:tcW w:w="5544" w:type="dxa"/>
+            <w:shd w:val="clear" w:color="auto" w:fill="19324D"/>
+            <w:tcMar>
+              <w:top w:w="60" w:type="dxa"/>
+              <w:left w:w="110" w:type="dxa"/>
+              <w:bottom w:w="60" w:type="dxa"/>
+              <w:right w:w="110" w:type="dxa"/>
             </w:tcMar>
             <w:vAlign w:val="center"/>
           </w:tcPr>
           <w:p>
             <w:pPr>
-              <w:spacing w:after="0"/>
               <w:jc w:val="center"/>
             </w:pPr>
             <w:r>
@@ -2776,26 +2711,27 @@
         </w:tc>
       </w:tr>
       <w:tr>
-        <w:tc>
-          <w:tcPr>
-            <w:tcW w:type="dxa" w:w="2088"/>
-            <w:tcMar>
-              <w:top w:w="60" w:type="dxa"/>
-              <w:start w:w="110" w:type="dxa"/>
-              <w:bottom w:w="60" w:type="dxa"/>
-              <w:end w:w="110" w:type="dxa"/>
+        <w:trPr>
+          <w:jc w:val="center"/>
+        </w:trPr>
+        <w:tc>
+          <w:tcPr>
+            <w:tcW w:w="2088" w:type="dxa"/>
+            <w:tcMar>
+              <w:top w:w="60" w:type="dxa"/>
+              <w:left w:w="110" w:type="dxa"/>
+              <w:bottom w:w="60" w:type="dxa"/>
+              <w:right w:w="110" w:type="dxa"/>
             </w:tcMar>
             <w:vAlign w:val="center"/>
           </w:tcPr>
           <w:p>
             <w:pPr>
-              <w:spacing w:after="0"/>
               <w:jc w:val="center"/>
             </w:pPr>
             <w:r>
               <w:rPr>
                 <w:rFonts w:ascii="Arial" w:hAnsi="Arial"/>
-                <w:b w:val="0"/>
                 <w:color w:val="000000"/>
                 <w:sz w:val="18"/>
               </w:rPr>
@@ -2805,24 +2741,19 @@
         </w:tc>
         <w:tc>
           <w:tcPr>
-            <w:tcW w:type="dxa" w:w="2088"/>
-            <w:tcMar>
-              <w:top w:w="60" w:type="dxa"/>
-              <w:start w:w="110" w:type="dxa"/>
-              <w:bottom w:w="60" w:type="dxa"/>
-              <w:end w:w="110" w:type="dxa"/>
-            </w:tcMar>
-            <w:vAlign w:val="center"/>
-          </w:tcPr>
-          <w:p>
-            <w:pPr>
-              <w:spacing w:after="0"/>
-              <w:jc w:val="left"/>
-            </w:pPr>
-            <w:r>
-              <w:rPr>
-                <w:rFonts w:ascii="Arial" w:hAnsi="Arial"/>
-                <w:b w:val="0"/>
+            <w:tcW w:w="2088" w:type="dxa"/>
+            <w:tcMar>
+              <w:top w:w="60" w:type="dxa"/>
+              <w:left w:w="110" w:type="dxa"/>
+              <w:bottom w:w="60" w:type="dxa"/>
+              <w:right w:w="110" w:type="dxa"/>
+            </w:tcMar>
+            <w:vAlign w:val="center"/>
+          </w:tcPr>
+          <w:p>
+            <w:r>
+              <w:rPr>
+                <w:rFonts w:ascii="Arial" w:hAnsi="Arial"/>
                 <w:color w:val="000000"/>
                 <w:sz w:val="18"/>
               </w:rPr>
@@ -2832,24 +2763,19 @@
         </w:tc>
         <w:tc>
           <w:tcPr>
-            <w:tcW w:type="dxa" w:w="5544"/>
-            <w:tcMar>
-              <w:top w:w="60" w:type="dxa"/>
-              <w:start w:w="110" w:type="dxa"/>
-              <w:bottom w:w="60" w:type="dxa"/>
-              <w:end w:w="110" w:type="dxa"/>
-            </w:tcMar>
-            <w:vAlign w:val="center"/>
-          </w:tcPr>
-          <w:p>
-            <w:pPr>
-              <w:spacing w:after="0"/>
-              <w:jc w:val="left"/>
-            </w:pPr>
-            <w:r>
-              <w:rPr>
-                <w:rFonts w:ascii="Arial" w:hAnsi="Arial"/>
-                <w:b w:val="0"/>
+            <w:tcW w:w="5544" w:type="dxa"/>
+            <w:tcMar>
+              <w:top w:w="60" w:type="dxa"/>
+              <w:left w:w="110" w:type="dxa"/>
+              <w:bottom w:w="60" w:type="dxa"/>
+              <w:right w:w="110" w:type="dxa"/>
+            </w:tcMar>
+            <w:vAlign w:val="center"/>
+          </w:tcPr>
+          <w:p>
+            <w:r>
+              <w:rPr>
+                <w:rFonts w:ascii="Arial" w:hAnsi="Arial"/>
                 <w:color w:val="000000"/>
                 <w:sz w:val="18"/>
               </w:rPr>
@@ -2859,27 +2785,28 @@
         </w:tc>
       </w:tr>
       <w:tr>
-        <w:tc>
-          <w:tcPr>
-            <w:tcW w:type="dxa" w:w="2088"/>
-            <w:shd w:fill="F6F8FA"/>
-            <w:tcMar>
-              <w:top w:w="60" w:type="dxa"/>
-              <w:start w:w="110" w:type="dxa"/>
-              <w:bottom w:w="60" w:type="dxa"/>
-              <w:end w:w="110" w:type="dxa"/>
+        <w:trPr>
+          <w:jc w:val="center"/>
+        </w:trPr>
+        <w:tc>
+          <w:tcPr>
+            <w:tcW w:w="2088" w:type="dxa"/>
+            <w:shd w:val="clear" w:color="auto" w:fill="F6F8FA"/>
+            <w:tcMar>
+              <w:top w:w="60" w:type="dxa"/>
+              <w:left w:w="110" w:type="dxa"/>
+              <w:bottom w:w="60" w:type="dxa"/>
+              <w:right w:w="110" w:type="dxa"/>
             </w:tcMar>
             <w:vAlign w:val="center"/>
           </w:tcPr>
           <w:p>
             <w:pPr>
-              <w:spacing w:after="0"/>
               <w:jc w:val="center"/>
             </w:pPr>
             <w:r>
               <w:rPr>
                 <w:rFonts w:ascii="Arial" w:hAnsi="Arial"/>
-                <w:b w:val="0"/>
                 <w:color w:val="000000"/>
                 <w:sz w:val="18"/>
               </w:rPr>
@@ -2889,25 +2816,20 @@
         </w:tc>
         <w:tc>
           <w:tcPr>
-            <w:tcW w:type="dxa" w:w="2088"/>
-            <w:shd w:fill="F6F8FA"/>
-            <w:tcMar>
-              <w:top w:w="60" w:type="dxa"/>
-              <w:start w:w="110" w:type="dxa"/>
-              <w:bottom w:w="60" w:type="dxa"/>
-              <w:end w:w="110" w:type="dxa"/>
-            </w:tcMar>
-            <w:vAlign w:val="center"/>
-          </w:tcPr>
-          <w:p>
-            <w:pPr>
-              <w:spacing w:after="0"/>
-              <w:jc w:val="left"/>
-            </w:pPr>
-            <w:r>
-              <w:rPr>
-                <w:rFonts w:ascii="Arial" w:hAnsi="Arial"/>
-                <w:b w:val="0"/>
+            <w:tcW w:w="2088" w:type="dxa"/>
+            <w:shd w:val="clear" w:color="auto" w:fill="F6F8FA"/>
+            <w:tcMar>
+              <w:top w:w="60" w:type="dxa"/>
+              <w:left w:w="110" w:type="dxa"/>
+              <w:bottom w:w="60" w:type="dxa"/>
+              <w:right w:w="110" w:type="dxa"/>
+            </w:tcMar>
+            <w:vAlign w:val="center"/>
+          </w:tcPr>
+          <w:p>
+            <w:r>
+              <w:rPr>
+                <w:rFonts w:ascii="Arial" w:hAnsi="Arial"/>
                 <w:color w:val="000000"/>
                 <w:sz w:val="18"/>
               </w:rPr>
@@ -2917,25 +2839,20 @@
         </w:tc>
         <w:tc>
           <w:tcPr>
-            <w:tcW w:type="dxa" w:w="5544"/>
-            <w:shd w:fill="F6F8FA"/>
-            <w:tcMar>
-              <w:top w:w="60" w:type="dxa"/>
-              <w:start w:w="110" w:type="dxa"/>
-              <w:bottom w:w="60" w:type="dxa"/>
-              <w:end w:w="110" w:type="dxa"/>
-            </w:tcMar>
-            <w:vAlign w:val="center"/>
-          </w:tcPr>
-          <w:p>
-            <w:pPr>
-              <w:spacing w:after="0"/>
-              <w:jc w:val="left"/>
-            </w:pPr>
-            <w:r>
-              <w:rPr>
-                <w:rFonts w:ascii="Arial" w:hAnsi="Arial"/>
-                <w:b w:val="0"/>
+            <w:tcW w:w="5544" w:type="dxa"/>
+            <w:shd w:val="clear" w:color="auto" w:fill="F6F8FA"/>
+            <w:tcMar>
+              <w:top w:w="60" w:type="dxa"/>
+              <w:left w:w="110" w:type="dxa"/>
+              <w:bottom w:w="60" w:type="dxa"/>
+              <w:right w:w="110" w:type="dxa"/>
+            </w:tcMar>
+            <w:vAlign w:val="center"/>
+          </w:tcPr>
+          <w:p>
+            <w:r>
+              <w:rPr>
+                <w:rFonts w:ascii="Arial" w:hAnsi="Arial"/>
                 <w:color w:val="000000"/>
                 <w:sz w:val="18"/>
               </w:rPr>
@@ -2945,26 +2862,27 @@
         </w:tc>
       </w:tr>
       <w:tr>
-        <w:tc>
-          <w:tcPr>
-            <w:tcW w:type="dxa" w:w="2088"/>
-            <w:tcMar>
-              <w:top w:w="60" w:type="dxa"/>
-              <w:start w:w="110" w:type="dxa"/>
-              <w:bottom w:w="60" w:type="dxa"/>
-              <w:end w:w="110" w:type="dxa"/>
+        <w:trPr>
+          <w:jc w:val="center"/>
+        </w:trPr>
+        <w:tc>
+          <w:tcPr>
+            <w:tcW w:w="2088" w:type="dxa"/>
+            <w:tcMar>
+              <w:top w:w="60" w:type="dxa"/>
+              <w:left w:w="110" w:type="dxa"/>
+              <w:bottom w:w="60" w:type="dxa"/>
+              <w:right w:w="110" w:type="dxa"/>
             </w:tcMar>
             <w:vAlign w:val="center"/>
           </w:tcPr>
           <w:p>
             <w:pPr>
-              <w:spacing w:after="0"/>
               <w:jc w:val="center"/>
             </w:pPr>
             <w:r>
               <w:rPr>
                 <w:rFonts w:ascii="Arial" w:hAnsi="Arial"/>
-                <w:b w:val="0"/>
                 <w:color w:val="000000"/>
                 <w:sz w:val="18"/>
               </w:rPr>
@@ -2974,24 +2892,19 @@
         </w:tc>
         <w:tc>
           <w:tcPr>
-            <w:tcW w:type="dxa" w:w="2088"/>
-            <w:tcMar>
-              <w:top w:w="60" w:type="dxa"/>
-              <w:start w:w="110" w:type="dxa"/>
-              <w:bottom w:w="60" w:type="dxa"/>
-              <w:end w:w="110" w:type="dxa"/>
-            </w:tcMar>
-            <w:vAlign w:val="center"/>
-          </w:tcPr>
-          <w:p>
-            <w:pPr>
-              <w:spacing w:after="0"/>
-              <w:jc w:val="left"/>
-            </w:pPr>
-            <w:r>
-              <w:rPr>
-                <w:rFonts w:ascii="Arial" w:hAnsi="Arial"/>
-                <w:b w:val="0"/>
+            <w:tcW w:w="2088" w:type="dxa"/>
+            <w:tcMar>
+              <w:top w:w="60" w:type="dxa"/>
+              <w:left w:w="110" w:type="dxa"/>
+              <w:bottom w:w="60" w:type="dxa"/>
+              <w:right w:w="110" w:type="dxa"/>
+            </w:tcMar>
+            <w:vAlign w:val="center"/>
+          </w:tcPr>
+          <w:p>
+            <w:r>
+              <w:rPr>
+                <w:rFonts w:ascii="Arial" w:hAnsi="Arial"/>
                 <w:color w:val="000000"/>
                 <w:sz w:val="18"/>
               </w:rPr>
@@ -3001,24 +2914,19 @@
         </w:tc>
         <w:tc>
           <w:tcPr>
-            <w:tcW w:type="dxa" w:w="5544"/>
-            <w:tcMar>
-              <w:top w:w="60" w:type="dxa"/>
-              <w:start w:w="110" w:type="dxa"/>
-              <w:bottom w:w="60" w:type="dxa"/>
-              <w:end w:w="110" w:type="dxa"/>
-            </w:tcMar>
-            <w:vAlign w:val="center"/>
-          </w:tcPr>
-          <w:p>
-            <w:pPr>
-              <w:spacing w:after="0"/>
-              <w:jc w:val="left"/>
-            </w:pPr>
-            <w:r>
-              <w:rPr>
-                <w:rFonts w:ascii="Arial" w:hAnsi="Arial"/>
-                <w:b w:val="0"/>
+            <w:tcW w:w="5544" w:type="dxa"/>
+            <w:tcMar>
+              <w:top w:w="60" w:type="dxa"/>
+              <w:left w:w="110" w:type="dxa"/>
+              <w:bottom w:w="60" w:type="dxa"/>
+              <w:right w:w="110" w:type="dxa"/>
+            </w:tcMar>
+            <w:vAlign w:val="center"/>
+          </w:tcPr>
+          <w:p>
+            <w:r>
+              <w:rPr>
+                <w:rFonts w:ascii="Arial" w:hAnsi="Arial"/>
                 <w:color w:val="000000"/>
                 <w:sz w:val="18"/>
               </w:rPr>
@@ -3028,27 +2936,28 @@
         </w:tc>
       </w:tr>
       <w:tr>
-        <w:tc>
-          <w:tcPr>
-            <w:tcW w:type="dxa" w:w="2088"/>
-            <w:shd w:fill="F6F8FA"/>
-            <w:tcMar>
-              <w:top w:w="60" w:type="dxa"/>
-              <w:start w:w="110" w:type="dxa"/>
-              <w:bottom w:w="60" w:type="dxa"/>
-              <w:end w:w="110" w:type="dxa"/>
+        <w:trPr>
+          <w:jc w:val="center"/>
+        </w:trPr>
+        <w:tc>
+          <w:tcPr>
+            <w:tcW w:w="2088" w:type="dxa"/>
+            <w:shd w:val="clear" w:color="auto" w:fill="F6F8FA"/>
+            <w:tcMar>
+              <w:top w:w="60" w:type="dxa"/>
+              <w:left w:w="110" w:type="dxa"/>
+              <w:bottom w:w="60" w:type="dxa"/>
+              <w:right w:w="110" w:type="dxa"/>
             </w:tcMar>
             <w:vAlign w:val="center"/>
           </w:tcPr>
           <w:p>
             <w:pPr>
-              <w:spacing w:after="0"/>
               <w:jc w:val="center"/>
             </w:pPr>
             <w:r>
               <w:rPr>
                 <w:rFonts w:ascii="Arial" w:hAnsi="Arial"/>
-                <w:b w:val="0"/>
                 <w:color w:val="000000"/>
                 <w:sz w:val="18"/>
               </w:rPr>
@@ -3058,25 +2967,20 @@
         </w:tc>
         <w:tc>
           <w:tcPr>
-            <w:tcW w:type="dxa" w:w="2088"/>
-            <w:shd w:fill="F6F8FA"/>
-            <w:tcMar>
-              <w:top w:w="60" w:type="dxa"/>
-              <w:start w:w="110" w:type="dxa"/>
-              <w:bottom w:w="60" w:type="dxa"/>
-              <w:end w:w="110" w:type="dxa"/>
-            </w:tcMar>
-            <w:vAlign w:val="center"/>
-          </w:tcPr>
-          <w:p>
-            <w:pPr>
-              <w:spacing w:after="0"/>
-              <w:jc w:val="left"/>
-            </w:pPr>
-            <w:r>
-              <w:rPr>
-                <w:rFonts w:ascii="Arial" w:hAnsi="Arial"/>
-                <w:b w:val="0"/>
+            <w:tcW w:w="2088" w:type="dxa"/>
+            <w:shd w:val="clear" w:color="auto" w:fill="F6F8FA"/>
+            <w:tcMar>
+              <w:top w:w="60" w:type="dxa"/>
+              <w:left w:w="110" w:type="dxa"/>
+              <w:bottom w:w="60" w:type="dxa"/>
+              <w:right w:w="110" w:type="dxa"/>
+            </w:tcMar>
+            <w:vAlign w:val="center"/>
+          </w:tcPr>
+          <w:p>
+            <w:r>
+              <w:rPr>
+                <w:rFonts w:ascii="Arial" w:hAnsi="Arial"/>
                 <w:color w:val="000000"/>
                 <w:sz w:val="18"/>
               </w:rPr>
@@ -3086,25 +2990,20 @@
         </w:tc>
         <w:tc>
           <w:tcPr>
-            <w:tcW w:type="dxa" w:w="5544"/>
-            <w:shd w:fill="F6F8FA"/>
-            <w:tcMar>
-              <w:top w:w="60" w:type="dxa"/>
-              <w:start w:w="110" w:type="dxa"/>
-              <w:bottom w:w="60" w:type="dxa"/>
-              <w:end w:w="110" w:type="dxa"/>
-            </w:tcMar>
-            <w:vAlign w:val="center"/>
-          </w:tcPr>
-          <w:p>
-            <w:pPr>
-              <w:spacing w:after="0"/>
-              <w:jc w:val="left"/>
-            </w:pPr>
-            <w:r>
-              <w:rPr>
-                <w:rFonts w:ascii="Arial" w:hAnsi="Arial"/>
-                <w:b w:val="0"/>
+            <w:tcW w:w="5544" w:type="dxa"/>
+            <w:shd w:val="clear" w:color="auto" w:fill="F6F8FA"/>
+            <w:tcMar>
+              <w:top w:w="60" w:type="dxa"/>
+              <w:left w:w="110" w:type="dxa"/>
+              <w:bottom w:w="60" w:type="dxa"/>
+              <w:right w:w="110" w:type="dxa"/>
+            </w:tcMar>
+            <w:vAlign w:val="center"/>
+          </w:tcPr>
+          <w:p>
+            <w:r>
+              <w:rPr>
+                <w:rFonts w:ascii="Arial" w:hAnsi="Arial"/>
                 <w:color w:val="000000"/>
                 <w:sz w:val="18"/>
               </w:rPr>
@@ -3114,26 +3013,27 @@
         </w:tc>
       </w:tr>
       <w:tr>
-        <w:tc>
-          <w:tcPr>
-            <w:tcW w:type="dxa" w:w="2088"/>
-            <w:tcMar>
-              <w:top w:w="60" w:type="dxa"/>
-              <w:start w:w="110" w:type="dxa"/>
-              <w:bottom w:w="60" w:type="dxa"/>
-              <w:end w:w="110" w:type="dxa"/>
+        <w:trPr>
+          <w:jc w:val="center"/>
+        </w:trPr>
+        <w:tc>
+          <w:tcPr>
+            <w:tcW w:w="2088" w:type="dxa"/>
+            <w:tcMar>
+              <w:top w:w="60" w:type="dxa"/>
+              <w:left w:w="110" w:type="dxa"/>
+              <w:bottom w:w="60" w:type="dxa"/>
+              <w:right w:w="110" w:type="dxa"/>
             </w:tcMar>
             <w:vAlign w:val="center"/>
           </w:tcPr>
           <w:p>
             <w:pPr>
-              <w:spacing w:after="0"/>
               <w:jc w:val="center"/>
             </w:pPr>
             <w:r>
               <w:rPr>
                 <w:rFonts w:ascii="Arial" w:hAnsi="Arial"/>
-                <w:b w:val="0"/>
                 <w:color w:val="000000"/>
                 <w:sz w:val="18"/>
               </w:rPr>
@@ -3143,24 +3043,19 @@
         </w:tc>
         <w:tc>
           <w:tcPr>
-            <w:tcW w:type="dxa" w:w="2088"/>
-            <w:tcMar>
-              <w:top w:w="60" w:type="dxa"/>
-              <w:start w:w="110" w:type="dxa"/>
-              <w:bottom w:w="60" w:type="dxa"/>
-              <w:end w:w="110" w:type="dxa"/>
-            </w:tcMar>
-            <w:vAlign w:val="center"/>
-          </w:tcPr>
-          <w:p>
-            <w:pPr>
-              <w:spacing w:after="0"/>
-              <w:jc w:val="left"/>
-            </w:pPr>
-            <w:r>
-              <w:rPr>
-                <w:rFonts w:ascii="Arial" w:hAnsi="Arial"/>
-                <w:b w:val="0"/>
+            <w:tcW w:w="2088" w:type="dxa"/>
+            <w:tcMar>
+              <w:top w:w="60" w:type="dxa"/>
+              <w:left w:w="110" w:type="dxa"/>
+              <w:bottom w:w="60" w:type="dxa"/>
+              <w:right w:w="110" w:type="dxa"/>
+            </w:tcMar>
+            <w:vAlign w:val="center"/>
+          </w:tcPr>
+          <w:p>
+            <w:r>
+              <w:rPr>
+                <w:rFonts w:ascii="Arial" w:hAnsi="Arial"/>
                 <w:color w:val="000000"/>
                 <w:sz w:val="18"/>
               </w:rPr>
@@ -3170,24 +3065,19 @@
         </w:tc>
         <w:tc>
           <w:tcPr>
-            <w:tcW w:type="dxa" w:w="5544"/>
-            <w:tcMar>
-              <w:top w:w="60" w:type="dxa"/>
-              <w:start w:w="110" w:type="dxa"/>
-              <w:bottom w:w="60" w:type="dxa"/>
-              <w:end w:w="110" w:type="dxa"/>
-            </w:tcMar>
-            <w:vAlign w:val="center"/>
-          </w:tcPr>
-          <w:p>
-            <w:pPr>
-              <w:spacing w:after="0"/>
-              <w:jc w:val="left"/>
-            </w:pPr>
-            <w:r>
-              <w:rPr>
-                <w:rFonts w:ascii="Arial" w:hAnsi="Arial"/>
-                <w:b w:val="0"/>
+            <w:tcW w:w="5544" w:type="dxa"/>
+            <w:tcMar>
+              <w:top w:w="60" w:type="dxa"/>
+              <w:left w:w="110" w:type="dxa"/>
+              <w:bottom w:w="60" w:type="dxa"/>
+              <w:right w:w="110" w:type="dxa"/>
+            </w:tcMar>
+            <w:vAlign w:val="center"/>
+          </w:tcPr>
+          <w:p>
+            <w:r>
+              <w:rPr>
+                <w:rFonts w:ascii="Arial" w:hAnsi="Arial"/>
                 <w:color w:val="000000"/>
                 <w:sz w:val="18"/>
               </w:rPr>
@@ -3197,27 +3087,28 @@
         </w:tc>
       </w:tr>
       <w:tr>
-        <w:tc>
-          <w:tcPr>
-            <w:tcW w:type="dxa" w:w="2088"/>
-            <w:shd w:fill="F6F8FA"/>
-            <w:tcMar>
-              <w:top w:w="60" w:type="dxa"/>
-              <w:start w:w="110" w:type="dxa"/>
-              <w:bottom w:w="60" w:type="dxa"/>
-              <w:end w:w="110" w:type="dxa"/>
+        <w:trPr>
+          <w:jc w:val="center"/>
+        </w:trPr>
+        <w:tc>
+          <w:tcPr>
+            <w:tcW w:w="2088" w:type="dxa"/>
+            <w:shd w:val="clear" w:color="auto" w:fill="F6F8FA"/>
+            <w:tcMar>
+              <w:top w:w="60" w:type="dxa"/>
+              <w:left w:w="110" w:type="dxa"/>
+              <w:bottom w:w="60" w:type="dxa"/>
+              <w:right w:w="110" w:type="dxa"/>
             </w:tcMar>
             <w:vAlign w:val="center"/>
           </w:tcPr>
           <w:p>
             <w:pPr>
-              <w:spacing w:after="0"/>
               <w:jc w:val="center"/>
             </w:pPr>
             <w:r>
               <w:rPr>
                 <w:rFonts w:ascii="Arial" w:hAnsi="Arial"/>
-                <w:b w:val="0"/>
                 <w:color w:val="000000"/>
                 <w:sz w:val="18"/>
               </w:rPr>
@@ -3227,25 +3118,20 @@
         </w:tc>
         <w:tc>
           <w:tcPr>
-            <w:tcW w:type="dxa" w:w="2088"/>
-            <w:shd w:fill="F6F8FA"/>
-            <w:tcMar>
-              <w:top w:w="60" w:type="dxa"/>
-              <w:start w:w="110" w:type="dxa"/>
-              <w:bottom w:w="60" w:type="dxa"/>
-              <w:end w:w="110" w:type="dxa"/>
-            </w:tcMar>
-            <w:vAlign w:val="center"/>
-          </w:tcPr>
-          <w:p>
-            <w:pPr>
-              <w:spacing w:after="0"/>
-              <w:jc w:val="left"/>
-            </w:pPr>
-            <w:r>
-              <w:rPr>
-                <w:rFonts w:ascii="Arial" w:hAnsi="Arial"/>
-                <w:b w:val="0"/>
+            <w:tcW w:w="2088" w:type="dxa"/>
+            <w:shd w:val="clear" w:color="auto" w:fill="F6F8FA"/>
+            <w:tcMar>
+              <w:top w:w="60" w:type="dxa"/>
+              <w:left w:w="110" w:type="dxa"/>
+              <w:bottom w:w="60" w:type="dxa"/>
+              <w:right w:w="110" w:type="dxa"/>
+            </w:tcMar>
+            <w:vAlign w:val="center"/>
+          </w:tcPr>
+          <w:p>
+            <w:r>
+              <w:rPr>
+                <w:rFonts w:ascii="Arial" w:hAnsi="Arial"/>
                 <w:color w:val="000000"/>
                 <w:sz w:val="18"/>
               </w:rPr>
@@ -3255,25 +3141,20 @@
         </w:tc>
         <w:tc>
           <w:tcPr>
-            <w:tcW w:type="dxa" w:w="5544"/>
-            <w:shd w:fill="F6F8FA"/>
-            <w:tcMar>
-              <w:top w:w="60" w:type="dxa"/>
-              <w:start w:w="110" w:type="dxa"/>
-              <w:bottom w:w="60" w:type="dxa"/>
-              <w:end w:w="110" w:type="dxa"/>
-            </w:tcMar>
-            <w:vAlign w:val="center"/>
-          </w:tcPr>
-          <w:p>
-            <w:pPr>
-              <w:spacing w:after="0"/>
-              <w:jc w:val="left"/>
-            </w:pPr>
-            <w:r>
-              <w:rPr>
-                <w:rFonts w:ascii="Arial" w:hAnsi="Arial"/>
-                <w:b w:val="0"/>
+            <w:tcW w:w="5544" w:type="dxa"/>
+            <w:shd w:val="clear" w:color="auto" w:fill="F6F8FA"/>
+            <w:tcMar>
+              <w:top w:w="60" w:type="dxa"/>
+              <w:left w:w="110" w:type="dxa"/>
+              <w:bottom w:w="60" w:type="dxa"/>
+              <w:right w:w="110" w:type="dxa"/>
+            </w:tcMar>
+            <w:vAlign w:val="center"/>
+          </w:tcPr>
+          <w:p>
+            <w:r>
+              <w:rPr>
+                <w:rFonts w:ascii="Arial" w:hAnsi="Arial"/>
                 <w:color w:val="000000"/>
                 <w:sz w:val="18"/>
               </w:rPr>
@@ -3283,26 +3164,27 @@
         </w:tc>
       </w:tr>
       <w:tr>
-        <w:tc>
-          <w:tcPr>
-            <w:tcW w:type="dxa" w:w="2088"/>
-            <w:tcMar>
-              <w:top w:w="60" w:type="dxa"/>
-              <w:start w:w="110" w:type="dxa"/>
-              <w:bottom w:w="60" w:type="dxa"/>
-              <w:end w:w="110" w:type="dxa"/>
+        <w:trPr>
+          <w:jc w:val="center"/>
+        </w:trPr>
+        <w:tc>
+          <w:tcPr>
+            <w:tcW w:w="2088" w:type="dxa"/>
+            <w:tcMar>
+              <w:top w:w="60" w:type="dxa"/>
+              <w:left w:w="110" w:type="dxa"/>
+              <w:bottom w:w="60" w:type="dxa"/>
+              <w:right w:w="110" w:type="dxa"/>
             </w:tcMar>
             <w:vAlign w:val="center"/>
           </w:tcPr>
           <w:p>
             <w:pPr>
-              <w:spacing w:after="0"/>
               <w:jc w:val="center"/>
             </w:pPr>
             <w:r>
               <w:rPr>
                 <w:rFonts w:ascii="Arial" w:hAnsi="Arial"/>
-                <w:b w:val="0"/>
                 <w:color w:val="000000"/>
                 <w:sz w:val="18"/>
               </w:rPr>
@@ -3312,24 +3194,19 @@
         </w:tc>
         <w:tc>
           <w:tcPr>
-            <w:tcW w:type="dxa" w:w="2088"/>
-            <w:tcMar>
-              <w:top w:w="60" w:type="dxa"/>
-              <w:start w:w="110" w:type="dxa"/>
-              <w:bottom w:w="60" w:type="dxa"/>
-              <w:end w:w="110" w:type="dxa"/>
-            </w:tcMar>
-            <w:vAlign w:val="center"/>
-          </w:tcPr>
-          <w:p>
-            <w:pPr>
-              <w:spacing w:after="0"/>
-              <w:jc w:val="left"/>
-            </w:pPr>
-            <w:r>
-              <w:rPr>
-                <w:rFonts w:ascii="Arial" w:hAnsi="Arial"/>
-                <w:b w:val="0"/>
+            <w:tcW w:w="2088" w:type="dxa"/>
+            <w:tcMar>
+              <w:top w:w="60" w:type="dxa"/>
+              <w:left w:w="110" w:type="dxa"/>
+              <w:bottom w:w="60" w:type="dxa"/>
+              <w:right w:w="110" w:type="dxa"/>
+            </w:tcMar>
+            <w:vAlign w:val="center"/>
+          </w:tcPr>
+          <w:p>
+            <w:r>
+              <w:rPr>
+                <w:rFonts w:ascii="Arial" w:hAnsi="Arial"/>
                 <w:color w:val="000000"/>
                 <w:sz w:val="18"/>
               </w:rPr>
@@ -3339,24 +3216,19 @@
         </w:tc>
         <w:tc>
           <w:tcPr>
-            <w:tcW w:type="dxa" w:w="5544"/>
-            <w:tcMar>
-              <w:top w:w="60" w:type="dxa"/>
-              <w:start w:w="110" w:type="dxa"/>
-              <w:bottom w:w="60" w:type="dxa"/>
-              <w:end w:w="110" w:type="dxa"/>
-            </w:tcMar>
-            <w:vAlign w:val="center"/>
-          </w:tcPr>
-          <w:p>
-            <w:pPr>
-              <w:spacing w:after="0"/>
-              <w:jc w:val="left"/>
-            </w:pPr>
-            <w:r>
-              <w:rPr>
-                <w:rFonts w:ascii="Arial" w:hAnsi="Arial"/>
-                <w:b w:val="0"/>
+            <w:tcW w:w="5544" w:type="dxa"/>
+            <w:tcMar>
+              <w:top w:w="60" w:type="dxa"/>
+              <w:left w:w="110" w:type="dxa"/>
+              <w:bottom w:w="60" w:type="dxa"/>
+              <w:right w:w="110" w:type="dxa"/>
+            </w:tcMar>
+            <w:vAlign w:val="center"/>
+          </w:tcPr>
+          <w:p>
+            <w:r>
+              <w:rPr>
+                <w:rFonts w:ascii="Arial" w:hAnsi="Arial"/>
                 <w:color w:val="000000"/>
                 <w:sz w:val="18"/>
               </w:rPr>
@@ -3366,27 +3238,28 @@
         </w:tc>
       </w:tr>
       <w:tr>
-        <w:tc>
-          <w:tcPr>
-            <w:tcW w:type="dxa" w:w="2088"/>
-            <w:shd w:fill="F6F8FA"/>
-            <w:tcMar>
-              <w:top w:w="60" w:type="dxa"/>
-              <w:start w:w="110" w:type="dxa"/>
-              <w:bottom w:w="60" w:type="dxa"/>
-              <w:end w:w="110" w:type="dxa"/>
+        <w:trPr>
+          <w:jc w:val="center"/>
+        </w:trPr>
+        <w:tc>
+          <w:tcPr>
+            <w:tcW w:w="2088" w:type="dxa"/>
+            <w:shd w:val="clear" w:color="auto" w:fill="F6F8FA"/>
+            <w:tcMar>
+              <w:top w:w="60" w:type="dxa"/>
+              <w:left w:w="110" w:type="dxa"/>
+              <w:bottom w:w="60" w:type="dxa"/>
+              <w:right w:w="110" w:type="dxa"/>
             </w:tcMar>
             <w:vAlign w:val="center"/>
           </w:tcPr>
           <w:p>
             <w:pPr>
-              <w:spacing w:after="0"/>
               <w:jc w:val="center"/>
             </w:pPr>
             <w:r>
               <w:rPr>
                 <w:rFonts w:ascii="Arial" w:hAnsi="Arial"/>
-                <w:b w:val="0"/>
                 <w:color w:val="000000"/>
                 <w:sz w:val="18"/>
               </w:rPr>
@@ -3396,25 +3269,20 @@
         </w:tc>
         <w:tc>
           <w:tcPr>
-            <w:tcW w:type="dxa" w:w="2088"/>
-            <w:shd w:fill="F6F8FA"/>
-            <w:tcMar>
-              <w:top w:w="60" w:type="dxa"/>
-              <w:start w:w="110" w:type="dxa"/>
-              <w:bottom w:w="60" w:type="dxa"/>
-              <w:end w:w="110" w:type="dxa"/>
-            </w:tcMar>
-            <w:vAlign w:val="center"/>
-          </w:tcPr>
-          <w:p>
-            <w:pPr>
-              <w:spacing w:after="0"/>
-              <w:jc w:val="left"/>
-            </w:pPr>
-            <w:r>
-              <w:rPr>
-                <w:rFonts w:ascii="Arial" w:hAnsi="Arial"/>
-                <w:b w:val="0"/>
+            <w:tcW w:w="2088" w:type="dxa"/>
+            <w:shd w:val="clear" w:color="auto" w:fill="F6F8FA"/>
+            <w:tcMar>
+              <w:top w:w="60" w:type="dxa"/>
+              <w:left w:w="110" w:type="dxa"/>
+              <w:bottom w:w="60" w:type="dxa"/>
+              <w:right w:w="110" w:type="dxa"/>
+            </w:tcMar>
+            <w:vAlign w:val="center"/>
+          </w:tcPr>
+          <w:p>
+            <w:r>
+              <w:rPr>
+                <w:rFonts w:ascii="Arial" w:hAnsi="Arial"/>
                 <w:color w:val="000000"/>
                 <w:sz w:val="18"/>
               </w:rPr>
@@ -3424,25 +3292,20 @@
         </w:tc>
         <w:tc>
           <w:tcPr>
-            <w:tcW w:type="dxa" w:w="5544"/>
-            <w:shd w:fill="F6F8FA"/>
-            <w:tcMar>
-              <w:top w:w="60" w:type="dxa"/>
-              <w:start w:w="110" w:type="dxa"/>
-              <w:bottom w:w="60" w:type="dxa"/>
-              <w:end w:w="110" w:type="dxa"/>
-            </w:tcMar>
-            <w:vAlign w:val="center"/>
-          </w:tcPr>
-          <w:p>
-            <w:pPr>
-              <w:spacing w:after="0"/>
-              <w:jc w:val="left"/>
-            </w:pPr>
-            <w:r>
-              <w:rPr>
-                <w:rFonts w:ascii="Arial" w:hAnsi="Arial"/>
-                <w:b w:val="0"/>
+            <w:tcW w:w="5544" w:type="dxa"/>
+            <w:shd w:val="clear" w:color="auto" w:fill="F6F8FA"/>
+            <w:tcMar>
+              <w:top w:w="60" w:type="dxa"/>
+              <w:left w:w="110" w:type="dxa"/>
+              <w:bottom w:w="60" w:type="dxa"/>
+              <w:right w:w="110" w:type="dxa"/>
+            </w:tcMar>
+            <w:vAlign w:val="center"/>
+          </w:tcPr>
+          <w:p>
+            <w:r>
+              <w:rPr>
+                <w:rFonts w:ascii="Arial" w:hAnsi="Arial"/>
                 <w:color w:val="000000"/>
                 <w:sz w:val="18"/>
               </w:rPr>
@@ -3475,10 +3338,8 @@
     </w:p>
     <w:tbl>
       <w:tblPr>
-        <w:tblW w:type="auto" w:w="0"/>
+        <w:tblW w:w="0" w:type="auto"/>
         <w:jc w:val="center"/>
-        <w:tblLayout w:type="fixed"/>
-        <w:tblLook w:firstColumn="1" w:firstRow="1" w:lastColumn="0" w:lastRow="0" w:noHBand="0" w:noVBand="1" w:val="04A0"/>
         <w:tblBorders>
           <w:top w:val="single" w:sz="6" w:space="0" w:color="D9D9D9"/>
           <w:left w:val="single" w:sz="6" w:space="0" w:color="D9D9D9"/>
@@ -3487,31 +3348,33 @@
           <w:insideH w:val="single" w:sz="6" w:space="0" w:color="D9D9D9"/>
           <w:insideV w:val="single" w:sz="6" w:space="0" w:color="D9D9D9"/>
         </w:tblBorders>
+        <w:tblLayout w:type="fixed"/>
+        <w:tblLook w:val="04A0" w:firstRow="1" w:lastRow="0" w:firstColumn="1" w:lastColumn="0" w:noHBand="0" w:noVBand="1"/>
       </w:tblPr>
       <w:tblGrid>
-        <w:gridCol w:w="3120"/>
-        <w:gridCol w:w="3120"/>
-        <w:gridCol w:w="3120"/>
+        <w:gridCol w:w="2088"/>
+        <w:gridCol w:w="2088"/>
+        <w:gridCol w:w="5544"/>
       </w:tblGrid>
       <w:tr>
         <w:trPr>
-          <w:tblHeader w:val="true"/>
+          <w:tblHeader/>
+          <w:jc w:val="center"/>
         </w:trPr>
         <w:tc>
           <w:tcPr>
-            <w:tcW w:type="dxa" w:w="2088"/>
-            <w:shd w:fill="19324D"/>
-            <w:tcMar>
-              <w:top w:w="60" w:type="dxa"/>
-              <w:start w:w="110" w:type="dxa"/>
-              <w:bottom w:w="60" w:type="dxa"/>
-              <w:end w:w="110" w:type="dxa"/>
+            <w:tcW w:w="2088" w:type="dxa"/>
+            <w:shd w:val="clear" w:color="auto" w:fill="19324D"/>
+            <w:tcMar>
+              <w:top w:w="60" w:type="dxa"/>
+              <w:left w:w="110" w:type="dxa"/>
+              <w:bottom w:w="60" w:type="dxa"/>
+              <w:right w:w="110" w:type="dxa"/>
             </w:tcMar>
             <w:vAlign w:val="center"/>
           </w:tcPr>
           <w:p>
             <w:pPr>
-              <w:spacing w:after="0"/>
               <w:jc w:val="center"/>
             </w:pPr>
             <w:r>
@@ -3527,19 +3390,18 @@
         </w:tc>
         <w:tc>
           <w:tcPr>
-            <w:tcW w:type="dxa" w:w="2088"/>
-            <w:shd w:fill="19324D"/>
-            <w:tcMar>
-              <w:top w:w="60" w:type="dxa"/>
-              <w:start w:w="110" w:type="dxa"/>
-              <w:bottom w:w="60" w:type="dxa"/>
-              <w:end w:w="110" w:type="dxa"/>
+            <w:tcW w:w="2088" w:type="dxa"/>
+            <w:shd w:val="clear" w:color="auto" w:fill="19324D"/>
+            <w:tcMar>
+              <w:top w:w="60" w:type="dxa"/>
+              <w:left w:w="110" w:type="dxa"/>
+              <w:bottom w:w="60" w:type="dxa"/>
+              <w:right w:w="110" w:type="dxa"/>
             </w:tcMar>
             <w:vAlign w:val="center"/>
           </w:tcPr>
           <w:p>
             <w:pPr>
-              <w:spacing w:after="0"/>
               <w:jc w:val="center"/>
             </w:pPr>
             <w:r>
@@ -3555,19 +3417,18 @@
         </w:tc>
         <w:tc>
           <w:tcPr>
-            <w:tcW w:type="dxa" w:w="5544"/>
-            <w:shd w:fill="19324D"/>
-            <w:tcMar>
-              <w:top w:w="60" w:type="dxa"/>
-              <w:start w:w="110" w:type="dxa"/>
-              <w:bottom w:w="60" w:type="dxa"/>
-              <w:end w:w="110" w:type="dxa"/>
+            <w:tcW w:w="5544" w:type="dxa"/>
+            <w:shd w:val="clear" w:color="auto" w:fill="19324D"/>
+            <w:tcMar>
+              <w:top w:w="60" w:type="dxa"/>
+              <w:left w:w="110" w:type="dxa"/>
+              <w:bottom w:w="60" w:type="dxa"/>
+              <w:right w:w="110" w:type="dxa"/>
             </w:tcMar>
             <w:vAlign w:val="center"/>
           </w:tcPr>
           <w:p>
             <w:pPr>
-              <w:spacing w:after="0"/>
               <w:jc w:val="center"/>
             </w:pPr>
             <w:r>
@@ -3583,26 +3444,27 @@
         </w:tc>
       </w:tr>
       <w:tr>
-        <w:tc>
-          <w:tcPr>
-            <w:tcW w:type="dxa" w:w="2088"/>
-            <w:tcMar>
-              <w:top w:w="60" w:type="dxa"/>
-              <w:start w:w="110" w:type="dxa"/>
-              <w:bottom w:w="60" w:type="dxa"/>
-              <w:end w:w="110" w:type="dxa"/>
+        <w:trPr>
+          <w:jc w:val="center"/>
+        </w:trPr>
+        <w:tc>
+          <w:tcPr>
+            <w:tcW w:w="2088" w:type="dxa"/>
+            <w:tcMar>
+              <w:top w:w="60" w:type="dxa"/>
+              <w:left w:w="110" w:type="dxa"/>
+              <w:bottom w:w="60" w:type="dxa"/>
+              <w:right w:w="110" w:type="dxa"/>
             </w:tcMar>
             <w:vAlign w:val="center"/>
           </w:tcPr>
           <w:p>
             <w:pPr>
-              <w:spacing w:after="0"/>
               <w:jc w:val="center"/>
             </w:pPr>
             <w:r>
               <w:rPr>
                 <w:rFonts w:ascii="Arial" w:hAnsi="Arial"/>
-                <w:b w:val="0"/>
                 <w:color w:val="000000"/>
                 <w:sz w:val="18"/>
               </w:rPr>
@@ -3612,24 +3474,19 @@
         </w:tc>
         <w:tc>
           <w:tcPr>
-            <w:tcW w:type="dxa" w:w="2088"/>
-            <w:tcMar>
-              <w:top w:w="60" w:type="dxa"/>
-              <w:start w:w="110" w:type="dxa"/>
-              <w:bottom w:w="60" w:type="dxa"/>
-              <w:end w:w="110" w:type="dxa"/>
-            </w:tcMar>
-            <w:vAlign w:val="center"/>
-          </w:tcPr>
-          <w:p>
-            <w:pPr>
-              <w:spacing w:after="0"/>
-              <w:jc w:val="left"/>
-            </w:pPr>
-            <w:r>
-              <w:rPr>
-                <w:rFonts w:ascii="Arial" w:hAnsi="Arial"/>
-                <w:b w:val="0"/>
+            <w:tcW w:w="2088" w:type="dxa"/>
+            <w:tcMar>
+              <w:top w:w="60" w:type="dxa"/>
+              <w:left w:w="110" w:type="dxa"/>
+              <w:bottom w:w="60" w:type="dxa"/>
+              <w:right w:w="110" w:type="dxa"/>
+            </w:tcMar>
+            <w:vAlign w:val="center"/>
+          </w:tcPr>
+          <w:p>
+            <w:r>
+              <w:rPr>
+                <w:rFonts w:ascii="Arial" w:hAnsi="Arial"/>
                 <w:color w:val="000000"/>
                 <w:sz w:val="18"/>
               </w:rPr>
@@ -3639,24 +3496,19 @@
         </w:tc>
         <w:tc>
           <w:tcPr>
-            <w:tcW w:type="dxa" w:w="5544"/>
-            <w:tcMar>
-              <w:top w:w="60" w:type="dxa"/>
-              <w:start w:w="110" w:type="dxa"/>
-              <w:bottom w:w="60" w:type="dxa"/>
-              <w:end w:w="110" w:type="dxa"/>
-            </w:tcMar>
-            <w:vAlign w:val="center"/>
-          </w:tcPr>
-          <w:p>
-            <w:pPr>
-              <w:spacing w:after="0"/>
-              <w:jc w:val="left"/>
-            </w:pPr>
-            <w:r>
-              <w:rPr>
-                <w:rFonts w:ascii="Arial" w:hAnsi="Arial"/>
-                <w:b w:val="0"/>
+            <w:tcW w:w="5544" w:type="dxa"/>
+            <w:tcMar>
+              <w:top w:w="60" w:type="dxa"/>
+              <w:left w:w="110" w:type="dxa"/>
+              <w:bottom w:w="60" w:type="dxa"/>
+              <w:right w:w="110" w:type="dxa"/>
+            </w:tcMar>
+            <w:vAlign w:val="center"/>
+          </w:tcPr>
+          <w:p>
+            <w:r>
+              <w:rPr>
+                <w:rFonts w:ascii="Arial" w:hAnsi="Arial"/>
                 <w:color w:val="000000"/>
                 <w:sz w:val="18"/>
               </w:rPr>
@@ -3666,27 +3518,28 @@
         </w:tc>
       </w:tr>
       <w:tr>
-        <w:tc>
-          <w:tcPr>
-            <w:tcW w:type="dxa" w:w="2088"/>
-            <w:shd w:fill="F6F8FA"/>
-            <w:tcMar>
-              <w:top w:w="60" w:type="dxa"/>
-              <w:start w:w="110" w:type="dxa"/>
-              <w:bottom w:w="60" w:type="dxa"/>
-              <w:end w:w="110" w:type="dxa"/>
+        <w:trPr>
+          <w:jc w:val="center"/>
+        </w:trPr>
+        <w:tc>
+          <w:tcPr>
+            <w:tcW w:w="2088" w:type="dxa"/>
+            <w:shd w:val="clear" w:color="auto" w:fill="F6F8FA"/>
+            <w:tcMar>
+              <w:top w:w="60" w:type="dxa"/>
+              <w:left w:w="110" w:type="dxa"/>
+              <w:bottom w:w="60" w:type="dxa"/>
+              <w:right w:w="110" w:type="dxa"/>
             </w:tcMar>
             <w:vAlign w:val="center"/>
           </w:tcPr>
           <w:p>
             <w:pPr>
-              <w:spacing w:after="0"/>
               <w:jc w:val="center"/>
             </w:pPr>
             <w:r>
               <w:rPr>
                 <w:rFonts w:ascii="Arial" w:hAnsi="Arial"/>
-                <w:b w:val="0"/>
                 <w:color w:val="000000"/>
                 <w:sz w:val="18"/>
               </w:rPr>
@@ -3696,25 +3549,20 @@
         </w:tc>
         <w:tc>
           <w:tcPr>
-            <w:tcW w:type="dxa" w:w="2088"/>
-            <w:shd w:fill="F6F8FA"/>
-            <w:tcMar>
-              <w:top w:w="60" w:type="dxa"/>
-              <w:start w:w="110" w:type="dxa"/>
-              <w:bottom w:w="60" w:type="dxa"/>
-              <w:end w:w="110" w:type="dxa"/>
-            </w:tcMar>
-            <w:vAlign w:val="center"/>
-          </w:tcPr>
-          <w:p>
-            <w:pPr>
-              <w:spacing w:after="0"/>
-              <w:jc w:val="left"/>
-            </w:pPr>
-            <w:r>
-              <w:rPr>
-                <w:rFonts w:ascii="Arial" w:hAnsi="Arial"/>
-                <w:b w:val="0"/>
+            <w:tcW w:w="2088" w:type="dxa"/>
+            <w:shd w:val="clear" w:color="auto" w:fill="F6F8FA"/>
+            <w:tcMar>
+              <w:top w:w="60" w:type="dxa"/>
+              <w:left w:w="110" w:type="dxa"/>
+              <w:bottom w:w="60" w:type="dxa"/>
+              <w:right w:w="110" w:type="dxa"/>
+            </w:tcMar>
+            <w:vAlign w:val="center"/>
+          </w:tcPr>
+          <w:p>
+            <w:r>
+              <w:rPr>
+                <w:rFonts w:ascii="Arial" w:hAnsi="Arial"/>
                 <w:color w:val="000000"/>
                 <w:sz w:val="18"/>
               </w:rPr>
@@ -3724,25 +3572,20 @@
         </w:tc>
         <w:tc>
           <w:tcPr>
-            <w:tcW w:type="dxa" w:w="5544"/>
-            <w:shd w:fill="F6F8FA"/>
-            <w:tcMar>
-              <w:top w:w="60" w:type="dxa"/>
-              <w:start w:w="110" w:type="dxa"/>
-              <w:bottom w:w="60" w:type="dxa"/>
-              <w:end w:w="110" w:type="dxa"/>
-            </w:tcMar>
-            <w:vAlign w:val="center"/>
-          </w:tcPr>
-          <w:p>
-            <w:pPr>
-              <w:spacing w:after="0"/>
-              <w:jc w:val="left"/>
-            </w:pPr>
-            <w:r>
-              <w:rPr>
-                <w:rFonts w:ascii="Arial" w:hAnsi="Arial"/>
-                <w:b w:val="0"/>
+            <w:tcW w:w="5544" w:type="dxa"/>
+            <w:shd w:val="clear" w:color="auto" w:fill="F6F8FA"/>
+            <w:tcMar>
+              <w:top w:w="60" w:type="dxa"/>
+              <w:left w:w="110" w:type="dxa"/>
+              <w:bottom w:w="60" w:type="dxa"/>
+              <w:right w:w="110" w:type="dxa"/>
+            </w:tcMar>
+            <w:vAlign w:val="center"/>
+          </w:tcPr>
+          <w:p>
+            <w:r>
+              <w:rPr>
+                <w:rFonts w:ascii="Arial" w:hAnsi="Arial"/>
                 <w:color w:val="000000"/>
                 <w:sz w:val="18"/>
               </w:rPr>
@@ -3752,26 +3595,27 @@
         </w:tc>
       </w:tr>
       <w:tr>
-        <w:tc>
-          <w:tcPr>
-            <w:tcW w:type="dxa" w:w="2088"/>
-            <w:tcMar>
-              <w:top w:w="60" w:type="dxa"/>
-              <w:start w:w="110" w:type="dxa"/>
-              <w:bottom w:w="60" w:type="dxa"/>
-              <w:end w:w="110" w:type="dxa"/>
+        <w:trPr>
+          <w:jc w:val="center"/>
+        </w:trPr>
+        <w:tc>
+          <w:tcPr>
+            <w:tcW w:w="2088" w:type="dxa"/>
+            <w:tcMar>
+              <w:top w:w="60" w:type="dxa"/>
+              <w:left w:w="110" w:type="dxa"/>
+              <w:bottom w:w="60" w:type="dxa"/>
+              <w:right w:w="110" w:type="dxa"/>
             </w:tcMar>
             <w:vAlign w:val="center"/>
           </w:tcPr>
           <w:p>
             <w:pPr>
-              <w:spacing w:after="0"/>
               <w:jc w:val="center"/>
             </w:pPr>
             <w:r>
               <w:rPr>
                 <w:rFonts w:ascii="Arial" w:hAnsi="Arial"/>
-                <w:b w:val="0"/>
                 <w:color w:val="000000"/>
                 <w:sz w:val="18"/>
               </w:rPr>
@@ -3781,24 +3625,19 @@
         </w:tc>
         <w:tc>
           <w:tcPr>
-            <w:tcW w:type="dxa" w:w="2088"/>
-            <w:tcMar>
-              <w:top w:w="60" w:type="dxa"/>
-              <w:start w:w="110" w:type="dxa"/>
-              <w:bottom w:w="60" w:type="dxa"/>
-              <w:end w:w="110" w:type="dxa"/>
-            </w:tcMar>
-            <w:vAlign w:val="center"/>
-          </w:tcPr>
-          <w:p>
-            <w:pPr>
-              <w:spacing w:after="0"/>
-              <w:jc w:val="left"/>
-            </w:pPr>
-            <w:r>
-              <w:rPr>
-                <w:rFonts w:ascii="Arial" w:hAnsi="Arial"/>
-                <w:b w:val="0"/>
+            <w:tcW w:w="2088" w:type="dxa"/>
+            <w:tcMar>
+              <w:top w:w="60" w:type="dxa"/>
+              <w:left w:w="110" w:type="dxa"/>
+              <w:bottom w:w="60" w:type="dxa"/>
+              <w:right w:w="110" w:type="dxa"/>
+            </w:tcMar>
+            <w:vAlign w:val="center"/>
+          </w:tcPr>
+          <w:p>
+            <w:r>
+              <w:rPr>
+                <w:rFonts w:ascii="Arial" w:hAnsi="Arial"/>
                 <w:color w:val="000000"/>
                 <w:sz w:val="18"/>
               </w:rPr>
@@ -3808,24 +3647,19 @@
         </w:tc>
         <w:tc>
           <w:tcPr>
-            <w:tcW w:type="dxa" w:w="5544"/>
-            <w:tcMar>
-              <w:top w:w="60" w:type="dxa"/>
-              <w:start w:w="110" w:type="dxa"/>
-              <w:bottom w:w="60" w:type="dxa"/>
-              <w:end w:w="110" w:type="dxa"/>
-            </w:tcMar>
-            <w:vAlign w:val="center"/>
-          </w:tcPr>
-          <w:p>
-            <w:pPr>
-              <w:spacing w:after="0"/>
-              <w:jc w:val="left"/>
-            </w:pPr>
-            <w:r>
-              <w:rPr>
-                <w:rFonts w:ascii="Arial" w:hAnsi="Arial"/>
-                <w:b w:val="0"/>
+            <w:tcW w:w="5544" w:type="dxa"/>
+            <w:tcMar>
+              <w:top w:w="60" w:type="dxa"/>
+              <w:left w:w="110" w:type="dxa"/>
+              <w:bottom w:w="60" w:type="dxa"/>
+              <w:right w:w="110" w:type="dxa"/>
+            </w:tcMar>
+            <w:vAlign w:val="center"/>
+          </w:tcPr>
+          <w:p>
+            <w:r>
+              <w:rPr>
+                <w:rFonts w:ascii="Arial" w:hAnsi="Arial"/>
                 <w:color w:val="000000"/>
                 <w:sz w:val="18"/>
               </w:rPr>
@@ -3835,27 +3669,28 @@
         </w:tc>
       </w:tr>
       <w:tr>
-        <w:tc>
-          <w:tcPr>
-            <w:tcW w:type="dxa" w:w="2088"/>
-            <w:shd w:fill="F6F8FA"/>
-            <w:tcMar>
-              <w:top w:w="60" w:type="dxa"/>
-              <w:start w:w="110" w:type="dxa"/>
-              <w:bottom w:w="60" w:type="dxa"/>
-              <w:end w:w="110" w:type="dxa"/>
+        <w:trPr>
+          <w:jc w:val="center"/>
+        </w:trPr>
+        <w:tc>
+          <w:tcPr>
+            <w:tcW w:w="2088" w:type="dxa"/>
+            <w:shd w:val="clear" w:color="auto" w:fill="F6F8FA"/>
+            <w:tcMar>
+              <w:top w:w="60" w:type="dxa"/>
+              <w:left w:w="110" w:type="dxa"/>
+              <w:bottom w:w="60" w:type="dxa"/>
+              <w:right w:w="110" w:type="dxa"/>
             </w:tcMar>
             <w:vAlign w:val="center"/>
           </w:tcPr>
           <w:p>
             <w:pPr>
-              <w:spacing w:after="0"/>
               <w:jc w:val="center"/>
             </w:pPr>
             <w:r>
               <w:rPr>
                 <w:rFonts w:ascii="Arial" w:hAnsi="Arial"/>
-                <w:b w:val="0"/>
                 <w:color w:val="000000"/>
                 <w:sz w:val="18"/>
               </w:rPr>
@@ -3865,25 +3700,20 @@
         </w:tc>
         <w:tc>
           <w:tcPr>
-            <w:tcW w:type="dxa" w:w="2088"/>
-            <w:shd w:fill="F6F8FA"/>
-            <w:tcMar>
-              <w:top w:w="60" w:type="dxa"/>
-              <w:start w:w="110" w:type="dxa"/>
-              <w:bottom w:w="60" w:type="dxa"/>
-              <w:end w:w="110" w:type="dxa"/>
-            </w:tcMar>
-            <w:vAlign w:val="center"/>
-          </w:tcPr>
-          <w:p>
-            <w:pPr>
-              <w:spacing w:after="0"/>
-              <w:jc w:val="left"/>
-            </w:pPr>
-            <w:r>
-              <w:rPr>
-                <w:rFonts w:ascii="Arial" w:hAnsi="Arial"/>
-                <w:b w:val="0"/>
+            <w:tcW w:w="2088" w:type="dxa"/>
+            <w:shd w:val="clear" w:color="auto" w:fill="F6F8FA"/>
+            <w:tcMar>
+              <w:top w:w="60" w:type="dxa"/>
+              <w:left w:w="110" w:type="dxa"/>
+              <w:bottom w:w="60" w:type="dxa"/>
+              <w:right w:w="110" w:type="dxa"/>
+            </w:tcMar>
+            <w:vAlign w:val="center"/>
+          </w:tcPr>
+          <w:p>
+            <w:r>
+              <w:rPr>
+                <w:rFonts w:ascii="Arial" w:hAnsi="Arial"/>
                 <w:color w:val="000000"/>
                 <w:sz w:val="18"/>
               </w:rPr>
@@ -3893,25 +3723,20 @@
         </w:tc>
         <w:tc>
           <w:tcPr>
-            <w:tcW w:type="dxa" w:w="5544"/>
-            <w:shd w:fill="F6F8FA"/>
-            <w:tcMar>
-              <w:top w:w="60" w:type="dxa"/>
-              <w:start w:w="110" w:type="dxa"/>
-              <w:bottom w:w="60" w:type="dxa"/>
-              <w:end w:w="110" w:type="dxa"/>
-            </w:tcMar>
-            <w:vAlign w:val="center"/>
-          </w:tcPr>
-          <w:p>
-            <w:pPr>
-              <w:spacing w:after="0"/>
-              <w:jc w:val="left"/>
-            </w:pPr>
-            <w:r>
-              <w:rPr>
-                <w:rFonts w:ascii="Arial" w:hAnsi="Arial"/>
-                <w:b w:val="0"/>
+            <w:tcW w:w="5544" w:type="dxa"/>
+            <w:shd w:val="clear" w:color="auto" w:fill="F6F8FA"/>
+            <w:tcMar>
+              <w:top w:w="60" w:type="dxa"/>
+              <w:left w:w="110" w:type="dxa"/>
+              <w:bottom w:w="60" w:type="dxa"/>
+              <w:right w:w="110" w:type="dxa"/>
+            </w:tcMar>
+            <w:vAlign w:val="center"/>
+          </w:tcPr>
+          <w:p>
+            <w:r>
+              <w:rPr>
+                <w:rFonts w:ascii="Arial" w:hAnsi="Arial"/>
                 <w:color w:val="000000"/>
                 <w:sz w:val="18"/>
               </w:rPr>
@@ -3921,26 +3746,27 @@
         </w:tc>
       </w:tr>
       <w:tr>
-        <w:tc>
-          <w:tcPr>
-            <w:tcW w:type="dxa" w:w="2088"/>
-            <w:tcMar>
-              <w:top w:w="60" w:type="dxa"/>
-              <w:start w:w="110" w:type="dxa"/>
-              <w:bottom w:w="60" w:type="dxa"/>
-              <w:end w:w="110" w:type="dxa"/>
+        <w:trPr>
+          <w:jc w:val="center"/>
+        </w:trPr>
+        <w:tc>
+          <w:tcPr>
+            <w:tcW w:w="2088" w:type="dxa"/>
+            <w:tcMar>
+              <w:top w:w="60" w:type="dxa"/>
+              <w:left w:w="110" w:type="dxa"/>
+              <w:bottom w:w="60" w:type="dxa"/>
+              <w:right w:w="110" w:type="dxa"/>
             </w:tcMar>
             <w:vAlign w:val="center"/>
           </w:tcPr>
           <w:p>
             <w:pPr>
-              <w:spacing w:after="0"/>
               <w:jc w:val="center"/>
             </w:pPr>
             <w:r>
               <w:rPr>
                 <w:rFonts w:ascii="Arial" w:hAnsi="Arial"/>
-                <w:b w:val="0"/>
                 <w:color w:val="000000"/>
                 <w:sz w:val="18"/>
               </w:rPr>
@@ -3950,24 +3776,19 @@
         </w:tc>
         <w:tc>
           <w:tcPr>
-            <w:tcW w:type="dxa" w:w="2088"/>
-            <w:tcMar>
-              <w:top w:w="60" w:type="dxa"/>
-              <w:start w:w="110" w:type="dxa"/>
-              <w:bottom w:w="60" w:type="dxa"/>
-              <w:end w:w="110" w:type="dxa"/>
-            </w:tcMar>
-            <w:vAlign w:val="center"/>
-          </w:tcPr>
-          <w:p>
-            <w:pPr>
-              <w:spacing w:after="0"/>
-              <w:jc w:val="left"/>
-            </w:pPr>
-            <w:r>
-              <w:rPr>
-                <w:rFonts w:ascii="Arial" w:hAnsi="Arial"/>
-                <w:b w:val="0"/>
+            <w:tcW w:w="2088" w:type="dxa"/>
+            <w:tcMar>
+              <w:top w:w="60" w:type="dxa"/>
+              <w:left w:w="110" w:type="dxa"/>
+              <w:bottom w:w="60" w:type="dxa"/>
+              <w:right w:w="110" w:type="dxa"/>
+            </w:tcMar>
+            <w:vAlign w:val="center"/>
+          </w:tcPr>
+          <w:p>
+            <w:r>
+              <w:rPr>
+                <w:rFonts w:ascii="Arial" w:hAnsi="Arial"/>
                 <w:color w:val="000000"/>
                 <w:sz w:val="18"/>
               </w:rPr>
@@ -3977,24 +3798,19 @@
         </w:tc>
         <w:tc>
           <w:tcPr>
-            <w:tcW w:type="dxa" w:w="5544"/>
-            <w:tcMar>
-              <w:top w:w="60" w:type="dxa"/>
-              <w:start w:w="110" w:type="dxa"/>
-              <w:bottom w:w="60" w:type="dxa"/>
-              <w:end w:w="110" w:type="dxa"/>
-            </w:tcMar>
-            <w:vAlign w:val="center"/>
-          </w:tcPr>
-          <w:p>
-            <w:pPr>
-              <w:spacing w:after="0"/>
-              <w:jc w:val="left"/>
-            </w:pPr>
-            <w:r>
-              <w:rPr>
-                <w:rFonts w:ascii="Arial" w:hAnsi="Arial"/>
-                <w:b w:val="0"/>
+            <w:tcW w:w="5544" w:type="dxa"/>
+            <w:tcMar>
+              <w:top w:w="60" w:type="dxa"/>
+              <w:left w:w="110" w:type="dxa"/>
+              <w:bottom w:w="60" w:type="dxa"/>
+              <w:right w:w="110" w:type="dxa"/>
+            </w:tcMar>
+            <w:vAlign w:val="center"/>
+          </w:tcPr>
+          <w:p>
+            <w:r>
+              <w:rPr>
+                <w:rFonts w:ascii="Arial" w:hAnsi="Arial"/>
                 <w:color w:val="000000"/>
                 <w:sz w:val="18"/>
               </w:rPr>
@@ -4004,27 +3820,28 @@
         </w:tc>
       </w:tr>
       <w:tr>
-        <w:tc>
-          <w:tcPr>
-            <w:tcW w:type="dxa" w:w="2088"/>
-            <w:shd w:fill="F6F8FA"/>
-            <w:tcMar>
-              <w:top w:w="60" w:type="dxa"/>
-              <w:start w:w="110" w:type="dxa"/>
-              <w:bottom w:w="60" w:type="dxa"/>
-              <w:end w:w="110" w:type="dxa"/>
+        <w:trPr>
+          <w:jc w:val="center"/>
+        </w:trPr>
+        <w:tc>
+          <w:tcPr>
+            <w:tcW w:w="2088" w:type="dxa"/>
+            <w:shd w:val="clear" w:color="auto" w:fill="F6F8FA"/>
+            <w:tcMar>
+              <w:top w:w="60" w:type="dxa"/>
+              <w:left w:w="110" w:type="dxa"/>
+              <w:bottom w:w="60" w:type="dxa"/>
+              <w:right w:w="110" w:type="dxa"/>
             </w:tcMar>
             <w:vAlign w:val="center"/>
           </w:tcPr>
           <w:p>
             <w:pPr>
-              <w:spacing w:after="0"/>
               <w:jc w:val="center"/>
             </w:pPr>
             <w:r>
               <w:rPr>
                 <w:rFonts w:ascii="Arial" w:hAnsi="Arial"/>
-                <w:b w:val="0"/>
                 <w:color w:val="000000"/>
                 <w:sz w:val="18"/>
               </w:rPr>
@@ -4034,25 +3851,20 @@
         </w:tc>
         <w:tc>
           <w:tcPr>
-            <w:tcW w:type="dxa" w:w="2088"/>
-            <w:shd w:fill="F6F8FA"/>
-            <w:tcMar>
-              <w:top w:w="60" w:type="dxa"/>
-              <w:start w:w="110" w:type="dxa"/>
-              <w:bottom w:w="60" w:type="dxa"/>
-              <w:end w:w="110" w:type="dxa"/>
-            </w:tcMar>
-            <w:vAlign w:val="center"/>
-          </w:tcPr>
-          <w:p>
-            <w:pPr>
-              <w:spacing w:after="0"/>
-              <w:jc w:val="left"/>
-            </w:pPr>
-            <w:r>
-              <w:rPr>
-                <w:rFonts w:ascii="Arial" w:hAnsi="Arial"/>
-                <w:b w:val="0"/>
+            <w:tcW w:w="2088" w:type="dxa"/>
+            <w:shd w:val="clear" w:color="auto" w:fill="F6F8FA"/>
+            <w:tcMar>
+              <w:top w:w="60" w:type="dxa"/>
+              <w:left w:w="110" w:type="dxa"/>
+              <w:bottom w:w="60" w:type="dxa"/>
+              <w:right w:w="110" w:type="dxa"/>
+            </w:tcMar>
+            <w:vAlign w:val="center"/>
+          </w:tcPr>
+          <w:p>
+            <w:r>
+              <w:rPr>
+                <w:rFonts w:ascii="Arial" w:hAnsi="Arial"/>
                 <w:color w:val="000000"/>
                 <w:sz w:val="18"/>
               </w:rPr>
@@ -4062,25 +3874,20 @@
         </w:tc>
         <w:tc>
           <w:tcPr>
-            <w:tcW w:type="dxa" w:w="5544"/>
-            <w:shd w:fill="F6F8FA"/>
-            <w:tcMar>
-              <w:top w:w="60" w:type="dxa"/>
-              <w:start w:w="110" w:type="dxa"/>
-              <w:bottom w:w="60" w:type="dxa"/>
-              <w:end w:w="110" w:type="dxa"/>
-            </w:tcMar>
-            <w:vAlign w:val="center"/>
-          </w:tcPr>
-          <w:p>
-            <w:pPr>
-              <w:spacing w:after="0"/>
-              <w:jc w:val="left"/>
-            </w:pPr>
-            <w:r>
-              <w:rPr>
-                <w:rFonts w:ascii="Arial" w:hAnsi="Arial"/>
-                <w:b w:val="0"/>
+            <w:tcW w:w="5544" w:type="dxa"/>
+            <w:shd w:val="clear" w:color="auto" w:fill="F6F8FA"/>
+            <w:tcMar>
+              <w:top w:w="60" w:type="dxa"/>
+              <w:left w:w="110" w:type="dxa"/>
+              <w:bottom w:w="60" w:type="dxa"/>
+              <w:right w:w="110" w:type="dxa"/>
+            </w:tcMar>
+            <w:vAlign w:val="center"/>
+          </w:tcPr>
+          <w:p>
+            <w:r>
+              <w:rPr>
+                <w:rFonts w:ascii="Arial" w:hAnsi="Arial"/>
                 <w:color w:val="000000"/>
                 <w:sz w:val="18"/>
               </w:rPr>
@@ -4090,26 +3897,27 @@
         </w:tc>
       </w:tr>
       <w:tr>
-        <w:tc>
-          <w:tcPr>
-            <w:tcW w:type="dxa" w:w="2088"/>
-            <w:tcMar>
-              <w:top w:w="60" w:type="dxa"/>
-              <w:start w:w="110" w:type="dxa"/>
-              <w:bottom w:w="60" w:type="dxa"/>
-              <w:end w:w="110" w:type="dxa"/>
+        <w:trPr>
+          <w:jc w:val="center"/>
+        </w:trPr>
+        <w:tc>
+          <w:tcPr>
+            <w:tcW w:w="2088" w:type="dxa"/>
+            <w:tcMar>
+              <w:top w:w="60" w:type="dxa"/>
+              <w:left w:w="110" w:type="dxa"/>
+              <w:bottom w:w="60" w:type="dxa"/>
+              <w:right w:w="110" w:type="dxa"/>
             </w:tcMar>
             <w:vAlign w:val="center"/>
           </w:tcPr>
           <w:p>
             <w:pPr>
-              <w:spacing w:after="0"/>
               <w:jc w:val="center"/>
             </w:pPr>
             <w:r>
               <w:rPr>
                 <w:rFonts w:ascii="Arial" w:hAnsi="Arial"/>
-                <w:b w:val="0"/>
                 <w:color w:val="000000"/>
                 <w:sz w:val="18"/>
               </w:rPr>
@@ -4119,24 +3927,19 @@
         </w:tc>
         <w:tc>
           <w:tcPr>
-            <w:tcW w:type="dxa" w:w="2088"/>
-            <w:tcMar>
-              <w:top w:w="60" w:type="dxa"/>
-              <w:start w:w="110" w:type="dxa"/>
-              <w:bottom w:w="60" w:type="dxa"/>
-              <w:end w:w="110" w:type="dxa"/>
-            </w:tcMar>
-            <w:vAlign w:val="center"/>
-          </w:tcPr>
-          <w:p>
-            <w:pPr>
-              <w:spacing w:after="0"/>
-              <w:jc w:val="left"/>
-            </w:pPr>
-            <w:r>
-              <w:rPr>
-                <w:rFonts w:ascii="Arial" w:hAnsi="Arial"/>
-                <w:b w:val="0"/>
+            <w:tcW w:w="2088" w:type="dxa"/>
+            <w:tcMar>
+              <w:top w:w="60" w:type="dxa"/>
+              <w:left w:w="110" w:type="dxa"/>
+              <w:bottom w:w="60" w:type="dxa"/>
+              <w:right w:w="110" w:type="dxa"/>
+            </w:tcMar>
+            <w:vAlign w:val="center"/>
+          </w:tcPr>
+          <w:p>
+            <w:r>
+              <w:rPr>
+                <w:rFonts w:ascii="Arial" w:hAnsi="Arial"/>
                 <w:color w:val="000000"/>
                 <w:sz w:val="18"/>
               </w:rPr>
@@ -4146,24 +3949,19 @@
         </w:tc>
         <w:tc>
           <w:tcPr>
-            <w:tcW w:type="dxa" w:w="5544"/>
-            <w:tcMar>
-              <w:top w:w="60" w:type="dxa"/>
-              <w:start w:w="110" w:type="dxa"/>
-              <w:bottom w:w="60" w:type="dxa"/>
-              <w:end w:w="110" w:type="dxa"/>
-            </w:tcMar>
-            <w:vAlign w:val="center"/>
-          </w:tcPr>
-          <w:p>
-            <w:pPr>
-              <w:spacing w:after="0"/>
-              <w:jc w:val="left"/>
-            </w:pPr>
-            <w:r>
-              <w:rPr>
-                <w:rFonts w:ascii="Arial" w:hAnsi="Arial"/>
-                <w:b w:val="0"/>
+            <w:tcW w:w="5544" w:type="dxa"/>
+            <w:tcMar>
+              <w:top w:w="60" w:type="dxa"/>
+              <w:left w:w="110" w:type="dxa"/>
+              <w:bottom w:w="60" w:type="dxa"/>
+              <w:right w:w="110" w:type="dxa"/>
+            </w:tcMar>
+            <w:vAlign w:val="center"/>
+          </w:tcPr>
+          <w:p>
+            <w:r>
+              <w:rPr>
+                <w:rFonts w:ascii="Arial" w:hAnsi="Arial"/>
                 <w:color w:val="000000"/>
                 <w:sz w:val="18"/>
               </w:rPr>
@@ -4173,27 +3971,28 @@
         </w:tc>
       </w:tr>
       <w:tr>
-        <w:tc>
-          <w:tcPr>
-            <w:tcW w:type="dxa" w:w="2088"/>
-            <w:shd w:fill="F6F8FA"/>
-            <w:tcMar>
-              <w:top w:w="60" w:type="dxa"/>
-              <w:start w:w="110" w:type="dxa"/>
-              <w:bottom w:w="60" w:type="dxa"/>
-              <w:end w:w="110" w:type="dxa"/>
+        <w:trPr>
+          <w:jc w:val="center"/>
+        </w:trPr>
+        <w:tc>
+          <w:tcPr>
+            <w:tcW w:w="2088" w:type="dxa"/>
+            <w:shd w:val="clear" w:color="auto" w:fill="F6F8FA"/>
+            <w:tcMar>
+              <w:top w:w="60" w:type="dxa"/>
+              <w:left w:w="110" w:type="dxa"/>
+              <w:bottom w:w="60" w:type="dxa"/>
+              <w:right w:w="110" w:type="dxa"/>
             </w:tcMar>
             <w:vAlign w:val="center"/>
           </w:tcPr>
           <w:p>
             <w:pPr>
-              <w:spacing w:after="0"/>
               <w:jc w:val="center"/>
             </w:pPr>
             <w:r>
               <w:rPr>
                 <w:rFonts w:ascii="Arial" w:hAnsi="Arial"/>
-                <w:b w:val="0"/>
                 <w:color w:val="000000"/>
                 <w:sz w:val="18"/>
               </w:rPr>
@@ -4203,25 +4002,20 @@
         </w:tc>
         <w:tc>
           <w:tcPr>
-            <w:tcW w:type="dxa" w:w="2088"/>
-            <w:shd w:fill="F6F8FA"/>
-            <w:tcMar>
-              <w:top w:w="60" w:type="dxa"/>
-              <w:start w:w="110" w:type="dxa"/>
-              <w:bottom w:w="60" w:type="dxa"/>
-              <w:end w:w="110" w:type="dxa"/>
-            </w:tcMar>
-            <w:vAlign w:val="center"/>
-          </w:tcPr>
-          <w:p>
-            <w:pPr>
-              <w:spacing w:after="0"/>
-              <w:jc w:val="left"/>
-            </w:pPr>
-            <w:r>
-              <w:rPr>
-                <w:rFonts w:ascii="Arial" w:hAnsi="Arial"/>
-                <w:b w:val="0"/>
+            <w:tcW w:w="2088" w:type="dxa"/>
+            <w:shd w:val="clear" w:color="auto" w:fill="F6F8FA"/>
+            <w:tcMar>
+              <w:top w:w="60" w:type="dxa"/>
+              <w:left w:w="110" w:type="dxa"/>
+              <w:bottom w:w="60" w:type="dxa"/>
+              <w:right w:w="110" w:type="dxa"/>
+            </w:tcMar>
+            <w:vAlign w:val="center"/>
+          </w:tcPr>
+          <w:p>
+            <w:r>
+              <w:rPr>
+                <w:rFonts w:ascii="Arial" w:hAnsi="Arial"/>
                 <w:color w:val="000000"/>
                 <w:sz w:val="18"/>
               </w:rPr>
@@ -4231,25 +4025,20 @@
         </w:tc>
         <w:tc>
           <w:tcPr>
-            <w:tcW w:type="dxa" w:w="5544"/>
-            <w:shd w:fill="F6F8FA"/>
-            <w:tcMar>
-              <w:top w:w="60" w:type="dxa"/>
-              <w:start w:w="110" w:type="dxa"/>
-              <w:bottom w:w="60" w:type="dxa"/>
-              <w:end w:w="110" w:type="dxa"/>
-            </w:tcMar>
-            <w:vAlign w:val="center"/>
-          </w:tcPr>
-          <w:p>
-            <w:pPr>
-              <w:spacing w:after="0"/>
-              <w:jc w:val="left"/>
-            </w:pPr>
-            <w:r>
-              <w:rPr>
-                <w:rFonts w:ascii="Arial" w:hAnsi="Arial"/>
-                <w:b w:val="0"/>
+            <w:tcW w:w="5544" w:type="dxa"/>
+            <w:shd w:val="clear" w:color="auto" w:fill="F6F8FA"/>
+            <w:tcMar>
+              <w:top w:w="60" w:type="dxa"/>
+              <w:left w:w="110" w:type="dxa"/>
+              <w:bottom w:w="60" w:type="dxa"/>
+              <w:right w:w="110" w:type="dxa"/>
+            </w:tcMar>
+            <w:vAlign w:val="center"/>
+          </w:tcPr>
+          <w:p>
+            <w:r>
+              <w:rPr>
+                <w:rFonts w:ascii="Arial" w:hAnsi="Arial"/>
                 <w:color w:val="000000"/>
                 <w:sz w:val="18"/>
               </w:rPr>
@@ -4259,26 +4048,27 @@
         </w:tc>
       </w:tr>
       <w:tr>
-        <w:tc>
-          <w:tcPr>
-            <w:tcW w:type="dxa" w:w="2088"/>
-            <w:tcMar>
-              <w:top w:w="60" w:type="dxa"/>
-              <w:start w:w="110" w:type="dxa"/>
-              <w:bottom w:w="60" w:type="dxa"/>
-              <w:end w:w="110" w:type="dxa"/>
+        <w:trPr>
+          <w:jc w:val="center"/>
+        </w:trPr>
+        <w:tc>
+          <w:tcPr>
+            <w:tcW w:w="2088" w:type="dxa"/>
+            <w:tcMar>
+              <w:top w:w="60" w:type="dxa"/>
+              <w:left w:w="110" w:type="dxa"/>
+              <w:bottom w:w="60" w:type="dxa"/>
+              <w:right w:w="110" w:type="dxa"/>
             </w:tcMar>
             <w:vAlign w:val="center"/>
           </w:tcPr>
           <w:p>
             <w:pPr>
-              <w:spacing w:after="0"/>
               <w:jc w:val="center"/>
             </w:pPr>
             <w:r>
               <w:rPr>
                 <w:rFonts w:ascii="Arial" w:hAnsi="Arial"/>
-                <w:b w:val="0"/>
                 <w:color w:val="000000"/>
                 <w:sz w:val="18"/>
               </w:rPr>
@@ -4288,24 +4078,19 @@
         </w:tc>
         <w:tc>
           <w:tcPr>
-            <w:tcW w:type="dxa" w:w="2088"/>
-            <w:tcMar>
-              <w:top w:w="60" w:type="dxa"/>
-              <w:start w:w="110" w:type="dxa"/>
-              <w:bottom w:w="60" w:type="dxa"/>
-              <w:end w:w="110" w:type="dxa"/>
-            </w:tcMar>
-            <w:vAlign w:val="center"/>
-          </w:tcPr>
-          <w:p>
-            <w:pPr>
-              <w:spacing w:after="0"/>
-              <w:jc w:val="left"/>
-            </w:pPr>
-            <w:r>
-              <w:rPr>
-                <w:rFonts w:ascii="Arial" w:hAnsi="Arial"/>
-                <w:b w:val="0"/>
+            <w:tcW w:w="2088" w:type="dxa"/>
+            <w:tcMar>
+              <w:top w:w="60" w:type="dxa"/>
+              <w:left w:w="110" w:type="dxa"/>
+              <w:bottom w:w="60" w:type="dxa"/>
+              <w:right w:w="110" w:type="dxa"/>
+            </w:tcMar>
+            <w:vAlign w:val="center"/>
+          </w:tcPr>
+          <w:p>
+            <w:r>
+              <w:rPr>
+                <w:rFonts w:ascii="Arial" w:hAnsi="Arial"/>
                 <w:color w:val="000000"/>
                 <w:sz w:val="18"/>
               </w:rPr>
@@ -4315,24 +4100,19 @@
         </w:tc>
         <w:tc>
           <w:tcPr>
-            <w:tcW w:type="dxa" w:w="5544"/>
-            <w:tcMar>
-              <w:top w:w="60" w:type="dxa"/>
-              <w:start w:w="110" w:type="dxa"/>
-              <w:bottom w:w="60" w:type="dxa"/>
-              <w:end w:w="110" w:type="dxa"/>
-            </w:tcMar>
-            <w:vAlign w:val="center"/>
-          </w:tcPr>
-          <w:p>
-            <w:pPr>
-              <w:spacing w:after="0"/>
-              <w:jc w:val="left"/>
-            </w:pPr>
-            <w:r>
-              <w:rPr>
-                <w:rFonts w:ascii="Arial" w:hAnsi="Arial"/>
-                <w:b w:val="0"/>
+            <w:tcW w:w="5544" w:type="dxa"/>
+            <w:tcMar>
+              <w:top w:w="60" w:type="dxa"/>
+              <w:left w:w="110" w:type="dxa"/>
+              <w:bottom w:w="60" w:type="dxa"/>
+              <w:right w:w="110" w:type="dxa"/>
+            </w:tcMar>
+            <w:vAlign w:val="center"/>
+          </w:tcPr>
+          <w:p>
+            <w:r>
+              <w:rPr>
+                <w:rFonts w:ascii="Arial" w:hAnsi="Arial"/>
                 <w:color w:val="000000"/>
                 <w:sz w:val="18"/>
               </w:rPr>
@@ -4360,6 +4140,7 @@
           <w:color w:val="000000"/>
           <w:sz w:val="30"/>
         </w:rPr>
+        <w:lastRenderedPageBreak/>
         <w:t>Sample Database Records</w:t>
       </w:r>
     </w:p>
@@ -4381,10 +4162,8 @@
     </w:p>
     <w:tbl>
       <w:tblPr>
-        <w:tblW w:type="auto" w:w="0"/>
+        <w:tblW w:w="0" w:type="auto"/>
         <w:jc w:val="center"/>
-        <w:tblLayout w:type="fixed"/>
-        <w:tblLook w:firstColumn="1" w:firstRow="1" w:lastColumn="0" w:lastRow="0" w:noHBand="0" w:noVBand="1" w:val="04A0"/>
         <w:tblBorders>
           <w:top w:val="single" w:sz="6" w:space="0" w:color="D9D9D9"/>
           <w:left w:val="single" w:sz="6" w:space="0" w:color="D9D9D9"/>
@@ -4393,33 +4172,35 @@
           <w:insideH w:val="single" w:sz="6" w:space="0" w:color="D9D9D9"/>
           <w:insideV w:val="single" w:sz="6" w:space="0" w:color="D9D9D9"/>
         </w:tblBorders>
+        <w:tblLayout w:type="fixed"/>
+        <w:tblLook w:val="04A0" w:firstRow="1" w:lastRow="0" w:firstColumn="1" w:lastColumn="0" w:noHBand="0" w:noVBand="1"/>
       </w:tblPr>
       <w:tblGrid>
-        <w:gridCol w:w="1872"/>
-        <w:gridCol w:w="1872"/>
-        <w:gridCol w:w="1872"/>
-        <w:gridCol w:w="1872"/>
-        <w:gridCol w:w="1872"/>
+        <w:gridCol w:w="648"/>
+        <w:gridCol w:w="2088"/>
+        <w:gridCol w:w="2880"/>
+        <w:gridCol w:w="1944"/>
+        <w:gridCol w:w="1296"/>
       </w:tblGrid>
       <w:tr>
         <w:trPr>
-          <w:tblHeader w:val="true"/>
+          <w:tblHeader/>
+          <w:jc w:val="center"/>
         </w:trPr>
         <w:tc>
           <w:tcPr>
-            <w:tcW w:type="dxa" w:w="648"/>
-            <w:shd w:fill="19324D"/>
-            <w:tcMar>
-              <w:top w:w="60" w:type="dxa"/>
-              <w:start w:w="110" w:type="dxa"/>
-              <w:bottom w:w="60" w:type="dxa"/>
-              <w:end w:w="110" w:type="dxa"/>
+            <w:tcW w:w="648" w:type="dxa"/>
+            <w:shd w:val="clear" w:color="auto" w:fill="19324D"/>
+            <w:tcMar>
+              <w:top w:w="60" w:type="dxa"/>
+              <w:left w:w="110" w:type="dxa"/>
+              <w:bottom w:w="60" w:type="dxa"/>
+              <w:right w:w="110" w:type="dxa"/>
             </w:tcMar>
             <w:vAlign w:val="center"/>
           </w:tcPr>
           <w:p>
             <w:pPr>
-              <w:spacing w:after="0"/>
               <w:jc w:val="center"/>
             </w:pPr>
             <w:r>
@@ -4435,19 +4216,18 @@
         </w:tc>
         <w:tc>
           <w:tcPr>
-            <w:tcW w:type="dxa" w:w="2088"/>
-            <w:shd w:fill="19324D"/>
-            <w:tcMar>
-              <w:top w:w="60" w:type="dxa"/>
-              <w:start w:w="110" w:type="dxa"/>
-              <w:bottom w:w="60" w:type="dxa"/>
-              <w:end w:w="110" w:type="dxa"/>
+            <w:tcW w:w="2088" w:type="dxa"/>
+            <w:shd w:val="clear" w:color="auto" w:fill="19324D"/>
+            <w:tcMar>
+              <w:top w:w="60" w:type="dxa"/>
+              <w:left w:w="110" w:type="dxa"/>
+              <w:bottom w:w="60" w:type="dxa"/>
+              <w:right w:w="110" w:type="dxa"/>
             </w:tcMar>
             <w:vAlign w:val="center"/>
           </w:tcPr>
           <w:p>
             <w:pPr>
-              <w:spacing w:after="0"/>
               <w:jc w:val="center"/>
             </w:pPr>
             <w:r>
@@ -4463,19 +4243,18 @@
         </w:tc>
         <w:tc>
           <w:tcPr>
-            <w:tcW w:type="dxa" w:w="2880"/>
-            <w:shd w:fill="19324D"/>
-            <w:tcMar>
-              <w:top w:w="60" w:type="dxa"/>
-              <w:start w:w="110" w:type="dxa"/>
-              <w:bottom w:w="60" w:type="dxa"/>
-              <w:end w:w="110" w:type="dxa"/>
+            <w:tcW w:w="2880" w:type="dxa"/>
+            <w:shd w:val="clear" w:color="auto" w:fill="19324D"/>
+            <w:tcMar>
+              <w:top w:w="60" w:type="dxa"/>
+              <w:left w:w="110" w:type="dxa"/>
+              <w:bottom w:w="60" w:type="dxa"/>
+              <w:right w:w="110" w:type="dxa"/>
             </w:tcMar>
             <w:vAlign w:val="center"/>
           </w:tcPr>
           <w:p>
             <w:pPr>
-              <w:spacing w:after="0"/>
               <w:jc w:val="center"/>
             </w:pPr>
             <w:r>
@@ -4491,19 +4270,18 @@
         </w:tc>
         <w:tc>
           <w:tcPr>
-            <w:tcW w:type="dxa" w:w="1944"/>
-            <w:shd w:fill="19324D"/>
-            <w:tcMar>
-              <w:top w:w="60" w:type="dxa"/>
-              <w:start w:w="110" w:type="dxa"/>
-              <w:bottom w:w="60" w:type="dxa"/>
-              <w:end w:w="110" w:type="dxa"/>
+            <w:tcW w:w="1944" w:type="dxa"/>
+            <w:shd w:val="clear" w:color="auto" w:fill="19324D"/>
+            <w:tcMar>
+              <w:top w:w="60" w:type="dxa"/>
+              <w:left w:w="110" w:type="dxa"/>
+              <w:bottom w:w="60" w:type="dxa"/>
+              <w:right w:w="110" w:type="dxa"/>
             </w:tcMar>
             <w:vAlign w:val="center"/>
           </w:tcPr>
           <w:p>
             <w:pPr>
-              <w:spacing w:after="0"/>
               <w:jc w:val="center"/>
             </w:pPr>
             <w:r>
@@ -4519,19 +4297,18 @@
         </w:tc>
         <w:tc>
           <w:tcPr>
-            <w:tcW w:type="dxa" w:w="1296"/>
-            <w:shd w:fill="19324D"/>
-            <w:tcMar>
-              <w:top w:w="60" w:type="dxa"/>
-              <w:start w:w="110" w:type="dxa"/>
-              <w:bottom w:w="60" w:type="dxa"/>
-              <w:end w:w="110" w:type="dxa"/>
+            <w:tcW w:w="1296" w:type="dxa"/>
+            <w:shd w:val="clear" w:color="auto" w:fill="19324D"/>
+            <w:tcMar>
+              <w:top w:w="60" w:type="dxa"/>
+              <w:left w:w="110" w:type="dxa"/>
+              <w:bottom w:w="60" w:type="dxa"/>
+              <w:right w:w="110" w:type="dxa"/>
             </w:tcMar>
             <w:vAlign w:val="center"/>
           </w:tcPr>
           <w:p>
             <w:pPr>
-              <w:spacing w:after="0"/>
               <w:jc w:val="center"/>
             </w:pPr>
             <w:r>
@@ -4547,26 +4324,27 @@
         </w:tc>
       </w:tr>
       <w:tr>
-        <w:tc>
-          <w:tcPr>
-            <w:tcW w:type="dxa" w:w="648"/>
-            <w:tcMar>
-              <w:top w:w="60" w:type="dxa"/>
-              <w:start w:w="110" w:type="dxa"/>
-              <w:bottom w:w="60" w:type="dxa"/>
-              <w:end w:w="110" w:type="dxa"/>
+        <w:trPr>
+          <w:jc w:val="center"/>
+        </w:trPr>
+        <w:tc>
+          <w:tcPr>
+            <w:tcW w:w="648" w:type="dxa"/>
+            <w:tcMar>
+              <w:top w:w="60" w:type="dxa"/>
+              <w:left w:w="110" w:type="dxa"/>
+              <w:bottom w:w="60" w:type="dxa"/>
+              <w:right w:w="110" w:type="dxa"/>
             </w:tcMar>
             <w:vAlign w:val="center"/>
           </w:tcPr>
           <w:p>
             <w:pPr>
-              <w:spacing w:after="0"/>
               <w:jc w:val="center"/>
             </w:pPr>
             <w:r>
               <w:rPr>
                 <w:rFonts w:ascii="Arial" w:hAnsi="Arial"/>
-                <w:b w:val="0"/>
                 <w:color w:val="000000"/>
                 <w:sz w:val="17"/>
               </w:rPr>
@@ -4576,24 +4354,19 @@
         </w:tc>
         <w:tc>
           <w:tcPr>
-            <w:tcW w:type="dxa" w:w="2088"/>
-            <w:tcMar>
-              <w:top w:w="60" w:type="dxa"/>
-              <w:start w:w="110" w:type="dxa"/>
-              <w:bottom w:w="60" w:type="dxa"/>
-              <w:end w:w="110" w:type="dxa"/>
-            </w:tcMar>
-            <w:vAlign w:val="center"/>
-          </w:tcPr>
-          <w:p>
-            <w:pPr>
-              <w:spacing w:after="0"/>
-              <w:jc w:val="left"/>
-            </w:pPr>
-            <w:r>
-              <w:rPr>
-                <w:rFonts w:ascii="Arial" w:hAnsi="Arial"/>
-                <w:b w:val="0"/>
+            <w:tcW w:w="2088" w:type="dxa"/>
+            <w:tcMar>
+              <w:top w:w="60" w:type="dxa"/>
+              <w:left w:w="110" w:type="dxa"/>
+              <w:bottom w:w="60" w:type="dxa"/>
+              <w:right w:w="110" w:type="dxa"/>
+            </w:tcMar>
+            <w:vAlign w:val="center"/>
+          </w:tcPr>
+          <w:p>
+            <w:r>
+              <w:rPr>
+                <w:rFonts w:ascii="Arial" w:hAnsi="Arial"/>
                 <w:color w:val="000000"/>
                 <w:sz w:val="17"/>
               </w:rPr>
@@ -4603,24 +4376,19 @@
         </w:tc>
         <w:tc>
           <w:tcPr>
-            <w:tcW w:type="dxa" w:w="2880"/>
-            <w:tcMar>
-              <w:top w:w="60" w:type="dxa"/>
-              <w:start w:w="110" w:type="dxa"/>
-              <w:bottom w:w="60" w:type="dxa"/>
-              <w:end w:w="110" w:type="dxa"/>
-            </w:tcMar>
-            <w:vAlign w:val="center"/>
-          </w:tcPr>
-          <w:p>
-            <w:pPr>
-              <w:spacing w:after="0"/>
-              <w:jc w:val="left"/>
-            </w:pPr>
-            <w:r>
-              <w:rPr>
-                <w:rFonts w:ascii="Arial" w:hAnsi="Arial"/>
-                <w:b w:val="0"/>
+            <w:tcW w:w="2880" w:type="dxa"/>
+            <w:tcMar>
+              <w:top w:w="60" w:type="dxa"/>
+              <w:left w:w="110" w:type="dxa"/>
+              <w:bottom w:w="60" w:type="dxa"/>
+              <w:right w:w="110" w:type="dxa"/>
+            </w:tcMar>
+            <w:vAlign w:val="center"/>
+          </w:tcPr>
+          <w:p>
+            <w:r>
+              <w:rPr>
+                <w:rFonts w:ascii="Arial" w:hAnsi="Arial"/>
                 <w:color w:val="000000"/>
                 <w:sz w:val="17"/>
               </w:rPr>
@@ -4630,24 +4398,19 @@
         </w:tc>
         <w:tc>
           <w:tcPr>
-            <w:tcW w:type="dxa" w:w="1944"/>
-            <w:tcMar>
-              <w:top w:w="60" w:type="dxa"/>
-              <w:start w:w="110" w:type="dxa"/>
-              <w:bottom w:w="60" w:type="dxa"/>
-              <w:end w:w="110" w:type="dxa"/>
-            </w:tcMar>
-            <w:vAlign w:val="center"/>
-          </w:tcPr>
-          <w:p>
-            <w:pPr>
-              <w:spacing w:after="0"/>
-              <w:jc w:val="left"/>
-            </w:pPr>
-            <w:r>
-              <w:rPr>
-                <w:rFonts w:ascii="Arial" w:hAnsi="Arial"/>
-                <w:b w:val="0"/>
+            <w:tcW w:w="1944" w:type="dxa"/>
+            <w:tcMar>
+              <w:top w:w="60" w:type="dxa"/>
+              <w:left w:w="110" w:type="dxa"/>
+              <w:bottom w:w="60" w:type="dxa"/>
+              <w:right w:w="110" w:type="dxa"/>
+            </w:tcMar>
+            <w:vAlign w:val="center"/>
+          </w:tcPr>
+          <w:p>
+            <w:r>
+              <w:rPr>
+                <w:rFonts w:ascii="Arial" w:hAnsi="Arial"/>
                 <w:color w:val="000000"/>
                 <w:sz w:val="17"/>
               </w:rPr>
@@ -4657,24 +4420,19 @@
         </w:tc>
         <w:tc>
           <w:tcPr>
-            <w:tcW w:type="dxa" w:w="1296"/>
-            <w:tcMar>
-              <w:top w:w="60" w:type="dxa"/>
-              <w:start w:w="110" w:type="dxa"/>
-              <w:bottom w:w="60" w:type="dxa"/>
-              <w:end w:w="110" w:type="dxa"/>
-            </w:tcMar>
-            <w:vAlign w:val="center"/>
-          </w:tcPr>
-          <w:p>
-            <w:pPr>
-              <w:spacing w:after="0"/>
-              <w:jc w:val="left"/>
-            </w:pPr>
-            <w:r>
-              <w:rPr>
-                <w:rFonts w:ascii="Arial" w:hAnsi="Arial"/>
-                <w:b w:val="0"/>
+            <w:tcW w:w="1296" w:type="dxa"/>
+            <w:tcMar>
+              <w:top w:w="60" w:type="dxa"/>
+              <w:left w:w="110" w:type="dxa"/>
+              <w:bottom w:w="60" w:type="dxa"/>
+              <w:right w:w="110" w:type="dxa"/>
+            </w:tcMar>
+            <w:vAlign w:val="center"/>
+          </w:tcPr>
+          <w:p>
+            <w:r>
+              <w:rPr>
+                <w:rFonts w:ascii="Arial" w:hAnsi="Arial"/>
                 <w:color w:val="000000"/>
                 <w:sz w:val="17"/>
               </w:rPr>
@@ -4684,27 +4442,28 @@
         </w:tc>
       </w:tr>
       <w:tr>
-        <w:tc>
-          <w:tcPr>
-            <w:tcW w:type="dxa" w:w="648"/>
-            <w:shd w:fill="F6F8FA"/>
-            <w:tcMar>
-              <w:top w:w="60" w:type="dxa"/>
-              <w:start w:w="110" w:type="dxa"/>
-              <w:bottom w:w="60" w:type="dxa"/>
-              <w:end w:w="110" w:type="dxa"/>
+        <w:trPr>
+          <w:jc w:val="center"/>
+        </w:trPr>
+        <w:tc>
+          <w:tcPr>
+            <w:tcW w:w="648" w:type="dxa"/>
+            <w:shd w:val="clear" w:color="auto" w:fill="F6F8FA"/>
+            <w:tcMar>
+              <w:top w:w="60" w:type="dxa"/>
+              <w:left w:w="110" w:type="dxa"/>
+              <w:bottom w:w="60" w:type="dxa"/>
+              <w:right w:w="110" w:type="dxa"/>
             </w:tcMar>
             <w:vAlign w:val="center"/>
           </w:tcPr>
           <w:p>
             <w:pPr>
-              <w:spacing w:after="0"/>
               <w:jc w:val="center"/>
             </w:pPr>
             <w:r>
               <w:rPr>
                 <w:rFonts w:ascii="Arial" w:hAnsi="Arial"/>
-                <w:b w:val="0"/>
                 <w:color w:val="000000"/>
                 <w:sz w:val="17"/>
               </w:rPr>
@@ -4714,25 +4473,20 @@
         </w:tc>
         <w:tc>
           <w:tcPr>
-            <w:tcW w:type="dxa" w:w="2088"/>
-            <w:shd w:fill="F6F8FA"/>
-            <w:tcMar>
-              <w:top w:w="60" w:type="dxa"/>
-              <w:start w:w="110" w:type="dxa"/>
-              <w:bottom w:w="60" w:type="dxa"/>
-              <w:end w:w="110" w:type="dxa"/>
-            </w:tcMar>
-            <w:vAlign w:val="center"/>
-          </w:tcPr>
-          <w:p>
-            <w:pPr>
-              <w:spacing w:after="0"/>
-              <w:jc w:val="left"/>
-            </w:pPr>
-            <w:r>
-              <w:rPr>
-                <w:rFonts w:ascii="Arial" w:hAnsi="Arial"/>
-                <w:b w:val="0"/>
+            <w:tcW w:w="2088" w:type="dxa"/>
+            <w:shd w:val="clear" w:color="auto" w:fill="F6F8FA"/>
+            <w:tcMar>
+              <w:top w:w="60" w:type="dxa"/>
+              <w:left w:w="110" w:type="dxa"/>
+              <w:bottom w:w="60" w:type="dxa"/>
+              <w:right w:w="110" w:type="dxa"/>
+            </w:tcMar>
+            <w:vAlign w:val="center"/>
+          </w:tcPr>
+          <w:p>
+            <w:r>
+              <w:rPr>
+                <w:rFonts w:ascii="Arial" w:hAnsi="Arial"/>
                 <w:color w:val="000000"/>
                 <w:sz w:val="17"/>
               </w:rPr>
@@ -4742,25 +4496,20 @@
         </w:tc>
         <w:tc>
           <w:tcPr>
-            <w:tcW w:type="dxa" w:w="2880"/>
-            <w:shd w:fill="F6F8FA"/>
-            <w:tcMar>
-              <w:top w:w="60" w:type="dxa"/>
-              <w:start w:w="110" w:type="dxa"/>
-              <w:bottom w:w="60" w:type="dxa"/>
-              <w:end w:w="110" w:type="dxa"/>
-            </w:tcMar>
-            <w:vAlign w:val="center"/>
-          </w:tcPr>
-          <w:p>
-            <w:pPr>
-              <w:spacing w:after="0"/>
-              <w:jc w:val="left"/>
-            </w:pPr>
-            <w:r>
-              <w:rPr>
-                <w:rFonts w:ascii="Arial" w:hAnsi="Arial"/>
-                <w:b w:val="0"/>
+            <w:tcW w:w="2880" w:type="dxa"/>
+            <w:shd w:val="clear" w:color="auto" w:fill="F6F8FA"/>
+            <w:tcMar>
+              <w:top w:w="60" w:type="dxa"/>
+              <w:left w:w="110" w:type="dxa"/>
+              <w:bottom w:w="60" w:type="dxa"/>
+              <w:right w:w="110" w:type="dxa"/>
+            </w:tcMar>
+            <w:vAlign w:val="center"/>
+          </w:tcPr>
+          <w:p>
+            <w:r>
+              <w:rPr>
+                <w:rFonts w:ascii="Arial" w:hAnsi="Arial"/>
                 <w:color w:val="000000"/>
                 <w:sz w:val="17"/>
               </w:rPr>
@@ -4770,25 +4519,20 @@
         </w:tc>
         <w:tc>
           <w:tcPr>
-            <w:tcW w:type="dxa" w:w="1944"/>
-            <w:shd w:fill="F6F8FA"/>
-            <w:tcMar>
-              <w:top w:w="60" w:type="dxa"/>
-              <w:start w:w="110" w:type="dxa"/>
-              <w:bottom w:w="60" w:type="dxa"/>
-              <w:end w:w="110" w:type="dxa"/>
-            </w:tcMar>
-            <w:vAlign w:val="center"/>
-          </w:tcPr>
-          <w:p>
-            <w:pPr>
-              <w:spacing w:after="0"/>
-              <w:jc w:val="left"/>
-            </w:pPr>
-            <w:r>
-              <w:rPr>
-                <w:rFonts w:ascii="Arial" w:hAnsi="Arial"/>
-                <w:b w:val="0"/>
+            <w:tcW w:w="1944" w:type="dxa"/>
+            <w:shd w:val="clear" w:color="auto" w:fill="F6F8FA"/>
+            <w:tcMar>
+              <w:top w:w="60" w:type="dxa"/>
+              <w:left w:w="110" w:type="dxa"/>
+              <w:bottom w:w="60" w:type="dxa"/>
+              <w:right w:w="110" w:type="dxa"/>
+            </w:tcMar>
+            <w:vAlign w:val="center"/>
+          </w:tcPr>
+          <w:p>
+            <w:r>
+              <w:rPr>
+                <w:rFonts w:ascii="Arial" w:hAnsi="Arial"/>
                 <w:color w:val="000000"/>
                 <w:sz w:val="17"/>
               </w:rPr>
@@ -4798,25 +4542,20 @@
         </w:tc>
         <w:tc>
           <w:tcPr>
-            <w:tcW w:type="dxa" w:w="1296"/>
-            <w:shd w:fill="F6F8FA"/>
-            <w:tcMar>
-              <w:top w:w="60" w:type="dxa"/>
-              <w:start w:w="110" w:type="dxa"/>
-              <w:bottom w:w="60" w:type="dxa"/>
-              <w:end w:w="110" w:type="dxa"/>
-            </w:tcMar>
-            <w:vAlign w:val="center"/>
-          </w:tcPr>
-          <w:p>
-            <w:pPr>
-              <w:spacing w:after="0"/>
-              <w:jc w:val="left"/>
-            </w:pPr>
-            <w:r>
-              <w:rPr>
-                <w:rFonts w:ascii="Arial" w:hAnsi="Arial"/>
-                <w:b w:val="0"/>
+            <w:tcW w:w="1296" w:type="dxa"/>
+            <w:shd w:val="clear" w:color="auto" w:fill="F6F8FA"/>
+            <w:tcMar>
+              <w:top w:w="60" w:type="dxa"/>
+              <w:left w:w="110" w:type="dxa"/>
+              <w:bottom w:w="60" w:type="dxa"/>
+              <w:right w:w="110" w:type="dxa"/>
+            </w:tcMar>
+            <w:vAlign w:val="center"/>
+          </w:tcPr>
+          <w:p>
+            <w:r>
+              <w:rPr>
+                <w:rFonts w:ascii="Arial" w:hAnsi="Arial"/>
                 <w:color w:val="000000"/>
                 <w:sz w:val="17"/>
               </w:rPr>
@@ -4826,26 +4565,27 @@
         </w:tc>
       </w:tr>
       <w:tr>
-        <w:tc>
-          <w:tcPr>
-            <w:tcW w:type="dxa" w:w="648"/>
-            <w:tcMar>
-              <w:top w:w="60" w:type="dxa"/>
-              <w:start w:w="110" w:type="dxa"/>
-              <w:bottom w:w="60" w:type="dxa"/>
-              <w:end w:w="110" w:type="dxa"/>
+        <w:trPr>
+          <w:jc w:val="center"/>
+        </w:trPr>
+        <w:tc>
+          <w:tcPr>
+            <w:tcW w:w="648" w:type="dxa"/>
+            <w:tcMar>
+              <w:top w:w="60" w:type="dxa"/>
+              <w:left w:w="110" w:type="dxa"/>
+              <w:bottom w:w="60" w:type="dxa"/>
+              <w:right w:w="110" w:type="dxa"/>
             </w:tcMar>
             <w:vAlign w:val="center"/>
           </w:tcPr>
           <w:p>
             <w:pPr>
-              <w:spacing w:after="0"/>
               <w:jc w:val="center"/>
             </w:pPr>
             <w:r>
               <w:rPr>
                 <w:rFonts w:ascii="Arial" w:hAnsi="Arial"/>
-                <w:b w:val="0"/>
                 <w:color w:val="000000"/>
                 <w:sz w:val="17"/>
               </w:rPr>
@@ -4855,24 +4595,19 @@
         </w:tc>
         <w:tc>
           <w:tcPr>
-            <w:tcW w:type="dxa" w:w="2088"/>
-            <w:tcMar>
-              <w:top w:w="60" w:type="dxa"/>
-              <w:start w:w="110" w:type="dxa"/>
-              <w:bottom w:w="60" w:type="dxa"/>
-              <w:end w:w="110" w:type="dxa"/>
-            </w:tcMar>
-            <w:vAlign w:val="center"/>
-          </w:tcPr>
-          <w:p>
-            <w:pPr>
-              <w:spacing w:after="0"/>
-              <w:jc w:val="left"/>
-            </w:pPr>
-            <w:r>
-              <w:rPr>
-                <w:rFonts w:ascii="Arial" w:hAnsi="Arial"/>
-                <w:b w:val="0"/>
+            <w:tcW w:w="2088" w:type="dxa"/>
+            <w:tcMar>
+              <w:top w:w="60" w:type="dxa"/>
+              <w:left w:w="110" w:type="dxa"/>
+              <w:bottom w:w="60" w:type="dxa"/>
+              <w:right w:w="110" w:type="dxa"/>
+            </w:tcMar>
+            <w:vAlign w:val="center"/>
+          </w:tcPr>
+          <w:p>
+            <w:r>
+              <w:rPr>
+                <w:rFonts w:ascii="Arial" w:hAnsi="Arial"/>
                 <w:color w:val="000000"/>
                 <w:sz w:val="17"/>
               </w:rPr>
@@ -4882,24 +4617,19 @@
         </w:tc>
         <w:tc>
           <w:tcPr>
-            <w:tcW w:type="dxa" w:w="2880"/>
-            <w:tcMar>
-              <w:top w:w="60" w:type="dxa"/>
-              <w:start w:w="110" w:type="dxa"/>
-              <w:bottom w:w="60" w:type="dxa"/>
-              <w:end w:w="110" w:type="dxa"/>
-            </w:tcMar>
-            <w:vAlign w:val="center"/>
-          </w:tcPr>
-          <w:p>
-            <w:pPr>
-              <w:spacing w:after="0"/>
-              <w:jc w:val="left"/>
-            </w:pPr>
-            <w:r>
-              <w:rPr>
-                <w:rFonts w:ascii="Arial" w:hAnsi="Arial"/>
-                <w:b w:val="0"/>
+            <w:tcW w:w="2880" w:type="dxa"/>
+            <w:tcMar>
+              <w:top w:w="60" w:type="dxa"/>
+              <w:left w:w="110" w:type="dxa"/>
+              <w:bottom w:w="60" w:type="dxa"/>
+              <w:right w:w="110" w:type="dxa"/>
+            </w:tcMar>
+            <w:vAlign w:val="center"/>
+          </w:tcPr>
+          <w:p>
+            <w:r>
+              <w:rPr>
+                <w:rFonts w:ascii="Arial" w:hAnsi="Arial"/>
                 <w:color w:val="000000"/>
                 <w:sz w:val="17"/>
               </w:rPr>
@@ -4909,24 +4639,19 @@
         </w:tc>
         <w:tc>
           <w:tcPr>
-            <w:tcW w:type="dxa" w:w="1944"/>
-            <w:tcMar>
-              <w:top w:w="60" w:type="dxa"/>
-              <w:start w:w="110" w:type="dxa"/>
-              <w:bottom w:w="60" w:type="dxa"/>
-              <w:end w:w="110" w:type="dxa"/>
-            </w:tcMar>
-            <w:vAlign w:val="center"/>
-          </w:tcPr>
-          <w:p>
-            <w:pPr>
-              <w:spacing w:after="0"/>
-              <w:jc w:val="left"/>
-            </w:pPr>
-            <w:r>
-              <w:rPr>
-                <w:rFonts w:ascii="Arial" w:hAnsi="Arial"/>
-                <w:b w:val="0"/>
+            <w:tcW w:w="1944" w:type="dxa"/>
+            <w:tcMar>
+              <w:top w:w="60" w:type="dxa"/>
+              <w:left w:w="110" w:type="dxa"/>
+              <w:bottom w:w="60" w:type="dxa"/>
+              <w:right w:w="110" w:type="dxa"/>
+            </w:tcMar>
+            <w:vAlign w:val="center"/>
+          </w:tcPr>
+          <w:p>
+            <w:r>
+              <w:rPr>
+                <w:rFonts w:ascii="Arial" w:hAnsi="Arial"/>
                 <w:color w:val="000000"/>
                 <w:sz w:val="17"/>
               </w:rPr>
@@ -4936,24 +4661,19 @@
         </w:tc>
         <w:tc>
           <w:tcPr>
-            <w:tcW w:type="dxa" w:w="1296"/>
-            <w:tcMar>
-              <w:top w:w="60" w:type="dxa"/>
-              <w:start w:w="110" w:type="dxa"/>
-              <w:bottom w:w="60" w:type="dxa"/>
-              <w:end w:w="110" w:type="dxa"/>
-            </w:tcMar>
-            <w:vAlign w:val="center"/>
-          </w:tcPr>
-          <w:p>
-            <w:pPr>
-              <w:spacing w:after="0"/>
-              <w:jc w:val="left"/>
-            </w:pPr>
-            <w:r>
-              <w:rPr>
-                <w:rFonts w:ascii="Arial" w:hAnsi="Arial"/>
-                <w:b w:val="0"/>
+            <w:tcW w:w="1296" w:type="dxa"/>
+            <w:tcMar>
+              <w:top w:w="60" w:type="dxa"/>
+              <w:left w:w="110" w:type="dxa"/>
+              <w:bottom w:w="60" w:type="dxa"/>
+              <w:right w:w="110" w:type="dxa"/>
+            </w:tcMar>
+            <w:vAlign w:val="center"/>
+          </w:tcPr>
+          <w:p>
+            <w:r>
+              <w:rPr>
+                <w:rFonts w:ascii="Arial" w:hAnsi="Arial"/>
                 <w:color w:val="000000"/>
                 <w:sz w:val="17"/>
               </w:rPr>
@@ -4963,27 +4683,28 @@
         </w:tc>
       </w:tr>
       <w:tr>
-        <w:tc>
-          <w:tcPr>
-            <w:tcW w:type="dxa" w:w="648"/>
-            <w:shd w:fill="F6F8FA"/>
-            <w:tcMar>
-              <w:top w:w="60" w:type="dxa"/>
-              <w:start w:w="110" w:type="dxa"/>
-              <w:bottom w:w="60" w:type="dxa"/>
-              <w:end w:w="110" w:type="dxa"/>
+        <w:trPr>
+          <w:jc w:val="center"/>
+        </w:trPr>
+        <w:tc>
+          <w:tcPr>
+            <w:tcW w:w="648" w:type="dxa"/>
+            <w:shd w:val="clear" w:color="auto" w:fill="F6F8FA"/>
+            <w:tcMar>
+              <w:top w:w="60" w:type="dxa"/>
+              <w:left w:w="110" w:type="dxa"/>
+              <w:bottom w:w="60" w:type="dxa"/>
+              <w:right w:w="110" w:type="dxa"/>
             </w:tcMar>
             <w:vAlign w:val="center"/>
           </w:tcPr>
           <w:p>
             <w:pPr>
-              <w:spacing w:after="0"/>
               <w:jc w:val="center"/>
             </w:pPr>
             <w:r>
               <w:rPr>
                 <w:rFonts w:ascii="Arial" w:hAnsi="Arial"/>
-                <w:b w:val="0"/>
                 <w:color w:val="000000"/>
                 <w:sz w:val="17"/>
               </w:rPr>
@@ -4993,25 +4714,20 @@
         </w:tc>
         <w:tc>
           <w:tcPr>
-            <w:tcW w:type="dxa" w:w="2088"/>
-            <w:shd w:fill="F6F8FA"/>
-            <w:tcMar>
-              <w:top w:w="60" w:type="dxa"/>
-              <w:start w:w="110" w:type="dxa"/>
-              <w:bottom w:w="60" w:type="dxa"/>
-              <w:end w:w="110" w:type="dxa"/>
-            </w:tcMar>
-            <w:vAlign w:val="center"/>
-          </w:tcPr>
-          <w:p>
-            <w:pPr>
-              <w:spacing w:after="0"/>
-              <w:jc w:val="left"/>
-            </w:pPr>
-            <w:r>
-              <w:rPr>
-                <w:rFonts w:ascii="Arial" w:hAnsi="Arial"/>
-                <w:b w:val="0"/>
+            <w:tcW w:w="2088" w:type="dxa"/>
+            <w:shd w:val="clear" w:color="auto" w:fill="F6F8FA"/>
+            <w:tcMar>
+              <w:top w:w="60" w:type="dxa"/>
+              <w:left w:w="110" w:type="dxa"/>
+              <w:bottom w:w="60" w:type="dxa"/>
+              <w:right w:w="110" w:type="dxa"/>
+            </w:tcMar>
+            <w:vAlign w:val="center"/>
+          </w:tcPr>
+          <w:p>
+            <w:r>
+              <w:rPr>
+                <w:rFonts w:ascii="Arial" w:hAnsi="Arial"/>
                 <w:color w:val="000000"/>
                 <w:sz w:val="17"/>
               </w:rPr>
@@ -5021,25 +4737,20 @@
         </w:tc>
         <w:tc>
           <w:tcPr>
-            <w:tcW w:type="dxa" w:w="2880"/>
-            <w:shd w:fill="F6F8FA"/>
-            <w:tcMar>
-              <w:top w:w="60" w:type="dxa"/>
-              <w:start w:w="110" w:type="dxa"/>
-              <w:bottom w:w="60" w:type="dxa"/>
-              <w:end w:w="110" w:type="dxa"/>
-            </w:tcMar>
-            <w:vAlign w:val="center"/>
-          </w:tcPr>
-          <w:p>
-            <w:pPr>
-              <w:spacing w:after="0"/>
-              <w:jc w:val="left"/>
-            </w:pPr>
-            <w:r>
-              <w:rPr>
-                <w:rFonts w:ascii="Arial" w:hAnsi="Arial"/>
-                <w:b w:val="0"/>
+            <w:tcW w:w="2880" w:type="dxa"/>
+            <w:shd w:val="clear" w:color="auto" w:fill="F6F8FA"/>
+            <w:tcMar>
+              <w:top w:w="60" w:type="dxa"/>
+              <w:left w:w="110" w:type="dxa"/>
+              <w:bottom w:w="60" w:type="dxa"/>
+              <w:right w:w="110" w:type="dxa"/>
+            </w:tcMar>
+            <w:vAlign w:val="center"/>
+          </w:tcPr>
+          <w:p>
+            <w:r>
+              <w:rPr>
+                <w:rFonts w:ascii="Arial" w:hAnsi="Arial"/>
                 <w:color w:val="000000"/>
                 <w:sz w:val="17"/>
               </w:rPr>
@@ -5049,25 +4760,20 @@
         </w:tc>
         <w:tc>
           <w:tcPr>
-            <w:tcW w:type="dxa" w:w="1944"/>
-            <w:shd w:fill="F6F8FA"/>
-            <w:tcMar>
-              <w:top w:w="60" w:type="dxa"/>
-              <w:start w:w="110" w:type="dxa"/>
-              <w:bottom w:w="60" w:type="dxa"/>
-              <w:end w:w="110" w:type="dxa"/>
-            </w:tcMar>
-            <w:vAlign w:val="center"/>
-          </w:tcPr>
-          <w:p>
-            <w:pPr>
-              <w:spacing w:after="0"/>
-              <w:jc w:val="left"/>
-            </w:pPr>
-            <w:r>
-              <w:rPr>
-                <w:rFonts w:ascii="Arial" w:hAnsi="Arial"/>
-                <w:b w:val="0"/>
+            <w:tcW w:w="1944" w:type="dxa"/>
+            <w:shd w:val="clear" w:color="auto" w:fill="F6F8FA"/>
+            <w:tcMar>
+              <w:top w:w="60" w:type="dxa"/>
+              <w:left w:w="110" w:type="dxa"/>
+              <w:bottom w:w="60" w:type="dxa"/>
+              <w:right w:w="110" w:type="dxa"/>
+            </w:tcMar>
+            <w:vAlign w:val="center"/>
+          </w:tcPr>
+          <w:p>
+            <w:r>
+              <w:rPr>
+                <w:rFonts w:ascii="Arial" w:hAnsi="Arial"/>
                 <w:color w:val="000000"/>
                 <w:sz w:val="17"/>
               </w:rPr>
@@ -5077,25 +4783,20 @@
         </w:tc>
         <w:tc>
           <w:tcPr>
-            <w:tcW w:type="dxa" w:w="1296"/>
-            <w:shd w:fill="F6F8FA"/>
-            <w:tcMar>
-              <w:top w:w="60" w:type="dxa"/>
-              <w:start w:w="110" w:type="dxa"/>
-              <w:bottom w:w="60" w:type="dxa"/>
-              <w:end w:w="110" w:type="dxa"/>
-            </w:tcMar>
-            <w:vAlign w:val="center"/>
-          </w:tcPr>
-          <w:p>
-            <w:pPr>
-              <w:spacing w:after="0"/>
-              <w:jc w:val="left"/>
-            </w:pPr>
-            <w:r>
-              <w:rPr>
-                <w:rFonts w:ascii="Arial" w:hAnsi="Arial"/>
-                <w:b w:val="0"/>
+            <w:tcW w:w="1296" w:type="dxa"/>
+            <w:shd w:val="clear" w:color="auto" w:fill="F6F8FA"/>
+            <w:tcMar>
+              <w:top w:w="60" w:type="dxa"/>
+              <w:left w:w="110" w:type="dxa"/>
+              <w:bottom w:w="60" w:type="dxa"/>
+              <w:right w:w="110" w:type="dxa"/>
+            </w:tcMar>
+            <w:vAlign w:val="center"/>
+          </w:tcPr>
+          <w:p>
+            <w:r>
+              <w:rPr>
+                <w:rFonts w:ascii="Arial" w:hAnsi="Arial"/>
                 <w:color w:val="000000"/>
                 <w:sz w:val="17"/>
               </w:rPr>
@@ -5105,26 +4806,27 @@
         </w:tc>
       </w:tr>
       <w:tr>
-        <w:tc>
-          <w:tcPr>
-            <w:tcW w:type="dxa" w:w="648"/>
-            <w:tcMar>
-              <w:top w:w="60" w:type="dxa"/>
-              <w:start w:w="110" w:type="dxa"/>
-              <w:bottom w:w="60" w:type="dxa"/>
-              <w:end w:w="110" w:type="dxa"/>
+        <w:trPr>
+          <w:jc w:val="center"/>
+        </w:trPr>
+        <w:tc>
+          <w:tcPr>
+            <w:tcW w:w="648" w:type="dxa"/>
+            <w:tcMar>
+              <w:top w:w="60" w:type="dxa"/>
+              <w:left w:w="110" w:type="dxa"/>
+              <w:bottom w:w="60" w:type="dxa"/>
+              <w:right w:w="110" w:type="dxa"/>
             </w:tcMar>
             <w:vAlign w:val="center"/>
           </w:tcPr>
           <w:p>
             <w:pPr>
-              <w:spacing w:after="0"/>
               <w:jc w:val="center"/>
             </w:pPr>
             <w:r>
               <w:rPr>
                 <w:rFonts w:ascii="Arial" w:hAnsi="Arial"/>
-                <w:b w:val="0"/>
                 <w:color w:val="000000"/>
                 <w:sz w:val="17"/>
               </w:rPr>
@@ -5134,24 +4836,19 @@
         </w:tc>
         <w:tc>
           <w:tcPr>
-            <w:tcW w:type="dxa" w:w="2088"/>
-            <w:tcMar>
-              <w:top w:w="60" w:type="dxa"/>
-              <w:start w:w="110" w:type="dxa"/>
-              <w:bottom w:w="60" w:type="dxa"/>
-              <w:end w:w="110" w:type="dxa"/>
-            </w:tcMar>
-            <w:vAlign w:val="center"/>
-          </w:tcPr>
-          <w:p>
-            <w:pPr>
-              <w:spacing w:after="0"/>
-              <w:jc w:val="left"/>
-            </w:pPr>
-            <w:r>
-              <w:rPr>
-                <w:rFonts w:ascii="Arial" w:hAnsi="Arial"/>
-                <w:b w:val="0"/>
+            <w:tcW w:w="2088" w:type="dxa"/>
+            <w:tcMar>
+              <w:top w:w="60" w:type="dxa"/>
+              <w:left w:w="110" w:type="dxa"/>
+              <w:bottom w:w="60" w:type="dxa"/>
+              <w:right w:w="110" w:type="dxa"/>
+            </w:tcMar>
+            <w:vAlign w:val="center"/>
+          </w:tcPr>
+          <w:p>
+            <w:r>
+              <w:rPr>
+                <w:rFonts w:ascii="Arial" w:hAnsi="Arial"/>
                 <w:color w:val="000000"/>
                 <w:sz w:val="17"/>
               </w:rPr>
@@ -5161,24 +4858,19 @@
         </w:tc>
         <w:tc>
           <w:tcPr>
-            <w:tcW w:type="dxa" w:w="2880"/>
-            <w:tcMar>
-              <w:top w:w="60" w:type="dxa"/>
-              <w:start w:w="110" w:type="dxa"/>
-              <w:bottom w:w="60" w:type="dxa"/>
-              <w:end w:w="110" w:type="dxa"/>
-            </w:tcMar>
-            <w:vAlign w:val="center"/>
-          </w:tcPr>
-          <w:p>
-            <w:pPr>
-              <w:spacing w:after="0"/>
-              <w:jc w:val="left"/>
-            </w:pPr>
-            <w:r>
-              <w:rPr>
-                <w:rFonts w:ascii="Arial" w:hAnsi="Arial"/>
-                <w:b w:val="0"/>
+            <w:tcW w:w="2880" w:type="dxa"/>
+            <w:tcMar>
+              <w:top w:w="60" w:type="dxa"/>
+              <w:left w:w="110" w:type="dxa"/>
+              <w:bottom w:w="60" w:type="dxa"/>
+              <w:right w:w="110" w:type="dxa"/>
+            </w:tcMar>
+            <w:vAlign w:val="center"/>
+          </w:tcPr>
+          <w:p>
+            <w:r>
+              <w:rPr>
+                <w:rFonts w:ascii="Arial" w:hAnsi="Arial"/>
                 <w:color w:val="000000"/>
                 <w:sz w:val="17"/>
               </w:rPr>
@@ -5188,24 +4880,19 @@
         </w:tc>
         <w:tc>
           <w:tcPr>
-            <w:tcW w:type="dxa" w:w="1944"/>
-            <w:tcMar>
-              <w:top w:w="60" w:type="dxa"/>
-              <w:start w:w="110" w:type="dxa"/>
-              <w:bottom w:w="60" w:type="dxa"/>
-              <w:end w:w="110" w:type="dxa"/>
-            </w:tcMar>
-            <w:vAlign w:val="center"/>
-          </w:tcPr>
-          <w:p>
-            <w:pPr>
-              <w:spacing w:after="0"/>
-              <w:jc w:val="left"/>
-            </w:pPr>
-            <w:r>
-              <w:rPr>
-                <w:rFonts w:ascii="Arial" w:hAnsi="Arial"/>
-                <w:b w:val="0"/>
+            <w:tcW w:w="1944" w:type="dxa"/>
+            <w:tcMar>
+              <w:top w:w="60" w:type="dxa"/>
+              <w:left w:w="110" w:type="dxa"/>
+              <w:bottom w:w="60" w:type="dxa"/>
+              <w:right w:w="110" w:type="dxa"/>
+            </w:tcMar>
+            <w:vAlign w:val="center"/>
+          </w:tcPr>
+          <w:p>
+            <w:r>
+              <w:rPr>
+                <w:rFonts w:ascii="Arial" w:hAnsi="Arial"/>
                 <w:color w:val="000000"/>
                 <w:sz w:val="17"/>
               </w:rPr>
@@ -5215,24 +4902,19 @@
         </w:tc>
         <w:tc>
           <w:tcPr>
-            <w:tcW w:type="dxa" w:w="1296"/>
-            <w:tcMar>
-              <w:top w:w="60" w:type="dxa"/>
-              <w:start w:w="110" w:type="dxa"/>
-              <w:bottom w:w="60" w:type="dxa"/>
-              <w:end w:w="110" w:type="dxa"/>
-            </w:tcMar>
-            <w:vAlign w:val="center"/>
-          </w:tcPr>
-          <w:p>
-            <w:pPr>
-              <w:spacing w:after="0"/>
-              <w:jc w:val="left"/>
-            </w:pPr>
-            <w:r>
-              <w:rPr>
-                <w:rFonts w:ascii="Arial" w:hAnsi="Arial"/>
-                <w:b w:val="0"/>
+            <w:tcW w:w="1296" w:type="dxa"/>
+            <w:tcMar>
+              <w:top w:w="60" w:type="dxa"/>
+              <w:left w:w="110" w:type="dxa"/>
+              <w:bottom w:w="60" w:type="dxa"/>
+              <w:right w:w="110" w:type="dxa"/>
+            </w:tcMar>
+            <w:vAlign w:val="center"/>
+          </w:tcPr>
+          <w:p>
+            <w:r>
+              <w:rPr>
+                <w:rFonts w:ascii="Arial" w:hAnsi="Arial"/>
                 <w:color w:val="000000"/>
                 <w:sz w:val="17"/>
               </w:rPr>
@@ -5265,10 +4947,8 @@
     </w:p>
     <w:tbl>
       <w:tblPr>
-        <w:tblW w:type="auto" w:w="0"/>
+        <w:tblW w:w="0" w:type="auto"/>
         <w:jc w:val="center"/>
-        <w:tblLayout w:type="fixed"/>
-        <w:tblLook w:firstColumn="1" w:firstRow="1" w:lastColumn="0" w:lastRow="0" w:noHBand="0" w:noVBand="1" w:val="04A0"/>
         <w:tblBorders>
           <w:top w:val="single" w:sz="6" w:space="0" w:color="D9D9D9"/>
           <w:left w:val="single" w:sz="6" w:space="0" w:color="D9D9D9"/>
@@ -5277,33 +4957,35 @@
           <w:insideH w:val="single" w:sz="6" w:space="0" w:color="D9D9D9"/>
           <w:insideV w:val="single" w:sz="6" w:space="0" w:color="D9D9D9"/>
         </w:tblBorders>
+        <w:tblLayout w:type="fixed"/>
+        <w:tblLook w:val="04A0" w:firstRow="1" w:lastRow="0" w:firstColumn="1" w:lastColumn="0" w:noHBand="0" w:noVBand="1"/>
       </w:tblPr>
       <w:tblGrid>
-        <w:gridCol w:w="1872"/>
-        <w:gridCol w:w="1872"/>
-        <w:gridCol w:w="1872"/>
-        <w:gridCol w:w="1872"/>
-        <w:gridCol w:w="1872"/>
+        <w:gridCol w:w="648"/>
+        <w:gridCol w:w="1944"/>
+        <w:gridCol w:w="2520"/>
+        <w:gridCol w:w="1728"/>
+        <w:gridCol w:w="1296"/>
       </w:tblGrid>
       <w:tr>
         <w:trPr>
-          <w:tblHeader w:val="true"/>
+          <w:tblHeader/>
+          <w:jc w:val="center"/>
         </w:trPr>
         <w:tc>
           <w:tcPr>
-            <w:tcW w:type="dxa" w:w="648"/>
-            <w:shd w:fill="19324D"/>
-            <w:tcMar>
-              <w:top w:w="60" w:type="dxa"/>
-              <w:start w:w="110" w:type="dxa"/>
-              <w:bottom w:w="60" w:type="dxa"/>
-              <w:end w:w="110" w:type="dxa"/>
+            <w:tcW w:w="648" w:type="dxa"/>
+            <w:shd w:val="clear" w:color="auto" w:fill="19324D"/>
+            <w:tcMar>
+              <w:top w:w="60" w:type="dxa"/>
+              <w:left w:w="110" w:type="dxa"/>
+              <w:bottom w:w="60" w:type="dxa"/>
+              <w:right w:w="110" w:type="dxa"/>
             </w:tcMar>
             <w:vAlign w:val="center"/>
           </w:tcPr>
           <w:p>
             <w:pPr>
-              <w:spacing w:after="0"/>
               <w:jc w:val="center"/>
             </w:pPr>
             <w:r>
@@ -5319,19 +5001,18 @@
         </w:tc>
         <w:tc>
           <w:tcPr>
-            <w:tcW w:type="dxa" w:w="1944"/>
-            <w:shd w:fill="19324D"/>
-            <w:tcMar>
-              <w:top w:w="60" w:type="dxa"/>
-              <w:start w:w="110" w:type="dxa"/>
-              <w:bottom w:w="60" w:type="dxa"/>
-              <w:end w:w="110" w:type="dxa"/>
+            <w:tcW w:w="1944" w:type="dxa"/>
+            <w:shd w:val="clear" w:color="auto" w:fill="19324D"/>
+            <w:tcMar>
+              <w:top w:w="60" w:type="dxa"/>
+              <w:left w:w="110" w:type="dxa"/>
+              <w:bottom w:w="60" w:type="dxa"/>
+              <w:right w:w="110" w:type="dxa"/>
             </w:tcMar>
             <w:vAlign w:val="center"/>
           </w:tcPr>
           <w:p>
             <w:pPr>
-              <w:spacing w:after="0"/>
               <w:jc w:val="center"/>
             </w:pPr>
             <w:r>
@@ -5347,19 +5028,18 @@
         </w:tc>
         <w:tc>
           <w:tcPr>
-            <w:tcW w:type="dxa" w:w="2520"/>
-            <w:shd w:fill="19324D"/>
-            <w:tcMar>
-              <w:top w:w="60" w:type="dxa"/>
-              <w:start w:w="110" w:type="dxa"/>
-              <w:bottom w:w="60" w:type="dxa"/>
-              <w:end w:w="110" w:type="dxa"/>
+            <w:tcW w:w="2520" w:type="dxa"/>
+            <w:shd w:val="clear" w:color="auto" w:fill="19324D"/>
+            <w:tcMar>
+              <w:top w:w="60" w:type="dxa"/>
+              <w:left w:w="110" w:type="dxa"/>
+              <w:bottom w:w="60" w:type="dxa"/>
+              <w:right w:w="110" w:type="dxa"/>
             </w:tcMar>
             <w:vAlign w:val="center"/>
           </w:tcPr>
           <w:p>
             <w:pPr>
-              <w:spacing w:after="0"/>
               <w:jc w:val="center"/>
             </w:pPr>
             <w:r>
@@ -5375,19 +5055,18 @@
         </w:tc>
         <w:tc>
           <w:tcPr>
-            <w:tcW w:type="dxa" w:w="1728"/>
-            <w:shd w:fill="19324D"/>
-            <w:tcMar>
-              <w:top w:w="60" w:type="dxa"/>
-              <w:start w:w="110" w:type="dxa"/>
-              <w:bottom w:w="60" w:type="dxa"/>
-              <w:end w:w="110" w:type="dxa"/>
+            <w:tcW w:w="1728" w:type="dxa"/>
+            <w:shd w:val="clear" w:color="auto" w:fill="19324D"/>
+            <w:tcMar>
+              <w:top w:w="60" w:type="dxa"/>
+              <w:left w:w="110" w:type="dxa"/>
+              <w:bottom w:w="60" w:type="dxa"/>
+              <w:right w:w="110" w:type="dxa"/>
             </w:tcMar>
             <w:vAlign w:val="center"/>
           </w:tcPr>
           <w:p>
             <w:pPr>
-              <w:spacing w:after="0"/>
               <w:jc w:val="center"/>
             </w:pPr>
             <w:r>
@@ -5403,19 +5082,18 @@
         </w:tc>
         <w:tc>
           <w:tcPr>
-            <w:tcW w:type="dxa" w:w="1296"/>
-            <w:shd w:fill="19324D"/>
-            <w:tcMar>
-              <w:top w:w="60" w:type="dxa"/>
-              <w:start w:w="110" w:type="dxa"/>
-              <w:bottom w:w="60" w:type="dxa"/>
-              <w:end w:w="110" w:type="dxa"/>
+            <w:tcW w:w="1296" w:type="dxa"/>
+            <w:shd w:val="clear" w:color="auto" w:fill="19324D"/>
+            <w:tcMar>
+              <w:top w:w="60" w:type="dxa"/>
+              <w:left w:w="110" w:type="dxa"/>
+              <w:bottom w:w="60" w:type="dxa"/>
+              <w:right w:w="110" w:type="dxa"/>
             </w:tcMar>
             <w:vAlign w:val="center"/>
           </w:tcPr>
           <w:p>
             <w:pPr>
-              <w:spacing w:after="0"/>
               <w:jc w:val="center"/>
             </w:pPr>
             <w:r>
@@ -5431,26 +5109,27 @@
         </w:tc>
       </w:tr>
       <w:tr>
-        <w:tc>
-          <w:tcPr>
-            <w:tcW w:type="dxa" w:w="648"/>
-            <w:tcMar>
-              <w:top w:w="60" w:type="dxa"/>
-              <w:start w:w="110" w:type="dxa"/>
-              <w:bottom w:w="60" w:type="dxa"/>
-              <w:end w:w="110" w:type="dxa"/>
+        <w:trPr>
+          <w:jc w:val="center"/>
+        </w:trPr>
+        <w:tc>
+          <w:tcPr>
+            <w:tcW w:w="648" w:type="dxa"/>
+            <w:tcMar>
+              <w:top w:w="60" w:type="dxa"/>
+              <w:left w:w="110" w:type="dxa"/>
+              <w:bottom w:w="60" w:type="dxa"/>
+              <w:right w:w="110" w:type="dxa"/>
             </w:tcMar>
             <w:vAlign w:val="center"/>
           </w:tcPr>
           <w:p>
             <w:pPr>
-              <w:spacing w:after="0"/>
               <w:jc w:val="center"/>
             </w:pPr>
             <w:r>
               <w:rPr>
                 <w:rFonts w:ascii="Arial" w:hAnsi="Arial"/>
-                <w:b w:val="0"/>
                 <w:color w:val="000000"/>
                 <w:sz w:val="17"/>
               </w:rPr>
@@ -5460,24 +5139,19 @@
         </w:tc>
         <w:tc>
           <w:tcPr>
-            <w:tcW w:type="dxa" w:w="1944"/>
-            <w:tcMar>
-              <w:top w:w="60" w:type="dxa"/>
-              <w:start w:w="110" w:type="dxa"/>
-              <w:bottom w:w="60" w:type="dxa"/>
-              <w:end w:w="110" w:type="dxa"/>
-            </w:tcMar>
-            <w:vAlign w:val="center"/>
-          </w:tcPr>
-          <w:p>
-            <w:pPr>
-              <w:spacing w:after="0"/>
-              <w:jc w:val="left"/>
-            </w:pPr>
-            <w:r>
-              <w:rPr>
-                <w:rFonts w:ascii="Arial" w:hAnsi="Arial"/>
-                <w:b w:val="0"/>
+            <w:tcW w:w="1944" w:type="dxa"/>
+            <w:tcMar>
+              <w:top w:w="60" w:type="dxa"/>
+              <w:left w:w="110" w:type="dxa"/>
+              <w:bottom w:w="60" w:type="dxa"/>
+              <w:right w:w="110" w:type="dxa"/>
+            </w:tcMar>
+            <w:vAlign w:val="center"/>
+          </w:tcPr>
+          <w:p>
+            <w:r>
+              <w:rPr>
+                <w:rFonts w:ascii="Arial" w:hAnsi="Arial"/>
                 <w:color w:val="000000"/>
                 <w:sz w:val="17"/>
               </w:rPr>
@@ -5487,24 +5161,19 @@
         </w:tc>
         <w:tc>
           <w:tcPr>
-            <w:tcW w:type="dxa" w:w="2520"/>
-            <w:tcMar>
-              <w:top w:w="60" w:type="dxa"/>
-              <w:start w:w="110" w:type="dxa"/>
-              <w:bottom w:w="60" w:type="dxa"/>
-              <w:end w:w="110" w:type="dxa"/>
-            </w:tcMar>
-            <w:vAlign w:val="center"/>
-          </w:tcPr>
-          <w:p>
-            <w:pPr>
-              <w:spacing w:after="0"/>
-              <w:jc w:val="left"/>
-            </w:pPr>
-            <w:r>
-              <w:rPr>
-                <w:rFonts w:ascii="Arial" w:hAnsi="Arial"/>
-                <w:b w:val="0"/>
+            <w:tcW w:w="2520" w:type="dxa"/>
+            <w:tcMar>
+              <w:top w:w="60" w:type="dxa"/>
+              <w:left w:w="110" w:type="dxa"/>
+              <w:bottom w:w="60" w:type="dxa"/>
+              <w:right w:w="110" w:type="dxa"/>
+            </w:tcMar>
+            <w:vAlign w:val="center"/>
+          </w:tcPr>
+          <w:p>
+            <w:r>
+              <w:rPr>
+                <w:rFonts w:ascii="Arial" w:hAnsi="Arial"/>
                 <w:color w:val="000000"/>
                 <w:sz w:val="17"/>
               </w:rPr>
@@ -5514,24 +5183,19 @@
         </w:tc>
         <w:tc>
           <w:tcPr>
-            <w:tcW w:type="dxa" w:w="1728"/>
-            <w:tcMar>
-              <w:top w:w="60" w:type="dxa"/>
-              <w:start w:w="110" w:type="dxa"/>
-              <w:bottom w:w="60" w:type="dxa"/>
-              <w:end w:w="110" w:type="dxa"/>
-            </w:tcMar>
-            <w:vAlign w:val="center"/>
-          </w:tcPr>
-          <w:p>
-            <w:pPr>
-              <w:spacing w:after="0"/>
-              <w:jc w:val="left"/>
-            </w:pPr>
-            <w:r>
-              <w:rPr>
-                <w:rFonts w:ascii="Arial" w:hAnsi="Arial"/>
-                <w:b w:val="0"/>
+            <w:tcW w:w="1728" w:type="dxa"/>
+            <w:tcMar>
+              <w:top w:w="60" w:type="dxa"/>
+              <w:left w:w="110" w:type="dxa"/>
+              <w:bottom w:w="60" w:type="dxa"/>
+              <w:right w:w="110" w:type="dxa"/>
+            </w:tcMar>
+            <w:vAlign w:val="center"/>
+          </w:tcPr>
+          <w:p>
+            <w:r>
+              <w:rPr>
+                <w:rFonts w:ascii="Arial" w:hAnsi="Arial"/>
                 <w:color w:val="000000"/>
                 <w:sz w:val="17"/>
               </w:rPr>
@@ -5541,24 +5205,19 @@
         </w:tc>
         <w:tc>
           <w:tcPr>
-            <w:tcW w:type="dxa" w:w="1296"/>
-            <w:tcMar>
-              <w:top w:w="60" w:type="dxa"/>
-              <w:start w:w="110" w:type="dxa"/>
-              <w:bottom w:w="60" w:type="dxa"/>
-              <w:end w:w="110" w:type="dxa"/>
-            </w:tcMar>
-            <w:vAlign w:val="center"/>
-          </w:tcPr>
-          <w:p>
-            <w:pPr>
-              <w:spacing w:after="0"/>
-              <w:jc w:val="left"/>
-            </w:pPr>
-            <w:r>
-              <w:rPr>
-                <w:rFonts w:ascii="Arial" w:hAnsi="Arial"/>
-                <w:b w:val="0"/>
+            <w:tcW w:w="1296" w:type="dxa"/>
+            <w:tcMar>
+              <w:top w:w="60" w:type="dxa"/>
+              <w:left w:w="110" w:type="dxa"/>
+              <w:bottom w:w="60" w:type="dxa"/>
+              <w:right w:w="110" w:type="dxa"/>
+            </w:tcMar>
+            <w:vAlign w:val="center"/>
+          </w:tcPr>
+          <w:p>
+            <w:r>
+              <w:rPr>
+                <w:rFonts w:ascii="Arial" w:hAnsi="Arial"/>
                 <w:color w:val="000000"/>
                 <w:sz w:val="17"/>
               </w:rPr>
@@ -5568,27 +5227,28 @@
         </w:tc>
       </w:tr>
       <w:tr>
-        <w:tc>
-          <w:tcPr>
-            <w:tcW w:type="dxa" w:w="648"/>
-            <w:shd w:fill="F6F8FA"/>
-            <w:tcMar>
-              <w:top w:w="60" w:type="dxa"/>
-              <w:start w:w="110" w:type="dxa"/>
-              <w:bottom w:w="60" w:type="dxa"/>
-              <w:end w:w="110" w:type="dxa"/>
+        <w:trPr>
+          <w:jc w:val="center"/>
+        </w:trPr>
+        <w:tc>
+          <w:tcPr>
+            <w:tcW w:w="648" w:type="dxa"/>
+            <w:shd w:val="clear" w:color="auto" w:fill="F6F8FA"/>
+            <w:tcMar>
+              <w:top w:w="60" w:type="dxa"/>
+              <w:left w:w="110" w:type="dxa"/>
+              <w:bottom w:w="60" w:type="dxa"/>
+              <w:right w:w="110" w:type="dxa"/>
             </w:tcMar>
             <w:vAlign w:val="center"/>
           </w:tcPr>
           <w:p>
             <w:pPr>
-              <w:spacing w:after="0"/>
               <w:jc w:val="center"/>
             </w:pPr>
             <w:r>
               <w:rPr>
                 <w:rFonts w:ascii="Arial" w:hAnsi="Arial"/>
-                <w:b w:val="0"/>
                 <w:color w:val="000000"/>
                 <w:sz w:val="17"/>
               </w:rPr>
@@ -5598,25 +5258,20 @@
         </w:tc>
         <w:tc>
           <w:tcPr>
-            <w:tcW w:type="dxa" w:w="1944"/>
-            <w:shd w:fill="F6F8FA"/>
-            <w:tcMar>
-              <w:top w:w="60" w:type="dxa"/>
-              <w:start w:w="110" w:type="dxa"/>
-              <w:bottom w:w="60" w:type="dxa"/>
-              <w:end w:w="110" w:type="dxa"/>
-            </w:tcMar>
-            <w:vAlign w:val="center"/>
-          </w:tcPr>
-          <w:p>
-            <w:pPr>
-              <w:spacing w:after="0"/>
-              <w:jc w:val="left"/>
-            </w:pPr>
-            <w:r>
-              <w:rPr>
-                <w:rFonts w:ascii="Arial" w:hAnsi="Arial"/>
-                <w:b w:val="0"/>
+            <w:tcW w:w="1944" w:type="dxa"/>
+            <w:shd w:val="clear" w:color="auto" w:fill="F6F8FA"/>
+            <w:tcMar>
+              <w:top w:w="60" w:type="dxa"/>
+              <w:left w:w="110" w:type="dxa"/>
+              <w:bottom w:w="60" w:type="dxa"/>
+              <w:right w:w="110" w:type="dxa"/>
+            </w:tcMar>
+            <w:vAlign w:val="center"/>
+          </w:tcPr>
+          <w:p>
+            <w:r>
+              <w:rPr>
+                <w:rFonts w:ascii="Arial" w:hAnsi="Arial"/>
                 <w:color w:val="000000"/>
                 <w:sz w:val="17"/>
               </w:rPr>
@@ -5626,25 +5281,20 @@
         </w:tc>
         <w:tc>
           <w:tcPr>
-            <w:tcW w:type="dxa" w:w="2520"/>
-            <w:shd w:fill="F6F8FA"/>
-            <w:tcMar>
-              <w:top w:w="60" w:type="dxa"/>
-              <w:start w:w="110" w:type="dxa"/>
-              <w:bottom w:w="60" w:type="dxa"/>
-              <w:end w:w="110" w:type="dxa"/>
-            </w:tcMar>
-            <w:vAlign w:val="center"/>
-          </w:tcPr>
-          <w:p>
-            <w:pPr>
-              <w:spacing w:after="0"/>
-              <w:jc w:val="left"/>
-            </w:pPr>
-            <w:r>
-              <w:rPr>
-                <w:rFonts w:ascii="Arial" w:hAnsi="Arial"/>
-                <w:b w:val="0"/>
+            <w:tcW w:w="2520" w:type="dxa"/>
+            <w:shd w:val="clear" w:color="auto" w:fill="F6F8FA"/>
+            <w:tcMar>
+              <w:top w:w="60" w:type="dxa"/>
+              <w:left w:w="110" w:type="dxa"/>
+              <w:bottom w:w="60" w:type="dxa"/>
+              <w:right w:w="110" w:type="dxa"/>
+            </w:tcMar>
+            <w:vAlign w:val="center"/>
+          </w:tcPr>
+          <w:p>
+            <w:r>
+              <w:rPr>
+                <w:rFonts w:ascii="Arial" w:hAnsi="Arial"/>
                 <w:color w:val="000000"/>
                 <w:sz w:val="17"/>
               </w:rPr>
@@ -5654,25 +5304,20 @@
         </w:tc>
         <w:tc>
           <w:tcPr>
-            <w:tcW w:type="dxa" w:w="1728"/>
-            <w:shd w:fill="F6F8FA"/>
-            <w:tcMar>
-              <w:top w:w="60" w:type="dxa"/>
-              <w:start w:w="110" w:type="dxa"/>
-              <w:bottom w:w="60" w:type="dxa"/>
-              <w:end w:w="110" w:type="dxa"/>
-            </w:tcMar>
-            <w:vAlign w:val="center"/>
-          </w:tcPr>
-          <w:p>
-            <w:pPr>
-              <w:spacing w:after="0"/>
-              <w:jc w:val="left"/>
-            </w:pPr>
-            <w:r>
-              <w:rPr>
-                <w:rFonts w:ascii="Arial" w:hAnsi="Arial"/>
-                <w:b w:val="0"/>
+            <w:tcW w:w="1728" w:type="dxa"/>
+            <w:shd w:val="clear" w:color="auto" w:fill="F6F8FA"/>
+            <w:tcMar>
+              <w:top w:w="60" w:type="dxa"/>
+              <w:left w:w="110" w:type="dxa"/>
+              <w:bottom w:w="60" w:type="dxa"/>
+              <w:right w:w="110" w:type="dxa"/>
+            </w:tcMar>
+            <w:vAlign w:val="center"/>
+          </w:tcPr>
+          <w:p>
+            <w:r>
+              <w:rPr>
+                <w:rFonts w:ascii="Arial" w:hAnsi="Arial"/>
                 <w:color w:val="000000"/>
                 <w:sz w:val="17"/>
               </w:rPr>
@@ -5682,25 +5327,20 @@
         </w:tc>
         <w:tc>
           <w:tcPr>
-            <w:tcW w:type="dxa" w:w="1296"/>
-            <w:shd w:fill="F6F8FA"/>
-            <w:tcMar>
-              <w:top w:w="60" w:type="dxa"/>
-              <w:start w:w="110" w:type="dxa"/>
-              <w:bottom w:w="60" w:type="dxa"/>
-              <w:end w:w="110" w:type="dxa"/>
-            </w:tcMar>
-            <w:vAlign w:val="center"/>
-          </w:tcPr>
-          <w:p>
-            <w:pPr>
-              <w:spacing w:after="0"/>
-              <w:jc w:val="left"/>
-            </w:pPr>
-            <w:r>
-              <w:rPr>
-                <w:rFonts w:ascii="Arial" w:hAnsi="Arial"/>
-                <w:b w:val="0"/>
+            <w:tcW w:w="1296" w:type="dxa"/>
+            <w:shd w:val="clear" w:color="auto" w:fill="F6F8FA"/>
+            <w:tcMar>
+              <w:top w:w="60" w:type="dxa"/>
+              <w:left w:w="110" w:type="dxa"/>
+              <w:bottom w:w="60" w:type="dxa"/>
+              <w:right w:w="110" w:type="dxa"/>
+            </w:tcMar>
+            <w:vAlign w:val="center"/>
+          </w:tcPr>
+          <w:p>
+            <w:r>
+              <w:rPr>
+                <w:rFonts w:ascii="Arial" w:hAnsi="Arial"/>
                 <w:color w:val="000000"/>
                 <w:sz w:val="17"/>
               </w:rPr>
@@ -5710,26 +5350,27 @@
         </w:tc>
       </w:tr>
       <w:tr>
-        <w:tc>
-          <w:tcPr>
-            <w:tcW w:type="dxa" w:w="648"/>
-            <w:tcMar>
-              <w:top w:w="60" w:type="dxa"/>
-              <w:start w:w="110" w:type="dxa"/>
-              <w:bottom w:w="60" w:type="dxa"/>
-              <w:end w:w="110" w:type="dxa"/>
+        <w:trPr>
+          <w:jc w:val="center"/>
+        </w:trPr>
+        <w:tc>
+          <w:tcPr>
+            <w:tcW w:w="648" w:type="dxa"/>
+            <w:tcMar>
+              <w:top w:w="60" w:type="dxa"/>
+              <w:left w:w="110" w:type="dxa"/>
+              <w:bottom w:w="60" w:type="dxa"/>
+              <w:right w:w="110" w:type="dxa"/>
             </w:tcMar>
             <w:vAlign w:val="center"/>
           </w:tcPr>
           <w:p>
             <w:pPr>
-              <w:spacing w:after="0"/>
               <w:jc w:val="center"/>
             </w:pPr>
             <w:r>
               <w:rPr>
                 <w:rFonts w:ascii="Arial" w:hAnsi="Arial"/>
-                <w:b w:val="0"/>
                 <w:color w:val="000000"/>
                 <w:sz w:val="17"/>
               </w:rPr>
@@ -5739,24 +5380,19 @@
         </w:tc>
         <w:tc>
           <w:tcPr>
-            <w:tcW w:type="dxa" w:w="1944"/>
-            <w:tcMar>
-              <w:top w:w="60" w:type="dxa"/>
-              <w:start w:w="110" w:type="dxa"/>
-              <w:bottom w:w="60" w:type="dxa"/>
-              <w:end w:w="110" w:type="dxa"/>
-            </w:tcMar>
-            <w:vAlign w:val="center"/>
-          </w:tcPr>
-          <w:p>
-            <w:pPr>
-              <w:spacing w:after="0"/>
-              <w:jc w:val="left"/>
-            </w:pPr>
-            <w:r>
-              <w:rPr>
-                <w:rFonts w:ascii="Arial" w:hAnsi="Arial"/>
-                <w:b w:val="0"/>
+            <w:tcW w:w="1944" w:type="dxa"/>
+            <w:tcMar>
+              <w:top w:w="60" w:type="dxa"/>
+              <w:left w:w="110" w:type="dxa"/>
+              <w:bottom w:w="60" w:type="dxa"/>
+              <w:right w:w="110" w:type="dxa"/>
+            </w:tcMar>
+            <w:vAlign w:val="center"/>
+          </w:tcPr>
+          <w:p>
+            <w:r>
+              <w:rPr>
+                <w:rFonts w:ascii="Arial" w:hAnsi="Arial"/>
                 <w:color w:val="000000"/>
                 <w:sz w:val="17"/>
               </w:rPr>
@@ -5766,24 +5402,19 @@
         </w:tc>
         <w:tc>
           <w:tcPr>
-            <w:tcW w:type="dxa" w:w="2520"/>
-            <w:tcMar>
-              <w:top w:w="60" w:type="dxa"/>
-              <w:start w:w="110" w:type="dxa"/>
-              <w:bottom w:w="60" w:type="dxa"/>
-              <w:end w:w="110" w:type="dxa"/>
-            </w:tcMar>
-            <w:vAlign w:val="center"/>
-          </w:tcPr>
-          <w:p>
-            <w:pPr>
-              <w:spacing w:after="0"/>
-              <w:jc w:val="left"/>
-            </w:pPr>
-            <w:r>
-              <w:rPr>
-                <w:rFonts w:ascii="Arial" w:hAnsi="Arial"/>
-                <w:b w:val="0"/>
+            <w:tcW w:w="2520" w:type="dxa"/>
+            <w:tcMar>
+              <w:top w:w="60" w:type="dxa"/>
+              <w:left w:w="110" w:type="dxa"/>
+              <w:bottom w:w="60" w:type="dxa"/>
+              <w:right w:w="110" w:type="dxa"/>
+            </w:tcMar>
+            <w:vAlign w:val="center"/>
+          </w:tcPr>
+          <w:p>
+            <w:r>
+              <w:rPr>
+                <w:rFonts w:ascii="Arial" w:hAnsi="Arial"/>
                 <w:color w:val="000000"/>
                 <w:sz w:val="17"/>
               </w:rPr>
@@ -5793,24 +5424,19 @@
         </w:tc>
         <w:tc>
           <w:tcPr>
-            <w:tcW w:type="dxa" w:w="1728"/>
-            <w:tcMar>
-              <w:top w:w="60" w:type="dxa"/>
-              <w:start w:w="110" w:type="dxa"/>
-              <w:bottom w:w="60" w:type="dxa"/>
-              <w:end w:w="110" w:type="dxa"/>
-            </w:tcMar>
-            <w:vAlign w:val="center"/>
-          </w:tcPr>
-          <w:p>
-            <w:pPr>
-              <w:spacing w:after="0"/>
-              <w:jc w:val="left"/>
-            </w:pPr>
-            <w:r>
-              <w:rPr>
-                <w:rFonts w:ascii="Arial" w:hAnsi="Arial"/>
-                <w:b w:val="0"/>
+            <w:tcW w:w="1728" w:type="dxa"/>
+            <w:tcMar>
+              <w:top w:w="60" w:type="dxa"/>
+              <w:left w:w="110" w:type="dxa"/>
+              <w:bottom w:w="60" w:type="dxa"/>
+              <w:right w:w="110" w:type="dxa"/>
+            </w:tcMar>
+            <w:vAlign w:val="center"/>
+          </w:tcPr>
+          <w:p>
+            <w:r>
+              <w:rPr>
+                <w:rFonts w:ascii="Arial" w:hAnsi="Arial"/>
                 <w:color w:val="000000"/>
                 <w:sz w:val="17"/>
               </w:rPr>
@@ -5820,24 +5446,19 @@
         </w:tc>
         <w:tc>
           <w:tcPr>
-            <w:tcW w:type="dxa" w:w="1296"/>
-            <w:tcMar>
-              <w:top w:w="60" w:type="dxa"/>
-              <w:start w:w="110" w:type="dxa"/>
-              <w:bottom w:w="60" w:type="dxa"/>
-              <w:end w:w="110" w:type="dxa"/>
-            </w:tcMar>
-            <w:vAlign w:val="center"/>
-          </w:tcPr>
-          <w:p>
-            <w:pPr>
-              <w:spacing w:after="0"/>
-              <w:jc w:val="left"/>
-            </w:pPr>
-            <w:r>
-              <w:rPr>
-                <w:rFonts w:ascii="Arial" w:hAnsi="Arial"/>
-                <w:b w:val="0"/>
+            <w:tcW w:w="1296" w:type="dxa"/>
+            <w:tcMar>
+              <w:top w:w="60" w:type="dxa"/>
+              <w:left w:w="110" w:type="dxa"/>
+              <w:bottom w:w="60" w:type="dxa"/>
+              <w:right w:w="110" w:type="dxa"/>
+            </w:tcMar>
+            <w:vAlign w:val="center"/>
+          </w:tcPr>
+          <w:p>
+            <w:r>
+              <w:rPr>
+                <w:rFonts w:ascii="Arial" w:hAnsi="Arial"/>
                 <w:color w:val="000000"/>
                 <w:sz w:val="17"/>
               </w:rPr>
@@ -5847,27 +5468,28 @@
         </w:tc>
       </w:tr>
       <w:tr>
-        <w:tc>
-          <w:tcPr>
-            <w:tcW w:type="dxa" w:w="648"/>
-            <w:shd w:fill="F6F8FA"/>
-            <w:tcMar>
-              <w:top w:w="60" w:type="dxa"/>
-              <w:start w:w="110" w:type="dxa"/>
-              <w:bottom w:w="60" w:type="dxa"/>
-              <w:end w:w="110" w:type="dxa"/>
+        <w:trPr>
+          <w:jc w:val="center"/>
+        </w:trPr>
+        <w:tc>
+          <w:tcPr>
+            <w:tcW w:w="648" w:type="dxa"/>
+            <w:shd w:val="clear" w:color="auto" w:fill="F6F8FA"/>
+            <w:tcMar>
+              <w:top w:w="60" w:type="dxa"/>
+              <w:left w:w="110" w:type="dxa"/>
+              <w:bottom w:w="60" w:type="dxa"/>
+              <w:right w:w="110" w:type="dxa"/>
             </w:tcMar>
             <w:vAlign w:val="center"/>
           </w:tcPr>
           <w:p>
             <w:pPr>
-              <w:spacing w:after="0"/>
               <w:jc w:val="center"/>
             </w:pPr>
             <w:r>
               <w:rPr>
                 <w:rFonts w:ascii="Arial" w:hAnsi="Arial"/>
-                <w:b w:val="0"/>
                 <w:color w:val="000000"/>
                 <w:sz w:val="17"/>
               </w:rPr>
@@ -5877,25 +5499,20 @@
         </w:tc>
         <w:tc>
           <w:tcPr>
-            <w:tcW w:type="dxa" w:w="1944"/>
-            <w:shd w:fill="F6F8FA"/>
-            <w:tcMar>
-              <w:top w:w="60" w:type="dxa"/>
-              <w:start w:w="110" w:type="dxa"/>
-              <w:bottom w:w="60" w:type="dxa"/>
-              <w:end w:w="110" w:type="dxa"/>
-            </w:tcMar>
-            <w:vAlign w:val="center"/>
-          </w:tcPr>
-          <w:p>
-            <w:pPr>
-              <w:spacing w:after="0"/>
-              <w:jc w:val="left"/>
-            </w:pPr>
-            <w:r>
-              <w:rPr>
-                <w:rFonts w:ascii="Arial" w:hAnsi="Arial"/>
-                <w:b w:val="0"/>
+            <w:tcW w:w="1944" w:type="dxa"/>
+            <w:shd w:val="clear" w:color="auto" w:fill="F6F8FA"/>
+            <w:tcMar>
+              <w:top w:w="60" w:type="dxa"/>
+              <w:left w:w="110" w:type="dxa"/>
+              <w:bottom w:w="60" w:type="dxa"/>
+              <w:right w:w="110" w:type="dxa"/>
+            </w:tcMar>
+            <w:vAlign w:val="center"/>
+          </w:tcPr>
+          <w:p>
+            <w:r>
+              <w:rPr>
+                <w:rFonts w:ascii="Arial" w:hAnsi="Arial"/>
                 <w:color w:val="000000"/>
                 <w:sz w:val="17"/>
               </w:rPr>
@@ -5905,25 +5522,20 @@
         </w:tc>
         <w:tc>
           <w:tcPr>
-            <w:tcW w:type="dxa" w:w="2520"/>
-            <w:shd w:fill="F6F8FA"/>
-            <w:tcMar>
-              <w:top w:w="60" w:type="dxa"/>
-              <w:start w:w="110" w:type="dxa"/>
-              <w:bottom w:w="60" w:type="dxa"/>
-              <w:end w:w="110" w:type="dxa"/>
-            </w:tcMar>
-            <w:vAlign w:val="center"/>
-          </w:tcPr>
-          <w:p>
-            <w:pPr>
-              <w:spacing w:after="0"/>
-              <w:jc w:val="left"/>
-            </w:pPr>
-            <w:r>
-              <w:rPr>
-                <w:rFonts w:ascii="Arial" w:hAnsi="Arial"/>
-                <w:b w:val="0"/>
+            <w:tcW w:w="2520" w:type="dxa"/>
+            <w:shd w:val="clear" w:color="auto" w:fill="F6F8FA"/>
+            <w:tcMar>
+              <w:top w:w="60" w:type="dxa"/>
+              <w:left w:w="110" w:type="dxa"/>
+              <w:bottom w:w="60" w:type="dxa"/>
+              <w:right w:w="110" w:type="dxa"/>
+            </w:tcMar>
+            <w:vAlign w:val="center"/>
+          </w:tcPr>
+          <w:p>
+            <w:r>
+              <w:rPr>
+                <w:rFonts w:ascii="Arial" w:hAnsi="Arial"/>
                 <w:color w:val="000000"/>
                 <w:sz w:val="17"/>
               </w:rPr>
@@ -5933,25 +5545,20 @@
         </w:tc>
         <w:tc>
           <w:tcPr>
-            <w:tcW w:type="dxa" w:w="1728"/>
-            <w:shd w:fill="F6F8FA"/>
-            <w:tcMar>
-              <w:top w:w="60" w:type="dxa"/>
-              <w:start w:w="110" w:type="dxa"/>
-              <w:bottom w:w="60" w:type="dxa"/>
-              <w:end w:w="110" w:type="dxa"/>
-            </w:tcMar>
-            <w:vAlign w:val="center"/>
-          </w:tcPr>
-          <w:p>
-            <w:pPr>
-              <w:spacing w:after="0"/>
-              <w:jc w:val="left"/>
-            </w:pPr>
-            <w:r>
-              <w:rPr>
-                <w:rFonts w:ascii="Arial" w:hAnsi="Arial"/>
-                <w:b w:val="0"/>
+            <w:tcW w:w="1728" w:type="dxa"/>
+            <w:shd w:val="clear" w:color="auto" w:fill="F6F8FA"/>
+            <w:tcMar>
+              <w:top w:w="60" w:type="dxa"/>
+              <w:left w:w="110" w:type="dxa"/>
+              <w:bottom w:w="60" w:type="dxa"/>
+              <w:right w:w="110" w:type="dxa"/>
+            </w:tcMar>
+            <w:vAlign w:val="center"/>
+          </w:tcPr>
+          <w:p>
+            <w:r>
+              <w:rPr>
+                <w:rFonts w:ascii="Arial" w:hAnsi="Arial"/>
                 <w:color w:val="000000"/>
                 <w:sz w:val="17"/>
               </w:rPr>
@@ -5961,25 +5568,20 @@
         </w:tc>
         <w:tc>
           <w:tcPr>
-            <w:tcW w:type="dxa" w:w="1296"/>
-            <w:shd w:fill="F6F8FA"/>
-            <w:tcMar>
-              <w:top w:w="60" w:type="dxa"/>
-              <w:start w:w="110" w:type="dxa"/>
-              <w:bottom w:w="60" w:type="dxa"/>
-              <w:end w:w="110" w:type="dxa"/>
-            </w:tcMar>
-            <w:vAlign w:val="center"/>
-          </w:tcPr>
-          <w:p>
-            <w:pPr>
-              <w:spacing w:after="0"/>
-              <w:jc w:val="left"/>
-            </w:pPr>
-            <w:r>
-              <w:rPr>
-                <w:rFonts w:ascii="Arial" w:hAnsi="Arial"/>
-                <w:b w:val="0"/>
+            <w:tcW w:w="1296" w:type="dxa"/>
+            <w:shd w:val="clear" w:color="auto" w:fill="F6F8FA"/>
+            <w:tcMar>
+              <w:top w:w="60" w:type="dxa"/>
+              <w:left w:w="110" w:type="dxa"/>
+              <w:bottom w:w="60" w:type="dxa"/>
+              <w:right w:w="110" w:type="dxa"/>
+            </w:tcMar>
+            <w:vAlign w:val="center"/>
+          </w:tcPr>
+          <w:p>
+            <w:r>
+              <w:rPr>
+                <w:rFonts w:ascii="Arial" w:hAnsi="Arial"/>
                 <w:color w:val="000000"/>
                 <w:sz w:val="17"/>
               </w:rPr>
@@ -5989,26 +5591,27 @@
         </w:tc>
       </w:tr>
       <w:tr>
-        <w:tc>
-          <w:tcPr>
-            <w:tcW w:type="dxa" w:w="648"/>
-            <w:tcMar>
-              <w:top w:w="60" w:type="dxa"/>
-              <w:start w:w="110" w:type="dxa"/>
-              <w:bottom w:w="60" w:type="dxa"/>
-              <w:end w:w="110" w:type="dxa"/>
+        <w:trPr>
+          <w:jc w:val="center"/>
+        </w:trPr>
+        <w:tc>
+          <w:tcPr>
+            <w:tcW w:w="648" w:type="dxa"/>
+            <w:tcMar>
+              <w:top w:w="60" w:type="dxa"/>
+              <w:left w:w="110" w:type="dxa"/>
+              <w:bottom w:w="60" w:type="dxa"/>
+              <w:right w:w="110" w:type="dxa"/>
             </w:tcMar>
             <w:vAlign w:val="center"/>
           </w:tcPr>
           <w:p>
             <w:pPr>
-              <w:spacing w:after="0"/>
               <w:jc w:val="center"/>
             </w:pPr>
             <w:r>
               <w:rPr>
                 <w:rFonts w:ascii="Arial" w:hAnsi="Arial"/>
-                <w:b w:val="0"/>
                 <w:color w:val="000000"/>
                 <w:sz w:val="17"/>
               </w:rPr>
@@ -6018,24 +5621,19 @@
         </w:tc>
         <w:tc>
           <w:tcPr>
-            <w:tcW w:type="dxa" w:w="1944"/>
-            <w:tcMar>
-              <w:top w:w="60" w:type="dxa"/>
-              <w:start w:w="110" w:type="dxa"/>
-              <w:bottom w:w="60" w:type="dxa"/>
-              <w:end w:w="110" w:type="dxa"/>
-            </w:tcMar>
-            <w:vAlign w:val="center"/>
-          </w:tcPr>
-          <w:p>
-            <w:pPr>
-              <w:spacing w:after="0"/>
-              <w:jc w:val="left"/>
-            </w:pPr>
-            <w:r>
-              <w:rPr>
-                <w:rFonts w:ascii="Arial" w:hAnsi="Arial"/>
-                <w:b w:val="0"/>
+            <w:tcW w:w="1944" w:type="dxa"/>
+            <w:tcMar>
+              <w:top w:w="60" w:type="dxa"/>
+              <w:left w:w="110" w:type="dxa"/>
+              <w:bottom w:w="60" w:type="dxa"/>
+              <w:right w:w="110" w:type="dxa"/>
+            </w:tcMar>
+            <w:vAlign w:val="center"/>
+          </w:tcPr>
+          <w:p>
+            <w:r>
+              <w:rPr>
+                <w:rFonts w:ascii="Arial" w:hAnsi="Arial"/>
                 <w:color w:val="000000"/>
                 <w:sz w:val="17"/>
               </w:rPr>
@@ -6045,24 +5643,19 @@
         </w:tc>
         <w:tc>
           <w:tcPr>
-            <w:tcW w:type="dxa" w:w="2520"/>
-            <w:tcMar>
-              <w:top w:w="60" w:type="dxa"/>
-              <w:start w:w="110" w:type="dxa"/>
-              <w:bottom w:w="60" w:type="dxa"/>
-              <w:end w:w="110" w:type="dxa"/>
-            </w:tcMar>
-            <w:vAlign w:val="center"/>
-          </w:tcPr>
-          <w:p>
-            <w:pPr>
-              <w:spacing w:after="0"/>
-              <w:jc w:val="left"/>
-            </w:pPr>
-            <w:r>
-              <w:rPr>
-                <w:rFonts w:ascii="Arial" w:hAnsi="Arial"/>
-                <w:b w:val="0"/>
+            <w:tcW w:w="2520" w:type="dxa"/>
+            <w:tcMar>
+              <w:top w:w="60" w:type="dxa"/>
+              <w:left w:w="110" w:type="dxa"/>
+              <w:bottom w:w="60" w:type="dxa"/>
+              <w:right w:w="110" w:type="dxa"/>
+            </w:tcMar>
+            <w:vAlign w:val="center"/>
+          </w:tcPr>
+          <w:p>
+            <w:r>
+              <w:rPr>
+                <w:rFonts w:ascii="Arial" w:hAnsi="Arial"/>
                 <w:color w:val="000000"/>
                 <w:sz w:val="17"/>
               </w:rPr>
@@ -6072,24 +5665,19 @@
         </w:tc>
         <w:tc>
           <w:tcPr>
-            <w:tcW w:type="dxa" w:w="1728"/>
-            <w:tcMar>
-              <w:top w:w="60" w:type="dxa"/>
-              <w:start w:w="110" w:type="dxa"/>
-              <w:bottom w:w="60" w:type="dxa"/>
-              <w:end w:w="110" w:type="dxa"/>
-            </w:tcMar>
-            <w:vAlign w:val="center"/>
-          </w:tcPr>
-          <w:p>
-            <w:pPr>
-              <w:spacing w:after="0"/>
-              <w:jc w:val="left"/>
-            </w:pPr>
-            <w:r>
-              <w:rPr>
-                <w:rFonts w:ascii="Arial" w:hAnsi="Arial"/>
-                <w:b w:val="0"/>
+            <w:tcW w:w="1728" w:type="dxa"/>
+            <w:tcMar>
+              <w:top w:w="60" w:type="dxa"/>
+              <w:left w:w="110" w:type="dxa"/>
+              <w:bottom w:w="60" w:type="dxa"/>
+              <w:right w:w="110" w:type="dxa"/>
+            </w:tcMar>
+            <w:vAlign w:val="center"/>
+          </w:tcPr>
+          <w:p>
+            <w:r>
+              <w:rPr>
+                <w:rFonts w:ascii="Arial" w:hAnsi="Arial"/>
                 <w:color w:val="000000"/>
                 <w:sz w:val="17"/>
               </w:rPr>
@@ -6099,24 +5687,19 @@
         </w:tc>
         <w:tc>
           <w:tcPr>
-            <w:tcW w:type="dxa" w:w="1296"/>
-            <w:tcMar>
-              <w:top w:w="60" w:type="dxa"/>
-              <w:start w:w="110" w:type="dxa"/>
-              <w:bottom w:w="60" w:type="dxa"/>
-              <w:end w:w="110" w:type="dxa"/>
-            </w:tcMar>
-            <w:vAlign w:val="center"/>
-          </w:tcPr>
-          <w:p>
-            <w:pPr>
-              <w:spacing w:after="0"/>
-              <w:jc w:val="left"/>
-            </w:pPr>
-            <w:r>
-              <w:rPr>
-                <w:rFonts w:ascii="Arial" w:hAnsi="Arial"/>
-                <w:b w:val="0"/>
+            <w:tcW w:w="1296" w:type="dxa"/>
+            <w:tcMar>
+              <w:top w:w="60" w:type="dxa"/>
+              <w:left w:w="110" w:type="dxa"/>
+              <w:bottom w:w="60" w:type="dxa"/>
+              <w:right w:w="110" w:type="dxa"/>
+            </w:tcMar>
+            <w:vAlign w:val="center"/>
+          </w:tcPr>
+          <w:p>
+            <w:r>
+              <w:rPr>
+                <w:rFonts w:ascii="Arial" w:hAnsi="Arial"/>
                 <w:color w:val="000000"/>
                 <w:sz w:val="17"/>
               </w:rPr>
@@ -6163,7 +5746,6 @@
       <w:r>
         <w:rPr>
           <w:rFonts w:ascii="Arial" w:hAnsi="Arial"/>
-          <w:b w:val="0"/>
           <w:color w:val="000000"/>
           <w:sz w:val="21"/>
         </w:rPr>
@@ -6177,7 +5759,6 @@
       <w:r>
         <w:rPr>
           <w:rFonts w:ascii="Arial" w:hAnsi="Arial"/>
-          <w:b w:val="0"/>
           <w:color w:val="000000"/>
           <w:sz w:val="21"/>
         </w:rPr>
@@ -6207,7 +5788,6 @@
       <w:r>
         <w:rPr>
           <w:rFonts w:ascii="Arial" w:hAnsi="Arial"/>
-          <w:b w:val="0"/>
           <w:color w:val="000000"/>
           <w:sz w:val="21"/>
         </w:rPr>
@@ -6216,13 +5796,11 @@
     </w:p>
     <w:p>
       <w:pPr>
-        <w:spacing w:after="0" w:line="240" w:lineRule="auto"/>
         <w:ind w:left="403" w:right="259"/>
       </w:pPr>
       <w:r>
         <w:rPr>
           <w:rFonts w:ascii="Consolas" w:hAnsi="Consolas"/>
-          <w:b w:val="0"/>
           <w:color w:val="000000"/>
           <w:sz w:val="17"/>
         </w:rPr>
@@ -6231,13 +5809,11 @@
     </w:p>
     <w:p>
       <w:pPr>
-        <w:spacing w:after="0" w:line="240" w:lineRule="auto"/>
         <w:ind w:left="403" w:right="259"/>
       </w:pPr>
       <w:r>
         <w:rPr>
           <w:rFonts w:ascii="Consolas" w:hAnsi="Consolas"/>
-          <w:b w:val="0"/>
           <w:color w:val="000000"/>
           <w:sz w:val="17"/>
         </w:rPr>
@@ -6246,13 +5822,11 @@
     </w:p>
     <w:p>
       <w:pPr>
-        <w:spacing w:after="0" w:line="240" w:lineRule="auto"/>
         <w:ind w:left="403" w:right="259"/>
       </w:pPr>
       <w:r>
         <w:rPr>
           <w:rFonts w:ascii="Consolas" w:hAnsi="Consolas"/>
-          <w:b w:val="0"/>
           <w:color w:val="000000"/>
           <w:sz w:val="17"/>
         </w:rPr>
@@ -6261,13 +5835,11 @@
     </w:p>
     <w:p>
       <w:pPr>
-        <w:spacing w:after="0" w:line="240" w:lineRule="auto"/>
         <w:ind w:left="403" w:right="259"/>
       </w:pPr>
       <w:r>
         <w:rPr>
           <w:rFonts w:ascii="Consolas" w:hAnsi="Consolas"/>
-          <w:b w:val="0"/>
           <w:color w:val="000000"/>
           <w:sz w:val="17"/>
         </w:rPr>
@@ -6276,13 +5848,11 @@
     </w:p>
     <w:p>
       <w:pPr>
-        <w:spacing w:after="0" w:line="240" w:lineRule="auto"/>
         <w:ind w:left="403" w:right="259"/>
       </w:pPr>
       <w:r>
         <w:rPr>
           <w:rFonts w:ascii="Consolas" w:hAnsi="Consolas"/>
-          <w:b w:val="0"/>
           <w:color w:val="000000"/>
           <w:sz w:val="17"/>
         </w:rPr>
@@ -6291,13 +5861,11 @@
     </w:p>
     <w:p>
       <w:pPr>
-        <w:spacing w:after="0" w:line="240" w:lineRule="auto"/>
         <w:ind w:left="403" w:right="259"/>
       </w:pPr>
       <w:r>
         <w:rPr>
           <w:rFonts w:ascii="Consolas" w:hAnsi="Consolas"/>
-          <w:b w:val="0"/>
           <w:color w:val="000000"/>
           <w:sz w:val="17"/>
         </w:rPr>
@@ -6306,13 +5874,11 @@
     </w:p>
     <w:p>
       <w:pPr>
-        <w:spacing w:after="0" w:line="240" w:lineRule="auto"/>
         <w:ind w:left="403" w:right="259"/>
       </w:pPr>
       <w:r>
         <w:rPr>
           <w:rFonts w:ascii="Consolas" w:hAnsi="Consolas"/>
-          <w:b w:val="0"/>
           <w:color w:val="000000"/>
           <w:sz w:val="17"/>
         </w:rPr>
@@ -6342,6 +5908,7 @@
           <w:color w:val="000000"/>
           <w:sz w:val="30"/>
         </w:rPr>
+        <w:lastRenderedPageBreak/>
         <w:t>CodeIgniter Models</w:t>
       </w:r>
     </w:p>
@@ -6352,7 +5919,6 @@
       <w:r>
         <w:rPr>
           <w:rFonts w:ascii="Arial" w:hAnsi="Arial"/>
-          <w:b w:val="0"/>
           <w:color w:val="000000"/>
           <w:sz w:val="21"/>
         </w:rPr>
@@ -6377,13 +5943,11 @@
     </w:p>
     <w:p>
       <w:pPr>
-        <w:spacing w:after="0" w:line="240" w:lineRule="auto"/>
         <w:ind w:left="403" w:right="259"/>
       </w:pPr>
       <w:r>
         <w:rPr>
           <w:rFonts w:ascii="Consolas" w:hAnsi="Consolas"/>
-          <w:b w:val="0"/>
           <w:color w:val="000000"/>
           <w:sz w:val="17"/>
         </w:rPr>
@@ -6392,13 +5956,11 @@
     </w:p>
     <w:p>
       <w:pPr>
-        <w:spacing w:after="0" w:line="240" w:lineRule="auto"/>
         <w:ind w:left="403" w:right="259"/>
       </w:pPr>
       <w:r>
         <w:rPr>
           <w:rFonts w:ascii="Consolas" w:hAnsi="Consolas"/>
-          <w:b w:val="0"/>
           <w:color w:val="000000"/>
           <w:sz w:val="17"/>
         </w:rPr>
@@ -6407,13 +5969,11 @@
     </w:p>
     <w:p>
       <w:pPr>
-        <w:spacing w:after="0" w:line="240" w:lineRule="auto"/>
         <w:ind w:left="403" w:right="259"/>
       </w:pPr>
       <w:r>
         <w:rPr>
           <w:rFonts w:ascii="Consolas" w:hAnsi="Consolas"/>
-          <w:b w:val="0"/>
           <w:color w:val="000000"/>
           <w:sz w:val="17"/>
         </w:rPr>
@@ -6422,13 +5982,11 @@
     </w:p>
     <w:p>
       <w:pPr>
-        <w:spacing w:after="0" w:line="240" w:lineRule="auto"/>
         <w:ind w:left="403" w:right="259"/>
       </w:pPr>
       <w:r>
         <w:rPr>
           <w:rFonts w:ascii="Consolas" w:hAnsi="Consolas"/>
-          <w:b w:val="0"/>
           <w:color w:val="000000"/>
           <w:sz w:val="17"/>
         </w:rPr>
@@ -6437,13 +5995,11 @@
     </w:p>
     <w:p>
       <w:pPr>
-        <w:spacing w:after="0" w:line="240" w:lineRule="auto"/>
         <w:ind w:left="403" w:right="259"/>
       </w:pPr>
       <w:r>
         <w:rPr>
           <w:rFonts w:ascii="Consolas" w:hAnsi="Consolas"/>
-          <w:b w:val="0"/>
           <w:color w:val="000000"/>
           <w:sz w:val="17"/>
         </w:rPr>
@@ -6452,13 +6008,11 @@
     </w:p>
     <w:p>
       <w:pPr>
-        <w:spacing w:after="0" w:line="240" w:lineRule="auto"/>
         <w:ind w:left="403" w:right="259"/>
       </w:pPr>
       <w:r>
         <w:rPr>
           <w:rFonts w:ascii="Consolas" w:hAnsi="Consolas"/>
-          <w:b w:val="0"/>
           <w:color w:val="000000"/>
           <w:sz w:val="17"/>
         </w:rPr>
@@ -6467,13 +6021,11 @@
     </w:p>
     <w:p>
       <w:pPr>
-        <w:spacing w:after="0" w:line="240" w:lineRule="auto"/>
         <w:ind w:left="403" w:right="259"/>
       </w:pPr>
       <w:r>
         <w:rPr>
           <w:rFonts w:ascii="Consolas" w:hAnsi="Consolas"/>
-          <w:b w:val="0"/>
           <w:color w:val="000000"/>
           <w:sz w:val="17"/>
         </w:rPr>
@@ -6482,13 +6034,11 @@
     </w:p>
     <w:p>
       <w:pPr>
-        <w:spacing w:after="0" w:line="240" w:lineRule="auto"/>
         <w:ind w:left="403" w:right="259"/>
       </w:pPr>
       <w:r>
         <w:rPr>
           <w:rFonts w:ascii="Consolas" w:hAnsi="Consolas"/>
-          <w:b w:val="0"/>
           <w:color w:val="000000"/>
           <w:sz w:val="17"/>
         </w:rPr>
@@ -6497,13 +6047,11 @@
     </w:p>
     <w:p>
       <w:pPr>
-        <w:spacing w:after="0" w:line="240" w:lineRule="auto"/>
         <w:ind w:left="403" w:right="259"/>
       </w:pPr>
       <w:r>
         <w:rPr>
           <w:rFonts w:ascii="Consolas" w:hAnsi="Consolas"/>
-          <w:b w:val="0"/>
           <w:color w:val="000000"/>
           <w:sz w:val="17"/>
         </w:rPr>
@@ -6512,13 +6060,11 @@
     </w:p>
     <w:p>
       <w:pPr>
-        <w:spacing w:after="0" w:line="240" w:lineRule="auto"/>
         <w:ind w:left="403" w:right="259"/>
       </w:pPr>
       <w:r>
         <w:rPr>
           <w:rFonts w:ascii="Consolas" w:hAnsi="Consolas"/>
-          <w:b w:val="0"/>
           <w:color w:val="000000"/>
           <w:sz w:val="17"/>
         </w:rPr>
@@ -6527,13 +6073,11 @@
     </w:p>
     <w:p>
       <w:pPr>
-        <w:spacing w:after="0" w:line="240" w:lineRule="auto"/>
         <w:ind w:left="403" w:right="259"/>
       </w:pPr>
       <w:r>
         <w:rPr>
           <w:rFonts w:ascii="Consolas" w:hAnsi="Consolas"/>
-          <w:b w:val="0"/>
           <w:color w:val="000000"/>
           <w:sz w:val="17"/>
         </w:rPr>
@@ -6542,13 +6086,11 @@
     </w:p>
     <w:p>
       <w:pPr>
-        <w:spacing w:after="0" w:line="240" w:lineRule="auto"/>
         <w:ind w:left="403" w:right="259"/>
       </w:pPr>
       <w:r>
         <w:rPr>
           <w:rFonts w:ascii="Consolas" w:hAnsi="Consolas"/>
-          <w:b w:val="0"/>
           <w:color w:val="000000"/>
           <w:sz w:val="17"/>
         </w:rPr>
@@ -6557,13 +6099,11 @@
     </w:p>
     <w:p>
       <w:pPr>
-        <w:spacing w:after="0" w:line="240" w:lineRule="auto"/>
         <w:ind w:left="403" w:right="259"/>
       </w:pPr>
       <w:r>
         <w:rPr>
           <w:rFonts w:ascii="Consolas" w:hAnsi="Consolas"/>
-          <w:b w:val="0"/>
           <w:color w:val="000000"/>
           <w:sz w:val="17"/>
         </w:rPr>
@@ -6572,13 +6112,11 @@
     </w:p>
     <w:p>
       <w:pPr>
-        <w:spacing w:after="0" w:line="240" w:lineRule="auto"/>
         <w:ind w:left="403" w:right="259"/>
       </w:pPr>
       <w:r>
         <w:rPr>
           <w:rFonts w:ascii="Consolas" w:hAnsi="Consolas"/>
-          <w:b w:val="0"/>
           <w:color w:val="000000"/>
           <w:sz w:val="17"/>
         </w:rPr>
@@ -6587,13 +6125,11 @@
     </w:p>
     <w:p>
       <w:pPr>
-        <w:spacing w:after="0" w:line="240" w:lineRule="auto"/>
         <w:ind w:left="403" w:right="259"/>
       </w:pPr>
       <w:r>
         <w:rPr>
           <w:rFonts w:ascii="Consolas" w:hAnsi="Consolas"/>
-          <w:b w:val="0"/>
           <w:color w:val="000000"/>
           <w:sz w:val="17"/>
         </w:rPr>
@@ -6602,13 +6138,11 @@
     </w:p>
     <w:p>
       <w:pPr>
-        <w:spacing w:after="0" w:line="240" w:lineRule="auto"/>
         <w:ind w:left="403" w:right="259"/>
       </w:pPr>
       <w:r>
         <w:rPr>
           <w:rFonts w:ascii="Consolas" w:hAnsi="Consolas"/>
-          <w:b w:val="0"/>
           <w:color w:val="000000"/>
           <w:sz w:val="17"/>
         </w:rPr>
@@ -6617,13 +6151,11 @@
     </w:p>
     <w:p>
       <w:pPr>
-        <w:spacing w:after="0" w:line="240" w:lineRule="auto"/>
         <w:ind w:left="403" w:right="259"/>
       </w:pPr>
       <w:r>
         <w:rPr>
           <w:rFonts w:ascii="Consolas" w:hAnsi="Consolas"/>
-          <w:b w:val="0"/>
           <w:color w:val="000000"/>
           <w:sz w:val="17"/>
         </w:rPr>
@@ -6653,13 +6185,11 @@
     </w:p>
     <w:p>
       <w:pPr>
-        <w:spacing w:after="0" w:line="240" w:lineRule="auto"/>
         <w:ind w:left="403" w:right="259"/>
       </w:pPr>
       <w:r>
         <w:rPr>
           <w:rFonts w:ascii="Consolas" w:hAnsi="Consolas"/>
-          <w:b w:val="0"/>
           <w:color w:val="000000"/>
           <w:sz w:val="17"/>
         </w:rPr>
@@ -6668,13 +6198,11 @@
     </w:p>
     <w:p>
       <w:pPr>
-        <w:spacing w:after="0" w:line="240" w:lineRule="auto"/>
         <w:ind w:left="403" w:right="259"/>
       </w:pPr>
       <w:r>
         <w:rPr>
           <w:rFonts w:ascii="Consolas" w:hAnsi="Consolas"/>
-          <w:b w:val="0"/>
           <w:color w:val="000000"/>
           <w:sz w:val="17"/>
         </w:rPr>
@@ -6683,13 +6211,11 @@
     </w:p>
     <w:p>
       <w:pPr>
-        <w:spacing w:after="0" w:line="240" w:lineRule="auto"/>
         <w:ind w:left="403" w:right="259"/>
       </w:pPr>
       <w:r>
         <w:rPr>
           <w:rFonts w:ascii="Consolas" w:hAnsi="Consolas"/>
-          <w:b w:val="0"/>
           <w:color w:val="000000"/>
           <w:sz w:val="17"/>
         </w:rPr>
@@ -6698,13 +6224,11 @@
     </w:p>
     <w:p>
       <w:pPr>
-        <w:spacing w:after="0" w:line="240" w:lineRule="auto"/>
         <w:ind w:left="403" w:right="259"/>
       </w:pPr>
       <w:r>
         <w:rPr>
           <w:rFonts w:ascii="Consolas" w:hAnsi="Consolas"/>
-          <w:b w:val="0"/>
           <w:color w:val="000000"/>
           <w:sz w:val="17"/>
         </w:rPr>
@@ -6713,13 +6237,11 @@
     </w:p>
     <w:p>
       <w:pPr>
-        <w:spacing w:after="0" w:line="240" w:lineRule="auto"/>
         <w:ind w:left="403" w:right="259"/>
       </w:pPr>
       <w:r>
         <w:rPr>
           <w:rFonts w:ascii="Consolas" w:hAnsi="Consolas"/>
-          <w:b w:val="0"/>
           <w:color w:val="000000"/>
           <w:sz w:val="17"/>
         </w:rPr>
@@ -6728,13 +6250,11 @@
     </w:p>
     <w:p>
       <w:pPr>
-        <w:spacing w:after="0" w:line="240" w:lineRule="auto"/>
         <w:ind w:left="403" w:right="259"/>
       </w:pPr>
       <w:r>
         <w:rPr>
           <w:rFonts w:ascii="Consolas" w:hAnsi="Consolas"/>
-          <w:b w:val="0"/>
           <w:color w:val="000000"/>
           <w:sz w:val="17"/>
         </w:rPr>
@@ -6743,13 +6263,11 @@
     </w:p>
     <w:p>
       <w:pPr>
-        <w:spacing w:after="0" w:line="240" w:lineRule="auto"/>
         <w:ind w:left="403" w:right="259"/>
       </w:pPr>
       <w:r>
         <w:rPr>
           <w:rFonts w:ascii="Consolas" w:hAnsi="Consolas"/>
-          <w:b w:val="0"/>
           <w:color w:val="000000"/>
           <w:sz w:val="17"/>
         </w:rPr>
@@ -6758,13 +6276,11 @@
     </w:p>
     <w:p>
       <w:pPr>
-        <w:spacing w:after="0" w:line="240" w:lineRule="auto"/>
         <w:ind w:left="403" w:right="259"/>
       </w:pPr>
       <w:r>
         <w:rPr>
           <w:rFonts w:ascii="Consolas" w:hAnsi="Consolas"/>
-          <w:b w:val="0"/>
           <w:color w:val="000000"/>
           <w:sz w:val="17"/>
         </w:rPr>
@@ -6773,13 +6289,11 @@
     </w:p>
     <w:p>
       <w:pPr>
-        <w:spacing w:after="0" w:line="240" w:lineRule="auto"/>
         <w:ind w:left="403" w:right="259"/>
       </w:pPr>
       <w:r>
         <w:rPr>
           <w:rFonts w:ascii="Consolas" w:hAnsi="Consolas"/>
-          <w:b w:val="0"/>
           <w:color w:val="000000"/>
           <w:sz w:val="17"/>
         </w:rPr>
@@ -6788,13 +6302,11 @@
     </w:p>
     <w:p>
       <w:pPr>
-        <w:spacing w:after="0" w:line="240" w:lineRule="auto"/>
         <w:ind w:left="403" w:right="259"/>
       </w:pPr>
       <w:r>
         <w:rPr>
           <w:rFonts w:ascii="Consolas" w:hAnsi="Consolas"/>
-          <w:b w:val="0"/>
           <w:color w:val="000000"/>
           <w:sz w:val="17"/>
         </w:rPr>
@@ -6803,13 +6315,11 @@
     </w:p>
     <w:p>
       <w:pPr>
-        <w:spacing w:after="0" w:line="240" w:lineRule="auto"/>
         <w:ind w:left="403" w:right="259"/>
       </w:pPr>
       <w:r>
         <w:rPr>
           <w:rFonts w:ascii="Consolas" w:hAnsi="Consolas"/>
-          <w:b w:val="0"/>
           <w:color w:val="000000"/>
           <w:sz w:val="17"/>
         </w:rPr>
@@ -6818,13 +6328,11 @@
     </w:p>
     <w:p>
       <w:pPr>
-        <w:spacing w:after="0" w:line="240" w:lineRule="auto"/>
         <w:ind w:left="403" w:right="259"/>
       </w:pPr>
       <w:r>
         <w:rPr>
           <w:rFonts w:ascii="Consolas" w:hAnsi="Consolas"/>
-          <w:b w:val="0"/>
           <w:color w:val="000000"/>
           <w:sz w:val="17"/>
         </w:rPr>
@@ -6833,13 +6341,11 @@
     </w:p>
     <w:p>
       <w:pPr>
-        <w:spacing w:after="0" w:line="240" w:lineRule="auto"/>
         <w:ind w:left="403" w:right="259"/>
       </w:pPr>
       <w:r>
         <w:rPr>
           <w:rFonts w:ascii="Consolas" w:hAnsi="Consolas"/>
-          <w:b w:val="0"/>
           <w:color w:val="000000"/>
           <w:sz w:val="17"/>
         </w:rPr>
@@ -6848,13 +6354,11 @@
     </w:p>
     <w:p>
       <w:pPr>
-        <w:spacing w:after="0" w:line="240" w:lineRule="auto"/>
         <w:ind w:left="403" w:right="259"/>
       </w:pPr>
       <w:r>
         <w:rPr>
           <w:rFonts w:ascii="Consolas" w:hAnsi="Consolas"/>
-          <w:b w:val="0"/>
           <w:color w:val="000000"/>
           <w:sz w:val="17"/>
         </w:rPr>
@@ -6863,13 +6367,11 @@
     </w:p>
     <w:p>
       <w:pPr>
-        <w:spacing w:after="0" w:line="240" w:lineRule="auto"/>
         <w:ind w:left="403" w:right="259"/>
       </w:pPr>
       <w:r>
         <w:rPr>
           <w:rFonts w:ascii="Consolas" w:hAnsi="Consolas"/>
-          <w:b w:val="0"/>
           <w:color w:val="000000"/>
           <w:sz w:val="17"/>
         </w:rPr>
@@ -6878,13 +6380,11 @@
     </w:p>
     <w:p>
       <w:pPr>
-        <w:spacing w:after="0" w:line="240" w:lineRule="auto"/>
         <w:ind w:left="403" w:right="259"/>
       </w:pPr>
       <w:r>
         <w:rPr>
           <w:rFonts w:ascii="Consolas" w:hAnsi="Consolas"/>
-          <w:b w:val="0"/>
           <w:color w:val="000000"/>
           <w:sz w:val="17"/>
         </w:rPr>
@@ -6893,13 +6393,11 @@
     </w:p>
     <w:p>
       <w:pPr>
-        <w:spacing w:after="0" w:line="240" w:lineRule="auto"/>
         <w:ind w:left="403" w:right="259"/>
       </w:pPr>
       <w:r>
         <w:rPr>
           <w:rFonts w:ascii="Consolas" w:hAnsi="Consolas"/>
-          <w:b w:val="0"/>
           <w:color w:val="000000"/>
           <w:sz w:val="17"/>
         </w:rPr>
@@ -6934,7 +6432,6 @@
       <w:r>
         <w:rPr>
           <w:rFonts w:ascii="Arial" w:hAnsi="Arial"/>
-          <w:b w:val="0"/>
           <w:color w:val="000000"/>
           <w:sz w:val="21"/>
         </w:rPr>
@@ -6955,6 +6452,7 @@
           <w:color w:val="000000"/>
           <w:sz w:val="30"/>
         </w:rPr>
+        <w:lastRenderedPageBreak/>
         <w:t>Controller Queries</w:t>
       </w:r>
     </w:p>
@@ -6965,7 +6463,6 @@
       <w:r>
         <w:rPr>
           <w:rFonts w:ascii="Arial" w:hAnsi="Arial"/>
-          <w:b w:val="0"/>
           <w:color w:val="000000"/>
           <w:sz w:val="21"/>
         </w:rPr>
@@ -6990,13 +6487,11 @@
     </w:p>
     <w:p>
       <w:pPr>
-        <w:spacing w:after="0" w:line="240" w:lineRule="auto"/>
         <w:ind w:left="403" w:right="259"/>
       </w:pPr>
       <w:r>
         <w:rPr>
           <w:rFonts w:ascii="Consolas" w:hAnsi="Consolas"/>
-          <w:b w:val="0"/>
           <w:color w:val="000000"/>
           <w:sz w:val="17"/>
         </w:rPr>
@@ -7005,13 +6500,11 @@
     </w:p>
     <w:p>
       <w:pPr>
-        <w:spacing w:after="0" w:line="240" w:lineRule="auto"/>
         <w:ind w:left="403" w:right="259"/>
       </w:pPr>
       <w:r>
         <w:rPr>
           <w:rFonts w:ascii="Consolas" w:hAnsi="Consolas"/>
-          <w:b w:val="0"/>
           <w:color w:val="000000"/>
           <w:sz w:val="17"/>
         </w:rPr>
@@ -7020,13 +6513,11 @@
     </w:p>
     <w:p>
       <w:pPr>
-        <w:spacing w:after="0" w:line="240" w:lineRule="auto"/>
         <w:ind w:left="403" w:right="259"/>
       </w:pPr>
       <w:r>
         <w:rPr>
           <w:rFonts w:ascii="Consolas" w:hAnsi="Consolas"/>
-          <w:b w:val="0"/>
           <w:color w:val="000000"/>
           <w:sz w:val="17"/>
         </w:rPr>
@@ -7035,13 +6526,11 @@
     </w:p>
     <w:p>
       <w:pPr>
-        <w:spacing w:after="0" w:line="240" w:lineRule="auto"/>
         <w:ind w:left="403" w:right="259"/>
       </w:pPr>
       <w:r>
         <w:rPr>
           <w:rFonts w:ascii="Consolas" w:hAnsi="Consolas"/>
-          <w:b w:val="0"/>
           <w:color w:val="000000"/>
           <w:sz w:val="17"/>
         </w:rPr>
@@ -7050,13 +6539,11 @@
     </w:p>
     <w:p>
       <w:pPr>
-        <w:spacing w:after="0" w:line="240" w:lineRule="auto"/>
         <w:ind w:left="403" w:right="259"/>
       </w:pPr>
       <w:r>
         <w:rPr>
           <w:rFonts w:ascii="Consolas" w:hAnsi="Consolas"/>
-          <w:b w:val="0"/>
           <w:color w:val="000000"/>
           <w:sz w:val="17"/>
         </w:rPr>
@@ -7065,13 +6552,11 @@
     </w:p>
     <w:p>
       <w:pPr>
-        <w:spacing w:after="0" w:line="240" w:lineRule="auto"/>
         <w:ind w:left="403" w:right="259"/>
       </w:pPr>
       <w:r>
         <w:rPr>
           <w:rFonts w:ascii="Consolas" w:hAnsi="Consolas"/>
-          <w:b w:val="0"/>
           <w:color w:val="000000"/>
           <w:sz w:val="17"/>
         </w:rPr>
@@ -7101,13 +6586,11 @@
     </w:p>
     <w:p>
       <w:pPr>
-        <w:spacing w:after="0" w:line="240" w:lineRule="auto"/>
         <w:ind w:left="403" w:right="259"/>
       </w:pPr>
       <w:r>
         <w:rPr>
           <w:rFonts w:ascii="Consolas" w:hAnsi="Consolas"/>
-          <w:b w:val="0"/>
           <w:color w:val="000000"/>
           <w:sz w:val="17"/>
         </w:rPr>
@@ -7116,13 +6599,11 @@
     </w:p>
     <w:p>
       <w:pPr>
-        <w:spacing w:after="0" w:line="240" w:lineRule="auto"/>
         <w:ind w:left="403" w:right="259"/>
       </w:pPr>
       <w:r>
         <w:rPr>
           <w:rFonts w:ascii="Consolas" w:hAnsi="Consolas"/>
-          <w:b w:val="0"/>
           <w:color w:val="000000"/>
           <w:sz w:val="17"/>
         </w:rPr>
@@ -7131,13 +6612,11 @@
     </w:p>
     <w:p>
       <w:pPr>
-        <w:spacing w:after="0" w:line="240" w:lineRule="auto"/>
         <w:ind w:left="403" w:right="259"/>
       </w:pPr>
       <w:r>
         <w:rPr>
           <w:rFonts w:ascii="Consolas" w:hAnsi="Consolas"/>
-          <w:b w:val="0"/>
           <w:color w:val="000000"/>
           <w:sz w:val="17"/>
         </w:rPr>
@@ -7146,13 +6625,11 @@
     </w:p>
     <w:p>
       <w:pPr>
-        <w:spacing w:after="0" w:line="240" w:lineRule="auto"/>
         <w:ind w:left="403" w:right="259"/>
       </w:pPr>
       <w:r>
         <w:rPr>
           <w:rFonts w:ascii="Consolas" w:hAnsi="Consolas"/>
-          <w:b w:val="0"/>
           <w:color w:val="000000"/>
           <w:sz w:val="17"/>
         </w:rPr>
@@ -7161,13 +6638,11 @@
     </w:p>
     <w:p>
       <w:pPr>
-        <w:spacing w:after="0" w:line="240" w:lineRule="auto"/>
         <w:ind w:left="403" w:right="259"/>
       </w:pPr>
       <w:r>
         <w:rPr>
           <w:rFonts w:ascii="Consolas" w:hAnsi="Consolas"/>
-          <w:b w:val="0"/>
           <w:color w:val="000000"/>
           <w:sz w:val="17"/>
         </w:rPr>
@@ -7176,13 +6651,11 @@
     </w:p>
     <w:p>
       <w:pPr>
-        <w:spacing w:after="0" w:line="240" w:lineRule="auto"/>
         <w:ind w:left="403" w:right="259"/>
       </w:pPr>
       <w:r>
         <w:rPr>
           <w:rFonts w:ascii="Consolas" w:hAnsi="Consolas"/>
-          <w:b w:val="0"/>
           <w:color w:val="000000"/>
           <w:sz w:val="17"/>
         </w:rPr>
@@ -7191,13 +6664,11 @@
     </w:p>
     <w:p>
       <w:pPr>
-        <w:spacing w:after="0" w:line="240" w:lineRule="auto"/>
         <w:ind w:left="403" w:right="259"/>
       </w:pPr>
       <w:r>
         <w:rPr>
           <w:rFonts w:ascii="Consolas" w:hAnsi="Consolas"/>
-          <w:b w:val="0"/>
           <w:color w:val="000000"/>
           <w:sz w:val="17"/>
         </w:rPr>
@@ -7232,7 +6703,6 @@
       <w:r>
         <w:rPr>
           <w:rFonts w:ascii="Arial" w:hAnsi="Arial"/>
-          <w:b w:val="0"/>
           <w:color w:val="000000"/>
           <w:sz w:val="21"/>
         </w:rPr>
@@ -7257,13 +6727,11 @@
     </w:p>
     <w:p>
       <w:pPr>
-        <w:spacing w:after="0" w:line="240" w:lineRule="auto"/>
         <w:ind w:left="403" w:right="259"/>
       </w:pPr>
       <w:r>
         <w:rPr>
           <w:rFonts w:ascii="Consolas" w:hAnsi="Consolas"/>
-          <w:b w:val="0"/>
           <w:color w:val="000000"/>
           <w:sz w:val="17"/>
         </w:rPr>
@@ -7272,13 +6740,11 @@
     </w:p>
     <w:p>
       <w:pPr>
-        <w:spacing w:after="0" w:line="240" w:lineRule="auto"/>
         <w:ind w:left="403" w:right="259"/>
       </w:pPr>
       <w:r>
         <w:rPr>
           <w:rFonts w:ascii="Consolas" w:hAnsi="Consolas"/>
-          <w:b w:val="0"/>
           <w:color w:val="000000"/>
           <w:sz w:val="17"/>
         </w:rPr>
@@ -7287,13 +6753,11 @@
     </w:p>
     <w:p>
       <w:pPr>
-        <w:spacing w:after="0" w:line="240" w:lineRule="auto"/>
         <w:ind w:left="403" w:right="259"/>
       </w:pPr>
       <w:r>
         <w:rPr>
           <w:rFonts w:ascii="Consolas" w:hAnsi="Consolas"/>
-          <w:b w:val="0"/>
           <w:color w:val="000000"/>
           <w:sz w:val="17"/>
         </w:rPr>
@@ -7302,13 +6766,11 @@
     </w:p>
     <w:p>
       <w:pPr>
-        <w:spacing w:after="0" w:line="240" w:lineRule="auto"/>
         <w:ind w:left="403" w:right="259"/>
       </w:pPr>
       <w:r>
         <w:rPr>
           <w:rFonts w:ascii="Consolas" w:hAnsi="Consolas"/>
-          <w:b w:val="0"/>
           <w:color w:val="000000"/>
           <w:sz w:val="17"/>
         </w:rPr>
@@ -7317,13 +6779,11 @@
     </w:p>
     <w:p>
       <w:pPr>
-        <w:spacing w:after="0" w:line="240" w:lineRule="auto"/>
         <w:ind w:left="403" w:right="259"/>
       </w:pPr>
       <w:r>
         <w:rPr>
           <w:rFonts w:ascii="Consolas" w:hAnsi="Consolas"/>
-          <w:b w:val="0"/>
           <w:color w:val="000000"/>
           <w:sz w:val="17"/>
         </w:rPr>
@@ -7332,13 +6792,11 @@
     </w:p>
     <w:p>
       <w:pPr>
-        <w:spacing w:after="0" w:line="240" w:lineRule="auto"/>
         <w:ind w:left="403" w:right="259"/>
       </w:pPr>
       <w:r>
         <w:rPr>
           <w:rFonts w:ascii="Consolas" w:hAnsi="Consolas"/>
-          <w:b w:val="0"/>
           <w:color w:val="000000"/>
           <w:sz w:val="17"/>
         </w:rPr>
@@ -7347,13 +6805,11 @@
     </w:p>
     <w:p>
       <w:pPr>
-        <w:spacing w:after="0" w:line="240" w:lineRule="auto"/>
         <w:ind w:left="403" w:right="259"/>
       </w:pPr>
       <w:r>
         <w:rPr>
           <w:rFonts w:ascii="Consolas" w:hAnsi="Consolas"/>
-          <w:b w:val="0"/>
           <w:color w:val="000000"/>
           <w:sz w:val="17"/>
         </w:rPr>
@@ -7362,13 +6818,11 @@
     </w:p>
     <w:p>
       <w:pPr>
-        <w:spacing w:after="0" w:line="240" w:lineRule="auto"/>
         <w:ind w:left="403" w:right="259"/>
       </w:pPr>
       <w:r>
         <w:rPr>
           <w:rFonts w:ascii="Consolas" w:hAnsi="Consolas"/>
-          <w:b w:val="0"/>
           <w:color w:val="000000"/>
           <w:sz w:val="17"/>
         </w:rPr>
@@ -7398,13 +6852,11 @@
     </w:p>
     <w:p>
       <w:pPr>
-        <w:spacing w:after="0" w:line="240" w:lineRule="auto"/>
         <w:ind w:left="403" w:right="259"/>
       </w:pPr>
       <w:r>
         <w:rPr>
           <w:rFonts w:ascii="Consolas" w:hAnsi="Consolas"/>
-          <w:b w:val="0"/>
           <w:color w:val="000000"/>
           <w:sz w:val="17"/>
         </w:rPr>
@@ -7413,13 +6865,11 @@
     </w:p>
     <w:p>
       <w:pPr>
-        <w:spacing w:after="0" w:line="240" w:lineRule="auto"/>
         <w:ind w:left="403" w:right="259"/>
       </w:pPr>
       <w:r>
         <w:rPr>
           <w:rFonts w:ascii="Consolas" w:hAnsi="Consolas"/>
-          <w:b w:val="0"/>
           <w:color w:val="000000"/>
           <w:sz w:val="17"/>
         </w:rPr>
@@ -7428,13 +6878,11 @@
     </w:p>
     <w:p>
       <w:pPr>
-        <w:spacing w:after="0" w:line="240" w:lineRule="auto"/>
         <w:ind w:left="403" w:right="259"/>
       </w:pPr>
       <w:r>
         <w:rPr>
           <w:rFonts w:ascii="Consolas" w:hAnsi="Consolas"/>
-          <w:b w:val="0"/>
           <w:color w:val="000000"/>
           <w:sz w:val="17"/>
         </w:rPr>
@@ -7443,13 +6891,11 @@
     </w:p>
     <w:p>
       <w:pPr>
-        <w:spacing w:after="0" w:line="240" w:lineRule="auto"/>
         <w:ind w:left="403" w:right="259"/>
       </w:pPr>
       <w:r>
         <w:rPr>
           <w:rFonts w:ascii="Consolas" w:hAnsi="Consolas"/>
-          <w:b w:val="0"/>
           <w:color w:val="000000"/>
           <w:sz w:val="17"/>
         </w:rPr>
@@ -7458,13 +6904,11 @@
     </w:p>
     <w:p>
       <w:pPr>
-        <w:spacing w:after="0" w:line="240" w:lineRule="auto"/>
         <w:ind w:left="403" w:right="259"/>
       </w:pPr>
       <w:r>
         <w:rPr>
           <w:rFonts w:ascii="Consolas" w:hAnsi="Consolas"/>
-          <w:b w:val="0"/>
           <w:color w:val="000000"/>
           <w:sz w:val="17"/>
         </w:rPr>
@@ -7473,13 +6917,11 @@
     </w:p>
     <w:p>
       <w:pPr>
-        <w:spacing w:after="0" w:line="240" w:lineRule="auto"/>
         <w:ind w:left="403" w:right="259"/>
       </w:pPr>
       <w:r>
         <w:rPr>
           <w:rFonts w:ascii="Consolas" w:hAnsi="Consolas"/>
-          <w:b w:val="0"/>
           <w:color w:val="000000"/>
           <w:sz w:val="17"/>
         </w:rPr>
@@ -7488,13 +6930,11 @@
     </w:p>
     <w:p>
       <w:pPr>
-        <w:spacing w:after="0" w:line="240" w:lineRule="auto"/>
         <w:ind w:left="403" w:right="259"/>
       </w:pPr>
       <w:r>
         <w:rPr>
           <w:rFonts w:ascii="Consolas" w:hAnsi="Consolas"/>
-          <w:b w:val="0"/>
           <w:color w:val="000000"/>
           <w:sz w:val="17"/>
         </w:rPr>
@@ -7503,13 +6943,11 @@
     </w:p>
     <w:p>
       <w:pPr>
-        <w:spacing w:after="0" w:line="240" w:lineRule="auto"/>
         <w:ind w:left="403" w:right="259"/>
       </w:pPr>
       <w:r>
         <w:rPr>
           <w:rFonts w:ascii="Consolas" w:hAnsi="Consolas"/>
-          <w:b w:val="0"/>
           <w:color w:val="000000"/>
           <w:sz w:val="17"/>
         </w:rPr>
@@ -7535,6 +6973,7 @@
           <w:color w:val="000000"/>
           <w:sz w:val="30"/>
         </w:rPr>
+        <w:lastRenderedPageBreak/>
         <w:t>Website Verification Screenshots</w:t>
       </w:r>
     </w:p>
@@ -7545,7 +6984,6 @@
       <w:r>
         <w:rPr>
           <w:rFonts w:ascii="Arial" w:hAnsi="Arial"/>
-          <w:b w:val="0"/>
           <w:color w:val="000000"/>
           <w:sz w:val="21"/>
         </w:rPr>
@@ -7557,18 +6995,361 @@
         <w:jc w:val="center"/>
       </w:pPr>
       <w:r>
+        <w:rPr>
+          <w:noProof/>
+        </w:rPr>
         <w:drawing>
-          <wp:inline xmlns:a="http://schemas.openxmlformats.org/drawingml/2006/main" xmlns:pic="http://schemas.openxmlformats.org/drawingml/2006/picture">
+          <wp:inline distT="0" distB="0" distL="0" distR="0" wp14:anchorId="3D04CF8D" wp14:editId="7C9B3B52">
             <wp:extent cx="5760720" cy="4000500"/>
+            <wp:effectExtent l="0" t="0" r="0" b="0"/>
             <wp:docPr id="1" name="Picture 1"/>
             <wp:cNvGraphicFramePr>
-              <a:graphicFrameLocks noChangeAspect="1"/>
+              <a:graphicFrameLocks xmlns:a="http://schemas.openxmlformats.org/drawingml/2006/main" noChangeAspect="1"/>
             </wp:cNvGraphicFramePr>
-            <a:graphic>
+            <a:graphic xmlns:a="http://schemas.openxmlformats.org/drawingml/2006/main">
               <a:graphicData uri="http://schemas.openxmlformats.org/drawingml/2006/picture">
-                <pic:pic>
+                <pic:pic xmlns:pic="http://schemas.openxmlformats.org/drawingml/2006/picture">
                   <pic:nvPicPr>
                     <pic:cNvPr id="0" name="website-home.png"/>
+                    <pic:cNvPicPr/>
+                  </pic:nvPicPr>
+                  <pic:blipFill>
+                    <a:blip r:embed="rId7"/>
+                    <a:stretch>
+                      <a:fillRect/>
+                    </a:stretch>
+                  </pic:blipFill>
+                  <pic:spPr>
+                    <a:xfrm>
+                      <a:off x="0" y="0"/>
+                      <a:ext cx="5760720" cy="4000500"/>
+                    </a:xfrm>
+                    <a:prstGeom prst="rect">
+                      <a:avLst/>
+                    </a:prstGeom>
+                  </pic:spPr>
+                </pic:pic>
+              </a:graphicData>
+            </a:graphic>
+          </wp:inline>
+        </w:drawing>
+      </w:r>
+    </w:p>
+    <w:p>
+      <w:pPr>
+        <w:spacing w:before="80" w:after="200"/>
+        <w:jc w:val="center"/>
+      </w:pPr>
+      <w:r>
+        <w:rPr>
+          <w:rFonts w:ascii="Arial" w:hAnsi="Arial"/>
+          <w:i/>
+          <w:color w:val="000000"/>
+          <w:sz w:val="18"/>
+        </w:rPr>
+        <w:t>Figure 1  SimplePOS home page after database integration</w:t>
+      </w:r>
+    </w:p>
+    <w:p>
+      <w:r>
+        <w:br w:type="page"/>
+      </w:r>
+    </w:p>
+    <w:p>
+      <w:pPr>
+        <w:jc w:val="center"/>
+      </w:pPr>
+      <w:r>
+        <w:rPr>
+          <w:noProof/>
+        </w:rPr>
+        <w:lastRenderedPageBreak/>
+        <w:drawing>
+          <wp:inline distT="0" distB="0" distL="0" distR="0" wp14:anchorId="6A3FB697" wp14:editId="294CBE29">
+            <wp:extent cx="5760720" cy="4000500"/>
+            <wp:effectExtent l="0" t="0" r="0" b="0"/>
+            <wp:docPr id="2" name="Picture 2"/>
+            <wp:cNvGraphicFramePr>
+              <a:graphicFrameLocks xmlns:a="http://schemas.openxmlformats.org/drawingml/2006/main" noChangeAspect="1"/>
+            </wp:cNvGraphicFramePr>
+            <a:graphic xmlns:a="http://schemas.openxmlformats.org/drawingml/2006/main">
+              <a:graphicData uri="http://schemas.openxmlformats.org/drawingml/2006/picture">
+                <pic:pic xmlns:pic="http://schemas.openxmlformats.org/drawingml/2006/picture">
+                  <pic:nvPicPr>
+                    <pic:cNvPr id="0" name="website-customers.png"/>
+                    <pic:cNvPicPr/>
+                  </pic:nvPicPr>
+                  <pic:blipFill>
+                    <a:blip r:embed="rId8"/>
+                    <a:stretch>
+                      <a:fillRect/>
+                    </a:stretch>
+                  </pic:blipFill>
+                  <pic:spPr>
+                    <a:xfrm>
+                      <a:off x="0" y="0"/>
+                      <a:ext cx="5760720" cy="4000500"/>
+                    </a:xfrm>
+                    <a:prstGeom prst="rect">
+                      <a:avLst/>
+                    </a:prstGeom>
+                  </pic:spPr>
+                </pic:pic>
+              </a:graphicData>
+            </a:graphic>
+          </wp:inline>
+        </w:drawing>
+      </w:r>
+    </w:p>
+    <w:p>
+      <w:pPr>
+        <w:spacing w:before="80" w:after="200"/>
+        <w:jc w:val="center"/>
+      </w:pPr>
+      <w:r>
+        <w:rPr>
+          <w:rFonts w:ascii="Arial" w:hAnsi="Arial"/>
+          <w:i/>
+          <w:color w:val="000000"/>
+          <w:sz w:val="18"/>
+        </w:rPr>
+        <w:t>Figure 2  Customer Accounts view showing five MySQL records</w:t>
+      </w:r>
+    </w:p>
+    <w:p>
+      <w:r>
+        <w:br w:type="page"/>
+      </w:r>
+    </w:p>
+    <w:p>
+      <w:pPr>
+        <w:jc w:val="center"/>
+      </w:pPr>
+      <w:r>
+        <w:rPr>
+          <w:noProof/>
+        </w:rPr>
+        <w:lastRenderedPageBreak/>
+        <w:drawing>
+          <wp:inline distT="0" distB="0" distL="0" distR="0" wp14:anchorId="0027F5AD" wp14:editId="1808ABF7">
+            <wp:extent cx="5760720" cy="4000500"/>
+            <wp:effectExtent l="0" t="0" r="0" b="0"/>
+            <wp:docPr id="3" name="Picture 3"/>
+            <wp:cNvGraphicFramePr>
+              <a:graphicFrameLocks xmlns:a="http://schemas.openxmlformats.org/drawingml/2006/main" noChangeAspect="1"/>
+            </wp:cNvGraphicFramePr>
+            <a:graphic xmlns:a="http://schemas.openxmlformats.org/drawingml/2006/main">
+              <a:graphicData uri="http://schemas.openxmlformats.org/drawingml/2006/picture">
+                <pic:pic xmlns:pic="http://schemas.openxmlformats.org/drawingml/2006/picture">
+                  <pic:nvPicPr>
+                    <pic:cNvPr id="0" name="website-users.png"/>
+                    <pic:cNvPicPr/>
+                  </pic:nvPicPr>
+                  <pic:blipFill>
+                    <a:blip r:embed="rId9"/>
+                    <a:stretch>
+                      <a:fillRect/>
+                    </a:stretch>
+                  </pic:blipFill>
+                  <pic:spPr>
+                    <a:xfrm>
+                      <a:off x="0" y="0"/>
+                      <a:ext cx="5760720" cy="4000500"/>
+                    </a:xfrm>
+                    <a:prstGeom prst="rect">
+                      <a:avLst/>
+                    </a:prstGeom>
+                  </pic:spPr>
+                </pic:pic>
+              </a:graphicData>
+            </a:graphic>
+          </wp:inline>
+        </w:drawing>
+      </w:r>
+    </w:p>
+    <w:p>
+      <w:pPr>
+        <w:spacing w:before="80" w:after="200"/>
+        <w:jc w:val="center"/>
+      </w:pPr>
+      <w:r>
+        <w:rPr>
+          <w:rFonts w:ascii="Arial" w:hAnsi="Arial"/>
+          <w:i/>
+          <w:color w:val="000000"/>
+          <w:sz w:val="18"/>
+        </w:rPr>
+        <w:t>Figure 3  User Accounts view showing five MySQL records</w:t>
+      </w:r>
+    </w:p>
+    <w:p>
+      <w:pPr>
+        <w:spacing w:after="60"/>
+      </w:pPr>
+    </w:p>
+    <w:p>
+      <w:pPr>
+        <w:pStyle w:val="Heading1"/>
+        <w:keepNext/>
+        <w:spacing w:before="280" w:after="120"/>
+      </w:pPr>
+      <w:r>
+        <w:rPr>
+          <w:rFonts w:ascii="Arial" w:hAnsi="Arial"/>
+          <w:b/>
+          <w:color w:val="000000"/>
+          <w:sz w:val="30"/>
+        </w:rPr>
+        <w:t>Database Evidence</w:t>
+      </w:r>
+    </w:p>
+    <w:p>
+      <w:pPr>
+        <w:jc w:val="center"/>
+      </w:pPr>
+      <w:r>
+        <w:rPr>
+          <w:noProof/>
+        </w:rPr>
+        <w:drawing>
+          <wp:inline distT="0" distB="0" distL="0" distR="0" wp14:anchorId="1FB9EC77" wp14:editId="3AB148E2">
+            <wp:extent cx="5486400" cy="2599736"/>
+            <wp:effectExtent l="0" t="0" r="0" b="0"/>
+            <wp:docPr id="4" name="Picture 4"/>
+            <wp:cNvGraphicFramePr>
+              <a:graphicFrameLocks xmlns:a="http://schemas.openxmlformats.org/drawingml/2006/main" noChangeAspect="1"/>
+            </wp:cNvGraphicFramePr>
+            <a:graphic xmlns:a="http://schemas.openxmlformats.org/drawingml/2006/main">
+              <a:graphicData uri="http://schemas.openxmlformats.org/drawingml/2006/picture">
+                <pic:pic xmlns:pic="http://schemas.openxmlformats.org/drawingml/2006/picture">
+                  <pic:nvPicPr>
+                    <pic:cNvPr id="0" name="database-customer-structure.png"/>
+                    <pic:cNvPicPr/>
+                  </pic:nvPicPr>
+                  <pic:blipFill>
+                    <a:blip r:embed="rId10"/>
+                    <a:stretch>
+                      <a:fillRect/>
+                    </a:stretch>
+                  </pic:blipFill>
+                  <pic:spPr>
+                    <a:xfrm>
+                      <a:off x="0" y="0"/>
+                      <a:ext cx="5486400" cy="2599736"/>
+                    </a:xfrm>
+                    <a:prstGeom prst="rect">
+                      <a:avLst/>
+                    </a:prstGeom>
+                  </pic:spPr>
+                </pic:pic>
+              </a:graphicData>
+            </a:graphic>
+          </wp:inline>
+        </w:drawing>
+      </w:r>
+    </w:p>
+    <w:p>
+      <w:pPr>
+        <w:spacing w:before="80" w:after="200"/>
+        <w:jc w:val="center"/>
+      </w:pPr>
+      <w:r>
+        <w:rPr>
+          <w:rFonts w:ascii="Arial" w:hAnsi="Arial"/>
+          <w:i/>
+          <w:color w:val="000000"/>
+          <w:sz w:val="18"/>
+        </w:rPr>
+        <w:t>Figure 4  customer_accounts field types, primary key, auto increment, and unique email index</w:t>
+      </w:r>
+    </w:p>
+    <w:p>
+      <w:r>
+        <w:br w:type="page"/>
+      </w:r>
+    </w:p>
+    <w:p>
+      <w:pPr>
+        <w:jc w:val="center"/>
+      </w:pPr>
+      <w:r>
+        <w:rPr>
+          <w:noProof/>
+        </w:rPr>
+        <w:lastRenderedPageBreak/>
+        <w:drawing>
+          <wp:inline distT="0" distB="0" distL="0" distR="0" wp14:anchorId="3E45E63C" wp14:editId="1A9E675D">
+            <wp:extent cx="5486400" cy="2659106"/>
+            <wp:effectExtent l="0" t="0" r="0" b="0"/>
+            <wp:docPr id="5" name="Picture 5"/>
+            <wp:cNvGraphicFramePr>
+              <a:graphicFrameLocks xmlns:a="http://schemas.openxmlformats.org/drawingml/2006/main" noChangeAspect="1"/>
+            </wp:cNvGraphicFramePr>
+            <a:graphic xmlns:a="http://schemas.openxmlformats.org/drawingml/2006/main">
+              <a:graphicData uri="http://schemas.openxmlformats.org/drawingml/2006/picture">
+                <pic:pic xmlns:pic="http://schemas.openxmlformats.org/drawingml/2006/picture">
+                  <pic:nvPicPr>
+                    <pic:cNvPr id="0" name="database-customers.png"/>
+                    <pic:cNvPicPr/>
+                  </pic:nvPicPr>
+                  <pic:blipFill>
+                    <a:blip r:embed="rId11"/>
+                    <a:stretch>
+                      <a:fillRect/>
+                    </a:stretch>
+                  </pic:blipFill>
+                  <pic:spPr>
+                    <a:xfrm>
+                      <a:off x="0" y="0"/>
+                      <a:ext cx="5486400" cy="2659106"/>
+                    </a:xfrm>
+                    <a:prstGeom prst="rect">
+                      <a:avLst/>
+                    </a:prstGeom>
+                  </pic:spPr>
+                </pic:pic>
+              </a:graphicData>
+            </a:graphic>
+          </wp:inline>
+        </w:drawing>
+      </w:r>
+    </w:p>
+    <w:p>
+      <w:pPr>
+        <w:spacing w:before="80" w:after="200"/>
+        <w:jc w:val="center"/>
+      </w:pPr>
+      <w:r>
+        <w:rPr>
+          <w:rFonts w:ascii="Arial" w:hAnsi="Arial"/>
+          <w:i/>
+          <w:color w:val="000000"/>
+          <w:sz w:val="18"/>
+        </w:rPr>
+        <w:t>Figure 5  Five customer account records in phpMyAdmin</w:t>
+      </w:r>
+    </w:p>
+    <w:p>
+      <w:pPr>
+        <w:jc w:val="center"/>
+      </w:pPr>
+      <w:r>
+        <w:rPr>
+          <w:noProof/>
+        </w:rPr>
+        <w:drawing>
+          <wp:inline distT="0" distB="0" distL="0" distR="0" wp14:anchorId="49F00CE9" wp14:editId="192C3458">
+            <wp:extent cx="5486400" cy="2616725"/>
+            <wp:effectExtent l="0" t="0" r="0" b="0"/>
+            <wp:docPr id="6" name="Picture 6"/>
+            <wp:cNvGraphicFramePr>
+              <a:graphicFrameLocks xmlns:a="http://schemas.openxmlformats.org/drawingml/2006/main" noChangeAspect="1"/>
+            </wp:cNvGraphicFramePr>
+            <a:graphic xmlns:a="http://schemas.openxmlformats.org/drawingml/2006/main">
+              <a:graphicData uri="http://schemas.openxmlformats.org/drawingml/2006/picture">
+                <pic:pic xmlns:pic="http://schemas.openxmlformats.org/drawingml/2006/picture">
+                  <pic:nvPicPr>
+                    <pic:cNvPr id="0" name="database-users.png"/>
                     <pic:cNvPicPr/>
                   </pic:nvPicPr>
                   <pic:blipFill>
@@ -7580,9 +7361,11 @@
                   <pic:spPr>
                     <a:xfrm>
                       <a:off x="0" y="0"/>
-                      <a:ext cx="5760720" cy="4000500"/>
+                      <a:ext cx="5486400" cy="2616725"/>
                     </a:xfrm>
-                    <a:prstGeom prst="rect"/>
+                    <a:prstGeom prst="rect">
+                      <a:avLst/>
+                    </a:prstGeom>
                   </pic:spPr>
                 </pic:pic>
               </a:graphicData>
@@ -7599,1269 +7382,22 @@
       <w:r>
         <w:rPr>
           <w:rFonts w:ascii="Arial" w:hAnsi="Arial"/>
-          <w:b w:val="0"/>
           <w:i/>
           <w:color w:val="000000"/>
           <w:sz w:val="18"/>
         </w:rPr>
-        <w:t>Figure 1  SimplePOS home page after database integration</w:t>
-      </w:r>
-    </w:p>
-    <w:p>
-      <w:r>
-        <w:br w:type="page"/>
-      </w:r>
-    </w:p>
-    <w:p>
-      <w:pPr>
-        <w:jc w:val="center"/>
-      </w:pPr>
-      <w:r>
-        <w:drawing>
-          <wp:inline xmlns:a="http://schemas.openxmlformats.org/drawingml/2006/main" xmlns:pic="http://schemas.openxmlformats.org/drawingml/2006/picture">
-            <wp:extent cx="5760720" cy="4000500"/>
-            <wp:docPr id="2" name="Picture 2"/>
-            <wp:cNvGraphicFramePr>
-              <a:graphicFrameLocks noChangeAspect="1"/>
-            </wp:cNvGraphicFramePr>
-            <a:graphic>
-              <a:graphicData uri="http://schemas.openxmlformats.org/drawingml/2006/picture">
-                <pic:pic>
-                  <pic:nvPicPr>
-                    <pic:cNvPr id="0" name="website-customers.png"/>
-                    <pic:cNvPicPr/>
-                  </pic:nvPicPr>
-                  <pic:blipFill>
-                    <a:blip r:embed="rId13"/>
-                    <a:stretch>
-                      <a:fillRect/>
-                    </a:stretch>
-                  </pic:blipFill>
-                  <pic:spPr>
-                    <a:xfrm>
-                      <a:off x="0" y="0"/>
-                      <a:ext cx="5760720" cy="4000500"/>
-                    </a:xfrm>
-                    <a:prstGeom prst="rect"/>
-                  </pic:spPr>
-                </pic:pic>
-              </a:graphicData>
-            </a:graphic>
-          </wp:inline>
-        </w:drawing>
-      </w:r>
-    </w:p>
-    <w:p>
-      <w:pPr>
-        <w:spacing w:before="80" w:after="200"/>
-        <w:jc w:val="center"/>
-      </w:pPr>
-      <w:r>
-        <w:rPr>
-          <w:rFonts w:ascii="Arial" w:hAnsi="Arial"/>
-          <w:b w:val="0"/>
-          <w:i/>
-          <w:color w:val="000000"/>
-          <w:sz w:val="18"/>
-        </w:rPr>
-        <w:t>Figure 2  Customer Accounts view showing five MySQL records</w:t>
-      </w:r>
-    </w:p>
-    <w:p>
-      <w:r>
-        <w:br w:type="page"/>
-      </w:r>
-    </w:p>
-    <w:p>
-      <w:pPr>
-        <w:jc w:val="center"/>
-      </w:pPr>
-      <w:r>
-        <w:drawing>
-          <wp:inline xmlns:a="http://schemas.openxmlformats.org/drawingml/2006/main" xmlns:pic="http://schemas.openxmlformats.org/drawingml/2006/picture">
-            <wp:extent cx="5760720" cy="4000500"/>
-            <wp:docPr id="3" name="Picture 3"/>
-            <wp:cNvGraphicFramePr>
-              <a:graphicFrameLocks noChangeAspect="1"/>
-            </wp:cNvGraphicFramePr>
-            <a:graphic>
-              <a:graphicData uri="http://schemas.openxmlformats.org/drawingml/2006/picture">
-                <pic:pic>
-                  <pic:nvPicPr>
-                    <pic:cNvPr id="0" name="website-users.png"/>
-                    <pic:cNvPicPr/>
-                  </pic:nvPicPr>
-                  <pic:blipFill>
-                    <a:blip r:embed="rId14"/>
-                    <a:stretch>
-                      <a:fillRect/>
-                    </a:stretch>
-                  </pic:blipFill>
-                  <pic:spPr>
-                    <a:xfrm>
-                      <a:off x="0" y="0"/>
-                      <a:ext cx="5760720" cy="4000500"/>
-                    </a:xfrm>
-                    <a:prstGeom prst="rect"/>
-                  </pic:spPr>
-                </pic:pic>
-              </a:graphicData>
-            </a:graphic>
-          </wp:inline>
-        </w:drawing>
-      </w:r>
-    </w:p>
-    <w:p>
-      <w:pPr>
-        <w:spacing w:before="80" w:after="200"/>
-        <w:jc w:val="center"/>
-      </w:pPr>
-      <w:r>
-        <w:rPr>
-          <w:rFonts w:ascii="Arial" w:hAnsi="Arial"/>
-          <w:b w:val="0"/>
-          <w:i/>
-          <w:color w:val="000000"/>
-          <w:sz w:val="18"/>
-        </w:rPr>
-        <w:t>Figure 3  User Accounts view showing five MySQL records</w:t>
-      </w:r>
-    </w:p>
-    <w:p>
-      <w:pPr>
-        <w:pStyle w:val="Heading1"/>
-        <w:keepNext/>
-        <w:pageBreakBefore/>
-        <w:spacing w:before="280" w:after="120"/>
-      </w:pPr>
-      <w:r>
-        <w:rPr>
-          <w:rFonts w:ascii="Arial" w:hAnsi="Arial"/>
-          <w:b/>
-          <w:color w:val="000000"/>
-          <w:sz w:val="30"/>
-        </w:rPr>
-        <w:t>Verification Results</w:t>
-      </w:r>
-    </w:p>
-    <w:tbl>
-      <w:tblPr>
-        <w:tblW w:type="auto" w:w="0"/>
-        <w:jc w:val="center"/>
-        <w:tblLayout w:type="fixed"/>
-        <w:tblLook w:firstColumn="1" w:firstRow="1" w:lastColumn="0" w:lastRow="0" w:noHBand="0" w:noVBand="1" w:val="04A0"/>
-        <w:tblBorders>
-          <w:top w:val="single" w:sz="6" w:space="0" w:color="D9D9D9"/>
-          <w:left w:val="single" w:sz="6" w:space="0" w:color="D9D9D9"/>
-          <w:bottom w:val="single" w:sz="6" w:space="0" w:color="D9D9D9"/>
-          <w:right w:val="single" w:sz="6" w:space="0" w:color="D9D9D9"/>
-          <w:insideH w:val="single" w:sz="6" w:space="0" w:color="D9D9D9"/>
-          <w:insideV w:val="single" w:sz="6" w:space="0" w:color="D9D9D9"/>
-        </w:tblBorders>
-      </w:tblPr>
-      <w:tblGrid>
-        <w:gridCol w:w="4680"/>
-        <w:gridCol w:w="4680"/>
-      </w:tblGrid>
-      <w:tr>
-        <w:trPr>
-          <w:tblHeader w:val="true"/>
-        </w:trPr>
-        <w:tc>
-          <w:tcPr>
-            <w:tcW w:type="dxa" w:w="3960"/>
-            <w:shd w:fill="19324D"/>
-            <w:tcMar>
-              <w:top w:w="60" w:type="dxa"/>
-              <w:start w:w="110" w:type="dxa"/>
-              <w:bottom w:w="60" w:type="dxa"/>
-              <w:end w:w="110" w:type="dxa"/>
-            </w:tcMar>
-            <w:vAlign w:val="center"/>
-          </w:tcPr>
-          <w:p>
-            <w:pPr>
-              <w:spacing w:after="0"/>
-              <w:jc w:val="center"/>
-            </w:pPr>
-            <w:r>
-              <w:rPr>
-                <w:rFonts w:ascii="Arial" w:hAnsi="Arial"/>
-                <w:b/>
-                <w:color w:val="FFFFFF"/>
-                <w:sz w:val="18"/>
-              </w:rPr>
-              <w:t>Check</w:t>
-            </w:r>
-          </w:p>
-        </w:tc>
-        <w:tc>
-          <w:tcPr>
-            <w:tcW w:type="dxa" w:w="5616"/>
-            <w:shd w:fill="19324D"/>
-            <w:tcMar>
-              <w:top w:w="60" w:type="dxa"/>
-              <w:start w:w="110" w:type="dxa"/>
-              <w:bottom w:w="60" w:type="dxa"/>
-              <w:end w:w="110" w:type="dxa"/>
-            </w:tcMar>
-            <w:vAlign w:val="center"/>
-          </w:tcPr>
-          <w:p>
-            <w:pPr>
-              <w:spacing w:after="0"/>
-              <w:jc w:val="center"/>
-            </w:pPr>
-            <w:r>
-              <w:rPr>
-                <w:rFonts w:ascii="Arial" w:hAnsi="Arial"/>
-                <w:b/>
-                <w:color w:val="FFFFFF"/>
-                <w:sz w:val="18"/>
-              </w:rPr>
-              <w:t>Result</w:t>
-            </w:r>
-          </w:p>
-        </w:tc>
-      </w:tr>
-      <w:tr>
-        <w:tc>
-          <w:tcPr>
-            <w:tcW w:type="dxa" w:w="3960"/>
-            <w:tcMar>
-              <w:top w:w="60" w:type="dxa"/>
-              <w:start w:w="110" w:type="dxa"/>
-              <w:bottom w:w="60" w:type="dxa"/>
-              <w:end w:w="110" w:type="dxa"/>
-            </w:tcMar>
-            <w:vAlign w:val="center"/>
-          </w:tcPr>
-          <w:p>
-            <w:pPr>
-              <w:spacing w:after="0"/>
-              <w:jc w:val="center"/>
-            </w:pPr>
-            <w:r>
-              <w:rPr>
-                <w:rFonts w:ascii="Arial" w:hAnsi="Arial"/>
-                <w:b w:val="0"/>
-                <w:color w:val="000000"/>
-                <w:sz w:val="18"/>
-              </w:rPr>
-              <w:t>Customer page HTTP response</w:t>
-            </w:r>
-          </w:p>
-        </w:tc>
-        <w:tc>
-          <w:tcPr>
-            <w:tcW w:type="dxa" w:w="5616"/>
-            <w:tcMar>
-              <w:top w:w="60" w:type="dxa"/>
-              <w:start w:w="110" w:type="dxa"/>
-              <w:bottom w:w="60" w:type="dxa"/>
-              <w:end w:w="110" w:type="dxa"/>
-            </w:tcMar>
-            <w:vAlign w:val="center"/>
-          </w:tcPr>
-          <w:p>
-            <w:pPr>
-              <w:spacing w:after="0"/>
-              <w:jc w:val="left"/>
-            </w:pPr>
-            <w:r>
-              <w:rPr>
-                <w:rFonts w:ascii="Arial" w:hAnsi="Arial"/>
-                <w:b w:val="0"/>
-                <w:color w:val="000000"/>
-                <w:sz w:val="18"/>
-              </w:rPr>
-              <w:t>200 OK</w:t>
-            </w:r>
-          </w:p>
-        </w:tc>
-      </w:tr>
-      <w:tr>
-        <w:tc>
-          <w:tcPr>
-            <w:tcW w:type="dxa" w:w="3960"/>
-            <w:shd w:fill="F6F8FA"/>
-            <w:tcMar>
-              <w:top w:w="60" w:type="dxa"/>
-              <w:start w:w="110" w:type="dxa"/>
-              <w:bottom w:w="60" w:type="dxa"/>
-              <w:end w:w="110" w:type="dxa"/>
-            </w:tcMar>
-            <w:vAlign w:val="center"/>
-          </w:tcPr>
-          <w:p>
-            <w:pPr>
-              <w:spacing w:after="0"/>
-              <w:jc w:val="center"/>
-            </w:pPr>
-            <w:r>
-              <w:rPr>
-                <w:rFonts w:ascii="Arial" w:hAnsi="Arial"/>
-                <w:b w:val="0"/>
-                <w:color w:val="000000"/>
-                <w:sz w:val="18"/>
-              </w:rPr>
-              <w:t>Customer rows displayed</w:t>
-            </w:r>
-          </w:p>
-        </w:tc>
-        <w:tc>
-          <w:tcPr>
-            <w:tcW w:type="dxa" w:w="5616"/>
-            <w:shd w:fill="F6F8FA"/>
-            <w:tcMar>
-              <w:top w:w="60" w:type="dxa"/>
-              <w:start w:w="110" w:type="dxa"/>
-              <w:bottom w:w="60" w:type="dxa"/>
-              <w:end w:w="110" w:type="dxa"/>
-            </w:tcMar>
-            <w:vAlign w:val="center"/>
-          </w:tcPr>
-          <w:p>
-            <w:pPr>
-              <w:spacing w:after="0"/>
-              <w:jc w:val="left"/>
-            </w:pPr>
-            <w:r>
-              <w:rPr>
-                <w:rFonts w:ascii="Arial" w:hAnsi="Arial"/>
-                <w:b w:val="0"/>
-                <w:color w:val="000000"/>
-                <w:sz w:val="18"/>
-              </w:rPr>
-              <w:t>5</w:t>
-            </w:r>
-          </w:p>
-        </w:tc>
-      </w:tr>
-      <w:tr>
-        <w:tc>
-          <w:tcPr>
-            <w:tcW w:type="dxa" w:w="3960"/>
-            <w:tcMar>
-              <w:top w:w="60" w:type="dxa"/>
-              <w:start w:w="110" w:type="dxa"/>
-              <w:bottom w:w="60" w:type="dxa"/>
-              <w:end w:w="110" w:type="dxa"/>
-            </w:tcMar>
-            <w:vAlign w:val="center"/>
-          </w:tcPr>
-          <w:p>
-            <w:pPr>
-              <w:spacing w:after="0"/>
-              <w:jc w:val="center"/>
-            </w:pPr>
-            <w:r>
-              <w:rPr>
-                <w:rFonts w:ascii="Arial" w:hAnsi="Arial"/>
-                <w:b w:val="0"/>
-                <w:color w:val="000000"/>
-                <w:sz w:val="18"/>
-              </w:rPr>
-              <w:t>Known customer found</w:t>
-            </w:r>
-          </w:p>
-        </w:tc>
-        <w:tc>
-          <w:tcPr>
-            <w:tcW w:type="dxa" w:w="5616"/>
-            <w:tcMar>
-              <w:top w:w="60" w:type="dxa"/>
-              <w:start w:w="110" w:type="dxa"/>
-              <w:bottom w:w="60" w:type="dxa"/>
-              <w:end w:w="110" w:type="dxa"/>
-            </w:tcMar>
-            <w:vAlign w:val="center"/>
-          </w:tcPr>
-          <w:p>
-            <w:pPr>
-              <w:spacing w:after="0"/>
-              <w:jc w:val="left"/>
-            </w:pPr>
-            <w:r>
-              <w:rPr>
-                <w:rFonts w:ascii="Arial" w:hAnsi="Arial"/>
-                <w:b w:val="0"/>
-                <w:color w:val="000000"/>
-                <w:sz w:val="18"/>
-              </w:rPr>
-              <w:t>Juan Dela Cruz</w:t>
-            </w:r>
-          </w:p>
-        </w:tc>
-      </w:tr>
-      <w:tr>
-        <w:tc>
-          <w:tcPr>
-            <w:tcW w:type="dxa" w:w="3960"/>
-            <w:shd w:fill="F6F8FA"/>
-            <w:tcMar>
-              <w:top w:w="60" w:type="dxa"/>
-              <w:start w:w="110" w:type="dxa"/>
-              <w:bottom w:w="60" w:type="dxa"/>
-              <w:end w:w="110" w:type="dxa"/>
-            </w:tcMar>
-            <w:vAlign w:val="center"/>
-          </w:tcPr>
-          <w:p>
-            <w:pPr>
-              <w:spacing w:after="0"/>
-              <w:jc w:val="center"/>
-            </w:pPr>
-            <w:r>
-              <w:rPr>
-                <w:rFonts w:ascii="Arial" w:hAnsi="Arial"/>
-                <w:b w:val="0"/>
-                <w:color w:val="000000"/>
-                <w:sz w:val="18"/>
-              </w:rPr>
-              <w:t>User page HTTP response</w:t>
-            </w:r>
-          </w:p>
-        </w:tc>
-        <w:tc>
-          <w:tcPr>
-            <w:tcW w:type="dxa" w:w="5616"/>
-            <w:shd w:fill="F6F8FA"/>
-            <w:tcMar>
-              <w:top w:w="60" w:type="dxa"/>
-              <w:start w:w="110" w:type="dxa"/>
-              <w:bottom w:w="60" w:type="dxa"/>
-              <w:end w:w="110" w:type="dxa"/>
-            </w:tcMar>
-            <w:vAlign w:val="center"/>
-          </w:tcPr>
-          <w:p>
-            <w:pPr>
-              <w:spacing w:after="0"/>
-              <w:jc w:val="left"/>
-            </w:pPr>
-            <w:r>
-              <w:rPr>
-                <w:rFonts w:ascii="Arial" w:hAnsi="Arial"/>
-                <w:b w:val="0"/>
-                <w:color w:val="000000"/>
-                <w:sz w:val="18"/>
-              </w:rPr>
-              <w:t>200 OK</w:t>
-            </w:r>
-          </w:p>
-        </w:tc>
-      </w:tr>
-      <w:tr>
-        <w:tc>
-          <w:tcPr>
-            <w:tcW w:type="dxa" w:w="3960"/>
-            <w:tcMar>
-              <w:top w:w="60" w:type="dxa"/>
-              <w:start w:w="110" w:type="dxa"/>
-              <w:bottom w:w="60" w:type="dxa"/>
-              <w:end w:w="110" w:type="dxa"/>
-            </w:tcMar>
-            <w:vAlign w:val="center"/>
-          </w:tcPr>
-          <w:p>
-            <w:pPr>
-              <w:spacing w:after="0"/>
-              <w:jc w:val="center"/>
-            </w:pPr>
-            <w:r>
-              <w:rPr>
-                <w:rFonts w:ascii="Arial" w:hAnsi="Arial"/>
-                <w:b w:val="0"/>
-                <w:color w:val="000000"/>
-                <w:sz w:val="18"/>
-              </w:rPr>
-              <w:t>User rows displayed</w:t>
-            </w:r>
-          </w:p>
-        </w:tc>
-        <w:tc>
-          <w:tcPr>
-            <w:tcW w:type="dxa" w:w="5616"/>
-            <w:tcMar>
-              <w:top w:w="60" w:type="dxa"/>
-              <w:start w:w="110" w:type="dxa"/>
-              <w:bottom w:w="60" w:type="dxa"/>
-              <w:end w:w="110" w:type="dxa"/>
-            </w:tcMar>
-            <w:vAlign w:val="center"/>
-          </w:tcPr>
-          <w:p>
-            <w:pPr>
-              <w:spacing w:after="0"/>
-              <w:jc w:val="left"/>
-            </w:pPr>
-            <w:r>
-              <w:rPr>
-                <w:rFonts w:ascii="Arial" w:hAnsi="Arial"/>
-                <w:b w:val="0"/>
-                <w:color w:val="000000"/>
-                <w:sz w:val="18"/>
-              </w:rPr>
-              <w:t>5</w:t>
-            </w:r>
-          </w:p>
-        </w:tc>
-      </w:tr>
-      <w:tr>
-        <w:tc>
-          <w:tcPr>
-            <w:tcW w:type="dxa" w:w="3960"/>
-            <w:shd w:fill="F6F8FA"/>
-            <w:tcMar>
-              <w:top w:w="60" w:type="dxa"/>
-              <w:start w:w="110" w:type="dxa"/>
-              <w:bottom w:w="60" w:type="dxa"/>
-              <w:end w:w="110" w:type="dxa"/>
-            </w:tcMar>
-            <w:vAlign w:val="center"/>
-          </w:tcPr>
-          <w:p>
-            <w:pPr>
-              <w:spacing w:after="0"/>
-              <w:jc w:val="center"/>
-            </w:pPr>
-            <w:r>
-              <w:rPr>
-                <w:rFonts w:ascii="Arial" w:hAnsi="Arial"/>
-                <w:b w:val="0"/>
-                <w:color w:val="000000"/>
-                <w:sz w:val="18"/>
-              </w:rPr>
-              <w:t>Known username found</w:t>
-            </w:r>
-          </w:p>
-        </w:tc>
-        <w:tc>
-          <w:tcPr>
-            <w:tcW w:type="dxa" w:w="5616"/>
-            <w:shd w:fill="F6F8FA"/>
-            <w:tcMar>
-              <w:top w:w="60" w:type="dxa"/>
-              <w:start w:w="110" w:type="dxa"/>
-              <w:bottom w:w="60" w:type="dxa"/>
-              <w:end w:w="110" w:type="dxa"/>
-            </w:tcMar>
-            <w:vAlign w:val="center"/>
-          </w:tcPr>
-          <w:p>
-            <w:pPr>
-              <w:spacing w:after="0"/>
-              <w:jc w:val="left"/>
-            </w:pPr>
-            <w:r>
-              <w:rPr>
-                <w:rFonts w:ascii="Arial" w:hAnsi="Arial"/>
-                <w:b w:val="0"/>
-                <w:color w:val="000000"/>
-                <w:sz w:val="18"/>
-              </w:rPr>
-              <w:t>admin01</w:t>
-            </w:r>
-          </w:p>
-        </w:tc>
-      </w:tr>
-      <w:tr>
-        <w:tc>
-          <w:tcPr>
-            <w:tcW w:type="dxa" w:w="3960"/>
-            <w:tcMar>
-              <w:top w:w="60" w:type="dxa"/>
-              <w:start w:w="110" w:type="dxa"/>
-              <w:bottom w:w="60" w:type="dxa"/>
-              <w:end w:w="110" w:type="dxa"/>
-            </w:tcMar>
-            <w:vAlign w:val="center"/>
-          </w:tcPr>
-          <w:p>
-            <w:pPr>
-              <w:spacing w:after="0"/>
-              <w:jc w:val="center"/>
-            </w:pPr>
-            <w:r>
-              <w:rPr>
-                <w:rFonts w:ascii="Arial" w:hAnsi="Arial"/>
-                <w:b w:val="0"/>
-                <w:color w:val="000000"/>
-                <w:sz w:val="18"/>
-              </w:rPr>
-              <w:t>PHP syntax checks</w:t>
-            </w:r>
-          </w:p>
-        </w:tc>
-        <w:tc>
-          <w:tcPr>
-            <w:tcW w:type="dxa" w:w="5616"/>
-            <w:tcMar>
-              <w:top w:w="60" w:type="dxa"/>
-              <w:start w:w="110" w:type="dxa"/>
-              <w:bottom w:w="60" w:type="dxa"/>
-              <w:end w:w="110" w:type="dxa"/>
-            </w:tcMar>
-            <w:vAlign w:val="center"/>
-          </w:tcPr>
-          <w:p>
-            <w:pPr>
-              <w:spacing w:after="0"/>
-              <w:jc w:val="left"/>
-            </w:pPr>
-            <w:r>
-              <w:rPr>
-                <w:rFonts w:ascii="Arial" w:hAnsi="Arial"/>
-                <w:b w:val="0"/>
-                <w:color w:val="000000"/>
-                <w:sz w:val="18"/>
-              </w:rPr>
-              <w:t>Passed for both Models and controllers</w:t>
-            </w:r>
-          </w:p>
-        </w:tc>
-      </w:tr>
-    </w:tbl>
+        <w:t>Figure 6  Five user and staff account records in phpMyAdmin</w:t>
+      </w:r>
+    </w:p>
     <w:p>
       <w:pPr>
         <w:spacing w:after="60"/>
       </w:pPr>
     </w:p>
-    <w:p>
-      <w:pPr>
-        <w:pStyle w:val="Heading1"/>
-        <w:keepNext/>
-        <w:spacing w:before="280" w:after="120"/>
-      </w:pPr>
-      <w:r>
-        <w:rPr>
-          <w:rFonts w:ascii="Arial" w:hAnsi="Arial"/>
-          <w:b/>
-          <w:color w:val="000000"/>
-          <w:sz w:val="30"/>
-        </w:rPr>
-        <w:t>Database Evidence</w:t>
-      </w:r>
-    </w:p>
-    <w:p>
-      <w:pPr>
-        <w:jc w:val="center"/>
-      </w:pPr>
-      <w:r>
-        <w:drawing>
-          <wp:inline xmlns:a="http://schemas.openxmlformats.org/drawingml/2006/main" xmlns:pic="http://schemas.openxmlformats.org/drawingml/2006/picture">
-            <wp:extent cx="5486400" cy="2599736"/>
-            <wp:docPr id="4" name="Picture 4"/>
-            <wp:cNvGraphicFramePr>
-              <a:graphicFrameLocks noChangeAspect="1"/>
-            </wp:cNvGraphicFramePr>
-            <a:graphic>
-              <a:graphicData uri="http://schemas.openxmlformats.org/drawingml/2006/picture">
-                <pic:pic>
-                  <pic:nvPicPr>
-                    <pic:cNvPr id="0" name="database-customer-structure.png"/>
-                    <pic:cNvPicPr/>
-                  </pic:nvPicPr>
-                  <pic:blipFill>
-                    <a:blip r:embed="rId15"/>
-                    <a:stretch>
-                      <a:fillRect/>
-                    </a:stretch>
-                  </pic:blipFill>
-                  <pic:spPr>
-                    <a:xfrm>
-                      <a:off x="0" y="0"/>
-                      <a:ext cx="5486400" cy="2599736"/>
-                    </a:xfrm>
-                    <a:prstGeom prst="rect"/>
-                  </pic:spPr>
-                </pic:pic>
-              </a:graphicData>
-            </a:graphic>
-          </wp:inline>
-        </w:drawing>
-      </w:r>
-    </w:p>
-    <w:p>
-      <w:pPr>
-        <w:spacing w:before="80" w:after="200"/>
-        <w:jc w:val="center"/>
-      </w:pPr>
-      <w:r>
-        <w:rPr>
-          <w:rFonts w:ascii="Arial" w:hAnsi="Arial"/>
-          <w:b w:val="0"/>
-          <w:i/>
-          <w:color w:val="000000"/>
-          <w:sz w:val="18"/>
-        </w:rPr>
-        <w:t>Figure 4  customer_accounts field types, primary key, auto increment, and unique email index</w:t>
-      </w:r>
-    </w:p>
-    <w:p>
-      <w:r>
-        <w:br w:type="page"/>
-      </w:r>
-    </w:p>
-    <w:p>
-      <w:pPr>
-        <w:jc w:val="center"/>
-      </w:pPr>
-      <w:r>
-        <w:drawing>
-          <wp:inline xmlns:a="http://schemas.openxmlformats.org/drawingml/2006/main" xmlns:pic="http://schemas.openxmlformats.org/drawingml/2006/picture">
-            <wp:extent cx="5486400" cy="2659106"/>
-            <wp:docPr id="5" name="Picture 5"/>
-            <wp:cNvGraphicFramePr>
-              <a:graphicFrameLocks noChangeAspect="1"/>
-            </wp:cNvGraphicFramePr>
-            <a:graphic>
-              <a:graphicData uri="http://schemas.openxmlformats.org/drawingml/2006/picture">
-                <pic:pic>
-                  <pic:nvPicPr>
-                    <pic:cNvPr id="0" name="database-customers.png"/>
-                    <pic:cNvPicPr/>
-                  </pic:nvPicPr>
-                  <pic:blipFill>
-                    <a:blip r:embed="rId16"/>
-                    <a:stretch>
-                      <a:fillRect/>
-                    </a:stretch>
-                  </pic:blipFill>
-                  <pic:spPr>
-                    <a:xfrm>
-                      <a:off x="0" y="0"/>
-                      <a:ext cx="5486400" cy="2659106"/>
-                    </a:xfrm>
-                    <a:prstGeom prst="rect"/>
-                  </pic:spPr>
-                </pic:pic>
-              </a:graphicData>
-            </a:graphic>
-          </wp:inline>
-        </w:drawing>
-      </w:r>
-    </w:p>
-    <w:p>
-      <w:pPr>
-        <w:spacing w:before="80" w:after="200"/>
-        <w:jc w:val="center"/>
-      </w:pPr>
-      <w:r>
-        <w:rPr>
-          <w:rFonts w:ascii="Arial" w:hAnsi="Arial"/>
-          <w:b w:val="0"/>
-          <w:i/>
-          <w:color w:val="000000"/>
-          <w:sz w:val="18"/>
-        </w:rPr>
-        <w:t>Figure 5  Five customer account records in phpMyAdmin</w:t>
-      </w:r>
-    </w:p>
-    <w:p>
-      <w:pPr>
-        <w:jc w:val="center"/>
-      </w:pPr>
-      <w:r>
-        <w:drawing>
-          <wp:inline xmlns:a="http://schemas.openxmlformats.org/drawingml/2006/main" xmlns:pic="http://schemas.openxmlformats.org/drawingml/2006/picture">
-            <wp:extent cx="5486400" cy="2616725"/>
-            <wp:docPr id="6" name="Picture 6"/>
-            <wp:cNvGraphicFramePr>
-              <a:graphicFrameLocks noChangeAspect="1"/>
-            </wp:cNvGraphicFramePr>
-            <a:graphic>
-              <a:graphicData uri="http://schemas.openxmlformats.org/drawingml/2006/picture">
-                <pic:pic>
-                  <pic:nvPicPr>
-                    <pic:cNvPr id="0" name="database-users.png"/>
-                    <pic:cNvPicPr/>
-                  </pic:nvPicPr>
-                  <pic:blipFill>
-                    <a:blip r:embed="rId17"/>
-                    <a:stretch>
-                      <a:fillRect/>
-                    </a:stretch>
-                  </pic:blipFill>
-                  <pic:spPr>
-                    <a:xfrm>
-                      <a:off x="0" y="0"/>
-                      <a:ext cx="5486400" cy="2616725"/>
-                    </a:xfrm>
-                    <a:prstGeom prst="rect"/>
-                  </pic:spPr>
-                </pic:pic>
-              </a:graphicData>
-            </a:graphic>
-          </wp:inline>
-        </w:drawing>
-      </w:r>
-    </w:p>
-    <w:p>
-      <w:pPr>
-        <w:spacing w:before="80" w:after="200"/>
-        <w:jc w:val="center"/>
-      </w:pPr>
-      <w:r>
-        <w:rPr>
-          <w:rFonts w:ascii="Arial" w:hAnsi="Arial"/>
-          <w:b w:val="0"/>
-          <w:i/>
-          <w:color w:val="000000"/>
-          <w:sz w:val="18"/>
-        </w:rPr>
-        <w:t>Figure 6  Five user and staff account records in phpMyAdmin</w:t>
-      </w:r>
-    </w:p>
-    <w:p>
-      <w:pPr>
-        <w:pStyle w:val="Heading1"/>
-        <w:keepNext/>
-        <w:spacing w:before="280" w:after="120"/>
-      </w:pPr>
-      <w:r>
-        <w:rPr>
-          <w:rFonts w:ascii="Arial" w:hAnsi="Arial"/>
-          <w:b/>
-          <w:color w:val="000000"/>
-          <w:sz w:val="30"/>
-        </w:rPr>
-        <w:t>Final Submission Checklist</w:t>
-      </w:r>
-    </w:p>
-    <w:tbl>
-      <w:tblPr>
-        <w:tblW w:type="auto" w:w="0"/>
-        <w:jc w:val="center"/>
-        <w:tblLayout w:type="fixed"/>
-        <w:tblLook w:firstColumn="1" w:firstRow="1" w:lastColumn="0" w:lastRow="0" w:noHBand="0" w:noVBand="1" w:val="04A0"/>
-        <w:tblBorders>
-          <w:top w:val="single" w:sz="6" w:space="0" w:color="D9D9D9"/>
-          <w:left w:val="single" w:sz="6" w:space="0" w:color="D9D9D9"/>
-          <w:bottom w:val="single" w:sz="6" w:space="0" w:color="D9D9D9"/>
-          <w:right w:val="single" w:sz="6" w:space="0" w:color="D9D9D9"/>
-          <w:insideH w:val="single" w:sz="6" w:space="0" w:color="D9D9D9"/>
-          <w:insideV w:val="single" w:sz="6" w:space="0" w:color="D9D9D9"/>
-        </w:tblBorders>
-      </w:tblPr>
-      <w:tblGrid>
-        <w:gridCol w:w="4680"/>
-        <w:gridCol w:w="4680"/>
-      </w:tblGrid>
-      <w:tr>
-        <w:trPr>
-          <w:tblHeader w:val="true"/>
-        </w:trPr>
-        <w:tc>
-          <w:tcPr>
-            <w:tcW w:type="dxa" w:w="4464"/>
-            <w:shd w:fill="19324D"/>
-            <w:tcMar>
-              <w:top w:w="60" w:type="dxa"/>
-              <w:start w:w="110" w:type="dxa"/>
-              <w:bottom w:w="60" w:type="dxa"/>
-              <w:end w:w="110" w:type="dxa"/>
-            </w:tcMar>
-            <w:vAlign w:val="center"/>
-          </w:tcPr>
-          <w:p>
-            <w:pPr>
-              <w:spacing w:after="0"/>
-              <w:jc w:val="center"/>
-            </w:pPr>
-            <w:r>
-              <w:rPr>
-                <w:rFonts w:ascii="Arial" w:hAnsi="Arial"/>
-                <w:b/>
-                <w:color w:val="FFFFFF"/>
-                <w:sz w:val="17"/>
-              </w:rPr>
-              <w:t>Submission Item</w:t>
-            </w:r>
-          </w:p>
-        </w:tc>
-        <w:tc>
-          <w:tcPr>
-            <w:tcW w:type="dxa" w:w="5112"/>
-            <w:shd w:fill="19324D"/>
-            <w:tcMar>
-              <w:top w:w="60" w:type="dxa"/>
-              <w:start w:w="110" w:type="dxa"/>
-              <w:bottom w:w="60" w:type="dxa"/>
-              <w:end w:w="110" w:type="dxa"/>
-            </w:tcMar>
-            <w:vAlign w:val="center"/>
-          </w:tcPr>
-          <w:p>
-            <w:pPr>
-              <w:spacing w:after="0"/>
-              <w:jc w:val="center"/>
-            </w:pPr>
-            <w:r>
-              <w:rPr>
-                <w:rFonts w:ascii="Arial" w:hAnsi="Arial"/>
-                <w:b/>
-                <w:color w:val="FFFFFF"/>
-                <w:sz w:val="17"/>
-              </w:rPr>
-              <w:t>Status</w:t>
-            </w:r>
-          </w:p>
-        </w:tc>
-      </w:tr>
-      <w:tr>
-        <w:tc>
-          <w:tcPr>
-            <w:tcW w:type="dxa" w:w="4464"/>
-            <w:tcMar>
-              <w:top w:w="60" w:type="dxa"/>
-              <w:start w:w="110" w:type="dxa"/>
-              <w:bottom w:w="60" w:type="dxa"/>
-              <w:end w:w="110" w:type="dxa"/>
-            </w:tcMar>
-            <w:vAlign w:val="center"/>
-          </w:tcPr>
-          <w:p>
-            <w:pPr>
-              <w:spacing w:after="0"/>
-              <w:jc w:val="center"/>
-            </w:pPr>
-            <w:r>
-              <w:rPr>
-                <w:rFonts w:ascii="Arial" w:hAnsi="Arial"/>
-                <w:b w:val="0"/>
-                <w:color w:val="000000"/>
-                <w:sz w:val="17"/>
-              </w:rPr>
-              <w:t>CodeIgniter project files</w:t>
-            </w:r>
-          </w:p>
-        </w:tc>
-        <w:tc>
-          <w:tcPr>
-            <w:tcW w:type="dxa" w:w="5112"/>
-            <w:tcMar>
-              <w:top w:w="60" w:type="dxa"/>
-              <w:start w:w="110" w:type="dxa"/>
-              <w:bottom w:w="60" w:type="dxa"/>
-              <w:end w:w="110" w:type="dxa"/>
-            </w:tcMar>
-            <w:vAlign w:val="center"/>
-          </w:tcPr>
-          <w:p>
-            <w:pPr>
-              <w:spacing w:after="0"/>
-              <w:jc w:val="left"/>
-            </w:pPr>
-            <w:r>
-              <w:rPr>
-                <w:rFonts w:ascii="Arial" w:hAnsi="Arial"/>
-                <w:b w:val="0"/>
-                <w:color w:val="000000"/>
-                <w:sz w:val="17"/>
-              </w:rPr>
-              <w:t>Completed in the TA1 project folder</w:t>
-            </w:r>
-          </w:p>
-        </w:tc>
-      </w:tr>
-      <w:tr>
-        <w:tc>
-          <w:tcPr>
-            <w:tcW w:type="dxa" w:w="4464"/>
-            <w:shd w:fill="F6F8FA"/>
-            <w:tcMar>
-              <w:top w:w="60" w:type="dxa"/>
-              <w:start w:w="110" w:type="dxa"/>
-              <w:bottom w:w="60" w:type="dxa"/>
-              <w:end w:w="110" w:type="dxa"/>
-            </w:tcMar>
-            <w:vAlign w:val="center"/>
-          </w:tcPr>
-          <w:p>
-            <w:pPr>
-              <w:spacing w:after="0"/>
-              <w:jc w:val="center"/>
-            </w:pPr>
-            <w:r>
-              <w:rPr>
-                <w:rFonts w:ascii="Arial" w:hAnsi="Arial"/>
-                <w:b w:val="0"/>
-                <w:color w:val="000000"/>
-                <w:sz w:val="17"/>
-              </w:rPr>
-              <w:t>Database export</w:t>
-            </w:r>
-          </w:p>
-        </w:tc>
-        <w:tc>
-          <w:tcPr>
-            <w:tcW w:type="dxa" w:w="5112"/>
-            <w:shd w:fill="F6F8FA"/>
-            <w:tcMar>
-              <w:top w:w="60" w:type="dxa"/>
-              <w:start w:w="110" w:type="dxa"/>
-              <w:bottom w:w="60" w:type="dxa"/>
-              <w:end w:w="110" w:type="dxa"/>
-            </w:tcMar>
-            <w:vAlign w:val="center"/>
-          </w:tcPr>
-          <w:p>
-            <w:pPr>
-              <w:spacing w:after="0"/>
-              <w:jc w:val="left"/>
-            </w:pPr>
-            <w:r>
-              <w:rPr>
-                <w:rFonts w:ascii="Arial" w:hAnsi="Arial"/>
-                <w:b w:val="0"/>
-                <w:color w:val="000000"/>
-                <w:sz w:val="17"/>
-              </w:rPr>
-              <w:t>Completed as database/pos_database.sql</w:t>
-            </w:r>
-          </w:p>
-        </w:tc>
-      </w:tr>
-      <w:tr>
-        <w:tc>
-          <w:tcPr>
-            <w:tcW w:type="dxa" w:w="4464"/>
-            <w:tcMar>
-              <w:top w:w="60" w:type="dxa"/>
-              <w:start w:w="110" w:type="dxa"/>
-              <w:bottom w:w="60" w:type="dxa"/>
-              <w:end w:w="110" w:type="dxa"/>
-            </w:tcMar>
-            <w:vAlign w:val="center"/>
-          </w:tcPr>
-          <w:p>
-            <w:pPr>
-              <w:spacing w:after="0"/>
-              <w:jc w:val="center"/>
-            </w:pPr>
-            <w:r>
-              <w:rPr>
-                <w:rFonts w:ascii="Arial" w:hAnsi="Arial"/>
-                <w:b w:val="0"/>
-                <w:color w:val="000000"/>
-                <w:sz w:val="17"/>
-              </w:rPr>
-              <w:t>Database-backed customer page</w:t>
-            </w:r>
-          </w:p>
-        </w:tc>
-        <w:tc>
-          <w:tcPr>
-            <w:tcW w:type="dxa" w:w="5112"/>
-            <w:tcMar>
-              <w:top w:w="60" w:type="dxa"/>
-              <w:start w:w="110" w:type="dxa"/>
-              <w:bottom w:w="60" w:type="dxa"/>
-              <w:end w:w="110" w:type="dxa"/>
-            </w:tcMar>
-            <w:vAlign w:val="center"/>
-          </w:tcPr>
-          <w:p>
-            <w:pPr>
-              <w:spacing w:after="0"/>
-              <w:jc w:val="left"/>
-            </w:pPr>
-            <w:r>
-              <w:rPr>
-                <w:rFonts w:ascii="Arial" w:hAnsi="Arial"/>
-                <w:b w:val="0"/>
-                <w:color w:val="000000"/>
-                <w:sz w:val="17"/>
-              </w:rPr>
-              <w:t>Completed and verified</w:t>
-            </w:r>
-          </w:p>
-        </w:tc>
-      </w:tr>
-      <w:tr>
-        <w:tc>
-          <w:tcPr>
-            <w:tcW w:type="dxa" w:w="4464"/>
-            <w:shd w:fill="F6F8FA"/>
-            <w:tcMar>
-              <w:top w:w="60" w:type="dxa"/>
-              <w:start w:w="110" w:type="dxa"/>
-              <w:bottom w:w="60" w:type="dxa"/>
-              <w:end w:w="110" w:type="dxa"/>
-            </w:tcMar>
-            <w:vAlign w:val="center"/>
-          </w:tcPr>
-          <w:p>
-            <w:pPr>
-              <w:spacing w:after="0"/>
-              <w:jc w:val="center"/>
-            </w:pPr>
-            <w:r>
-              <w:rPr>
-                <w:rFonts w:ascii="Arial" w:hAnsi="Arial"/>
-                <w:b w:val="0"/>
-                <w:color w:val="000000"/>
-                <w:sz w:val="17"/>
-              </w:rPr>
-              <w:t>Database-backed user page</w:t>
-            </w:r>
-          </w:p>
-        </w:tc>
-        <w:tc>
-          <w:tcPr>
-            <w:tcW w:type="dxa" w:w="5112"/>
-            <w:shd w:fill="F6F8FA"/>
-            <w:tcMar>
-              <w:top w:w="60" w:type="dxa"/>
-              <w:start w:w="110" w:type="dxa"/>
-              <w:bottom w:w="60" w:type="dxa"/>
-              <w:end w:w="110" w:type="dxa"/>
-            </w:tcMar>
-            <w:vAlign w:val="center"/>
-          </w:tcPr>
-          <w:p>
-            <w:pPr>
-              <w:spacing w:after="0"/>
-              <w:jc w:val="left"/>
-            </w:pPr>
-            <w:r>
-              <w:rPr>
-                <w:rFonts w:ascii="Arial" w:hAnsi="Arial"/>
-                <w:b w:val="0"/>
-                <w:color w:val="000000"/>
-                <w:sz w:val="17"/>
-              </w:rPr>
-              <w:t>Completed and verified</w:t>
-            </w:r>
-          </w:p>
-        </w:tc>
-      </w:tr>
-      <w:tr>
-        <w:tc>
-          <w:tcPr>
-            <w:tcW w:type="dxa" w:w="4464"/>
-            <w:tcMar>
-              <w:top w:w="60" w:type="dxa"/>
-              <w:start w:w="110" w:type="dxa"/>
-              <w:bottom w:w="60" w:type="dxa"/>
-              <w:end w:w="110" w:type="dxa"/>
-            </w:tcMar>
-            <w:vAlign w:val="center"/>
-          </w:tcPr>
-          <w:p>
-            <w:pPr>
-              <w:spacing w:after="0"/>
-              <w:jc w:val="center"/>
-            </w:pPr>
-            <w:r>
-              <w:rPr>
-                <w:rFonts w:ascii="Arial" w:hAnsi="Arial"/>
-                <w:b w:val="0"/>
-                <w:color w:val="000000"/>
-                <w:sz w:val="17"/>
-              </w:rPr>
-              <w:t>GitHub repository link</w:t>
-            </w:r>
-          </w:p>
-        </w:tc>
-        <w:tc>
-          <w:tcPr>
-            <w:tcW w:type="dxa" w:w="5112"/>
-            <w:tcMar>
-              <w:top w:w="60" w:type="dxa"/>
-              <w:start w:w="110" w:type="dxa"/>
-              <w:bottom w:w="60" w:type="dxa"/>
-              <w:end w:w="110" w:type="dxa"/>
-            </w:tcMar>
-            <w:vAlign w:val="center"/>
-          </w:tcPr>
-          <w:p>
-            <w:pPr>
-              <w:spacing w:after="0"/>
-              <w:jc w:val="left"/>
-            </w:pPr>
-            <w:r>
-              <w:rPr>
-                <w:rFonts w:ascii="Arial" w:hAnsi="Arial"/>
-                <w:b w:val="0"/>
-                <w:color w:val="000000"/>
-                <w:sz w:val="17"/>
-              </w:rPr>
-              <w:t>https://github.com/Angelowww11/TA1_CodeIgniter</w:t>
-            </w:r>
-          </w:p>
-        </w:tc>
-      </w:tr>
-      <w:tr>
-        <w:tc>
-          <w:tcPr>
-            <w:tcW w:type="dxa" w:w="4464"/>
-            <w:shd w:fill="F6F8FA"/>
-            <w:tcMar>
-              <w:top w:w="60" w:type="dxa"/>
-              <w:start w:w="110" w:type="dxa"/>
-              <w:bottom w:w="60" w:type="dxa"/>
-              <w:end w:w="110" w:type="dxa"/>
-            </w:tcMar>
-            <w:vAlign w:val="center"/>
-          </w:tcPr>
-          <w:p>
-            <w:pPr>
-              <w:spacing w:after="0"/>
-              <w:jc w:val="center"/>
-            </w:pPr>
-            <w:r>
-              <w:rPr>
-                <w:rFonts w:ascii="Arial" w:hAnsi="Arial"/>
-                <w:b w:val="0"/>
-                <w:color w:val="000000"/>
-                <w:sz w:val="17"/>
-              </w:rPr>
-              <w:t>Hosted application link</w:t>
-            </w:r>
-          </w:p>
-        </w:tc>
-        <w:tc>
-          <w:tcPr>
-            <w:tcW w:type="dxa" w:w="5112"/>
-            <w:shd w:fill="F6F8FA"/>
-            <w:tcMar>
-              <w:top w:w="60" w:type="dxa"/>
-              <w:start w:w="110" w:type="dxa"/>
-              <w:bottom w:w="60" w:type="dxa"/>
-              <w:end w:w="110" w:type="dxa"/>
-            </w:tcMar>
-            <w:vAlign w:val="center"/>
-          </w:tcPr>
-          <w:p>
-            <w:pPr>
-              <w:spacing w:after="0"/>
-              <w:jc w:val="left"/>
-            </w:pPr>
-            <w:r>
-              <w:rPr>
-                <w:rFonts w:ascii="Arial" w:hAnsi="Arial"/>
-                <w:b w:val="0"/>
-                <w:color w:val="000000"/>
-                <w:sz w:val="17"/>
-              </w:rPr>
-              <w:t>Pending public-host account setup</w:t>
-            </w:r>
-          </w:p>
-        </w:tc>
-      </w:tr>
-    </w:tbl>
-    <w:p>
-      <w:pPr>
-        <w:spacing w:after="60"/>
-      </w:pPr>
-    </w:p>
     <w:sectPr>
-      <w:headerReference w:type="default" r:id="rId7"/>
-      <w:footerReference w:type="default" r:id="rId8"/>
-      <w:headerReference w:type="first" r:id="rId9"/>
+      <w:headerReference w:type="default" r:id="rId13"/>
+      <w:footerReference w:type="default" r:id="rId14"/>
+      <w:headerReference w:type="first" r:id="rId15"/>
       <w:pgSz w:w="12240" w:h="15840"/>
       <w:pgMar w:top="1440" w:right="1440" w:bottom="1440" w:left="1440" w:header="288" w:footer="504" w:gutter="0"/>
       <w:cols w:space="720"/>
@@ -9028,7 +7564,7 @@
         <wp:inline distT="0" distB="0" distL="0" distR="0" wp14:anchorId="74E6F815" wp14:editId="5BC83849">
           <wp:extent cx="5943600" cy="767750"/>
           <wp:effectExtent l="0" t="0" r="0" b="0"/>
-          <wp:docPr id="1" name="Picture 1"/>
+          <wp:docPr id="695848984" name="Picture 695848984"/>
           <wp:cNvGraphicFramePr>
             <a:graphicFrameLocks xmlns:a="http://schemas.openxmlformats.org/drawingml/2006/main" noChangeAspect="1"/>
           </wp:cNvGraphicFramePr>
